--- a/Do an cuoi ki/KICH_BAN_THUYET_TRINH.docx
+++ b/Do an cuoi ki/KICH_BAN_THUYET_TRINH.docx
@@ -1,6 +1,4834 @@
 
-<file path=word/document.xml><?xml version="1.0" encoding="UTF-8" standalone="yes"?><w:document mc:Ignorable="w14 w15 wp14" xmlns:wpc="http://schemas.microsoft.com/office/word/2010/wordprocessingCanvas" xmlns:mc="http://schemas.openxmlformats.org/markup-compatibility/2006" xmlns:o="urn:schemas-microsoft-com:office:office" xmlns:r="http://schemas.openxmlformats.org/officeDocument/2006/relationships" xmlns:m="http://schemas.openxmlformats.org/officeDocument/2006/math" xmlns:v="urn:schemas-microsoft-com:vml" xmlns:wp14="http://schemas.microsoft.com/office/word/2010/wordprocessingDrawing" xmlns:wp="http://schemas.openxmlformats.org/drawingml/2006/wordprocessingDrawing" xmlns:w10="urn:schemas-microsoft-com:office:word" xmlns:w="http://schemas.openxmlformats.org/wordprocessingml/2006/main" xmlns:w14="http://schemas.microsoft.com/office/word/2010/wordml" xmlns:w15="http://schemas.microsoft.com/office/word/2012/wordml" xmlns:wpg="http://schemas.microsoft.com/office/word/2010/wordprocessingGroup" xmlns:wpi="http://schemas.microsoft.com/office/word/2010/wordprocessingInk" xmlns:wne="http://schemas.microsoft.com/office/word/2006/wordml" xmlns:wps="http://schemas.microsoft.com/office/word/2010/wordprocessingShape" xmlns:cx="http://schemas.microsoft.com/office/drawing/2014/chartex" xmlns:cx1="http://schemas.microsoft.com/office/drawing/2015/9/8/chartex" xmlns:cx2="http://schemas.microsoft.com/office/drawing/2015/10/21/chartex" xmlns:cx3="http://schemas.microsoft.com/office/drawing/2016/5/9/chartex" xmlns:cx4="http://schemas.microsoft.com/office/drawing/2016/5/10/chartex" xmlns:cx5="http://schemas.microsoft.com/office/drawing/2016/5/11/chartex" xmlns:cx6="http://schemas.microsoft.com/office/drawing/2016/5/12/chartex" xmlns:cx7="http://schemas.microsoft.com/office/drawing/2016/5/13/chartex" xmlns:cx8="http://schemas.microsoft.com/office/drawing/2016/5/14/chartex" xmlns:aink="http://schemas.microsoft.com/office/drawing/2016/ink" xmlns:am3d="http://schemas.microsoft.com/office/drawing/2017/model3d" xmlns:w16cex="http://schemas.microsoft.com/office/word/2018/wordml/cex" xmlns:w16cid="http://schemas.microsoft.com/office/word/2016/wordml/cid" xmlns:w16="http://schemas.microsoft.com/office/word/2018/wordml" xmlns:w16sdtdh="http://schemas.microsoft.com/office/word/2020/wordml/sdtdatahash" xmlns:w16se="http://schemas.microsoft.com/office/word/2015/wordml/symex"><w:body><w:p><w:pPr><w:pStyle w:val="Heading1"/><w:spacing w:after="120" w:before="240"/></w:pPr><w:r><w:rPr><w:rFonts w:ascii="Times New Roman" w:cs="Times New Roman" w:eastAsia="Times New Roman" w:hAnsi="Times New Roman"/><w:b/><w:bCs/><w:i w:val="false"/><w:iCs w:val="false"/><w:color w:val="1F3864"/><w:sz w:val="32"/><w:szCs w:val="32"/></w:rPr><w:t xml:space="preserve">KỊCH BẢN THUYẾT TRÌNH — VỪA CHẠY VỪA NÓI</w:t></w:r></w:p><w:p><w:pPr><w:spacing w:after="60"/></w:pPr><w:r><w:t xml:space="preserve"></w:t></w:r></w:p><w:p><w:pPr><w:pBdr><w:left w:val="single" w:color="F0A500" w:sz="12" w:space="8"/></w:pBdr><w:spacing w:after="100" w:line="300"/><w:ind w:left="360"/><w:jc w:val="both"/></w:pPr><w:r><w:rPr><w:rFonts w:ascii="Times New Roman" w:cs="Times New Roman" w:eastAsia="Times New Roman" w:hAnsi="Times New Roman"/><w:b w:val="false"/><w:bCs w:val="false"/><w:i/><w:iCs/><w:sz w:val="24"/><w:szCs w:val="24"/></w:rPr><w:t xml:space="preserve">Đồ án Cơ sở dữ liệu phân tán · Đề tài 2 — Quản lý kho vật tư đa chi nhánh · Nhóm 2</w:t></w:r></w:p><w:p><w:pPr><w:pBdr><w:left w:val="single" w:color="F0A500" w:sz="12" w:space="8"/></w:pBdr><w:spacing w:after="100" w:line="300"/><w:ind w:left="360"/><w:jc w:val="both"/></w:pPr><w:r><w:rPr><w:rFonts w:ascii="Times New Roman" w:cs="Times New Roman" w:eastAsia="Times New Roman" w:hAnsi="Times New Roman"/><w:b w:val="false"/><w:bCs w:val="false"/><w:i/><w:iCs/><w:sz w:val="24"/><w:szCs w:val="24"/></w:rPr><w:t xml:space="preserve">Cầm tờ này khi demo. Mỗi mục có </w:t></w:r><w:r><w:rPr><w:rFonts w:ascii="Times New Roman" w:cs="Times New Roman" w:eastAsia="Times New Roman" w:hAnsi="Times New Roman"/><w:b/><w:bCs/><w:i/><w:iCs/><w:sz w:val="24"/><w:szCs w:val="24"/></w:rPr><w:t xml:space="preserve">lệnh chạy</w:t></w:r><w:r><w:rPr><w:rFonts w:ascii="Times New Roman" w:cs="Times New Roman" w:eastAsia="Times New Roman" w:hAnsi="Times New Roman"/><w:b w:val="false"/><w:bCs w:val="false"/><w:i/><w:iCs/><w:sz w:val="24"/><w:szCs w:val="24"/></w:rPr><w:t xml:space="preserve"> và </w:t></w:r><w:r><w:rPr><w:rFonts w:ascii="Times New Roman" w:cs="Times New Roman" w:eastAsia="Times New Roman" w:hAnsi="Times New Roman"/><w:b/><w:bCs/><w:i/><w:iCs/><w:sz w:val="24"/><w:szCs w:val="24"/></w:rPr><w:t xml:space="preserve">lời nói</w:t></w:r><w:r><w:rPr><w:rFonts w:ascii="Times New Roman" w:cs="Times New Roman" w:eastAsia="Times New Roman" w:hAnsi="Times New Roman"/><w:b w:val="false"/><w:bCs w:val="false"/><w:i/><w:iCs/><w:sz w:val="24"/><w:szCs w:val="24"/></w:rPr><w:t xml:space="preserve"> đi kèm. Chỗ in nghiêng là câu nói, cứ đọc gần đúng ý là được, không cần thuộc lòng.</w:t></w:r></w:p><w:p><w:pPr><w:spacing w:after="100"/></w:pPr><w:r><w:t xml:space="preserve"></w:t></w:r></w:p><w:p><w:pPr><w:spacing w:after="60"/></w:pPr><w:r><w:t xml:space="preserve"></w:t></w:r></w:p><w:p><w:pPr><w:pBdr><w:bottom w:val="single" w:color="BBBBBB" w:sz="6"/></w:pBdr><w:spacing w:after="120" w:before="120"/></w:pPr><w:r><w:t xml:space="preserve"></w:t></w:r></w:p><w:p><w:pPr><w:spacing w:after="60"/></w:pPr><w:r><w:t xml:space="preserve"></w:t></w:r></w:p><w:p><w:pPr><w:pStyle w:val="Heading2"/><w:spacing w:after="120" w:before="220"/></w:pPr><w:r><w:rPr><w:rFonts w:ascii="Times New Roman" w:cs="Times New Roman" w:eastAsia="Times New Roman" w:hAnsi="Times New Roman"/><w:b/><w:bCs/><w:i w:val="false"/><w:iCs w:val="false"/><w:color w:val="1F3864"/><w:sz w:val="28"/><w:szCs w:val="28"/></w:rPr><w:t xml:space="preserve">CHUẨN BỊ — làm trước khi thầy tới bàn</w:t></w:r></w:p><w:p><w:pPr><w:spacing w:after="60"/></w:pPr><w:r><w:t xml:space="preserve"></w:t></w:r></w:p><w:p><w:pPr><w:spacing w:after="80" w:line="300"/><w:jc w:val="both"/></w:pPr><w:r><w:rPr><w:rFonts w:ascii="Times New Roman" w:cs="Times New Roman" w:eastAsia="Times New Roman" w:hAnsi="Times New Roman"/><w:b w:val="false"/><w:bCs w:val="false"/><w:i w:val="false"/><w:iCs w:val="false"/><w:sz w:val="24"/><w:szCs w:val="24"/></w:rPr><w:t xml:space="preserve">Ba việc này làm xong rồi mới gọi thầy. Đừng vừa làm vừa nói.</w:t></w:r></w:p><w:p><w:pPr><w:spacing w:after="60"/></w:pPr><w:r><w:t xml:space="preserve"></w:t></w:r></w:p><w:p><w:pPr><w:spacing w:after="50" w:line="300"/><w:ind w:left="504" w:hanging="360"/></w:pPr><w:r><w:rPr><w:rFonts w:ascii="Times New Roman" w:cs="Times New Roman" w:eastAsia="Times New Roman" w:hAnsi="Times New Roman"/><w:b/><w:bCs/><w:sz w:val="24"/><w:szCs w:val="24"/></w:rPr><w:t xml:space="preserve">1. </w:t></w:r><w:r><w:rPr><w:rFonts w:ascii="Times New Roman" w:cs="Times New Roman" w:eastAsia="Times New Roman" w:hAnsi="Times New Roman"/><w:b w:val="false"/><w:bCs w:val="false"/><w:i w:val="false"/><w:iCs w:val="false"/><w:sz w:val="24"/><w:szCs w:val="24"/></w:rPr><w:t xml:space="preserve">Ba máy bật ZeroTier, kiểm tra đủ ba dòng </w:t></w:r><w:r><w:rPr><w:rFonts w:ascii="Consolas" w:cs="Consolas" w:eastAsia="Consolas" w:hAnsi="Consolas"/><w:b w:val="false"/><w:bCs w:val="false"/><w:i w:val="false"/><w:iCs w:val="false"/><w:color w:val="0B5394"/><w:sz w:val="20"/><w:szCs w:val="20"/><w:shd w:fill="F0F0F0" w:val="clear"/></w:rPr><w:t xml:space="preserve">Authorized</w:t></w:r><w:r><w:rPr><w:rFonts w:ascii="Times New Roman" w:cs="Times New Roman" w:eastAsia="Times New Roman" w:hAnsi="Times New Roman"/><w:b w:val="false"/><w:bCs w:val="false"/><w:i w:val="false"/><w:iCs w:val="false"/><w:sz w:val="24"/><w:szCs w:val="24"/></w:rPr><w:t xml:space="preserve"> trên </w:t></w:r><w:r><w:rPr><w:rFonts w:ascii="Consolas" w:cs="Consolas" w:eastAsia="Consolas" w:hAnsi="Consolas"/><w:b w:val="false"/><w:bCs w:val="false"/><w:i w:val="false"/><w:iCs w:val="false"/><w:color w:val="0B5394"/><w:sz w:val="20"/><w:szCs w:val="20"/><w:shd w:fill="F0F0F0" w:val="clear"/></w:rPr><w:t xml:space="preserve">central.zerotier.com</w:t></w:r></w:p><w:p><w:pPr><w:spacing w:after="50" w:line="300"/><w:ind w:left="504" w:hanging="360"/></w:pPr><w:r><w:rPr><w:rFonts w:ascii="Times New Roman" w:cs="Times New Roman" w:eastAsia="Times New Roman" w:hAnsi="Times New Roman"/><w:b/><w:bCs/><w:sz w:val="24"/><w:szCs w:val="24"/></w:rPr><w:t xml:space="preserve">2. </w:t></w:r><w:r><w:rPr><w:rFonts w:ascii="Times New Roman" w:cs="Times New Roman" w:eastAsia="Times New Roman" w:hAnsi="Times New Roman"/><w:b w:val="false"/><w:bCs w:val="false"/><w:i w:val="false"/><w:iCs w:val="false"/><w:sz w:val="24"/><w:szCs w:val="24"/></w:rPr><w:t xml:space="preserve">Mỗi máy bấm đúp </w:t></w:r><w:r><w:rPr><w:rFonts w:ascii="Consolas" w:cs="Consolas" w:eastAsia="Consolas" w:hAnsi="Consolas"/><w:b w:val="false"/><w:bCs w:val="false"/><w:i w:val="false"/><w:iCs w:val="false"/><w:color w:val="0B5394"/><w:sz w:val="20"/><w:szCs w:val="20"/><w:shd w:fill="F0F0F0" w:val="clear"/></w:rPr><w:t xml:space="preserve">CHAY_BAT_MSDTC.bat</w:t></w:r><w:r><w:rPr><w:rFonts w:ascii="Times New Roman" w:cs="Times New Roman" w:eastAsia="Times New Roman" w:hAnsi="Times New Roman"/><w:b w:val="false"/><w:bCs w:val="false"/><w:i w:val="false"/><w:iCs w:val="false"/><w:sz w:val="24"/><w:szCs w:val="24"/></w:rPr><w:t xml:space="preserve"> → thấy </w:t></w:r><w:r><w:rPr><w:rFonts w:ascii="Consolas" w:cs="Consolas" w:eastAsia="Consolas" w:hAnsi="Consolas"/><w:b w:val="false"/><w:bCs w:val="false"/><w:i w:val="false"/><w:iCs w:val="false"/><w:color w:val="0B5394"/><w:sz w:val="20"/><w:szCs w:val="20"/><w:shd w:fill="F0F0F0" w:val="clear"/></w:rPr><w:t xml:space="preserve">AuthenticationLevel : NoAuth</w:t></w:r></w:p><w:p><w:pPr><w:spacing w:after="50" w:line="300"/><w:ind w:left="504" w:hanging="360"/></w:pPr><w:r><w:rPr><w:rFonts w:ascii="Times New Roman" w:cs="Times New Roman" w:eastAsia="Times New Roman" w:hAnsi="Times New Roman"/><w:b/><w:bCs/><w:sz w:val="24"/><w:szCs w:val="24"/></w:rPr><w:t xml:space="preserve">3. </w:t></w:r><w:r><w:rPr><w:rFonts w:ascii="Times New Roman" w:cs="Times New Roman" w:eastAsia="Times New Roman" w:hAnsi="Times New Roman"/><w:b w:val="false"/><w:bCs w:val="false"/><w:i w:val="false"/><w:iCs w:val="false"/><w:sz w:val="24"/><w:szCs w:val="24"/></w:rPr><w:t xml:space="preserve">Mỗi máy mở SSMS, chạy </w:t></w:r><w:r><w:rPr><w:rFonts w:ascii="Consolas" w:cs="Consolas" w:eastAsia="Consolas" w:hAnsi="Consolas"/><w:b w:val="false"/><w:bCs w:val="false"/><w:i w:val="false"/><w:iCs w:val="false"/><w:color w:val="0B5394"/><w:sz w:val="20"/><w:szCs w:val="20"/><w:shd w:fill="F0F0F0" w:val="clear"/></w:rPr><w:t xml:space="preserve">SQL\11_ChuyenSang3May.sql</w:t></w:r></w:p><w:p><w:pPr><w:spacing w:after="60"/></w:pPr><w:r><w:t xml:space="preserve"></w:t></w:r></w:p><w:p><w:pPr><w:spacing w:after="80" w:line="300"/><w:jc w:val="both"/></w:pPr><w:r><w:rPr><w:rFonts w:ascii="Times New Roman" w:cs="Times New Roman" w:eastAsia="Times New Roman" w:hAnsi="Times New Roman"/><w:b w:val="false"/><w:bCs w:val="false"/><w:i w:val="false"/><w:iCs w:val="false"/><w:sz w:val="24"/><w:szCs w:val="24"/></w:rPr><w:t xml:space="preserve">Rồi đưa dữ liệu về mốc chuẩn — </w:t></w:r><w:r><w:rPr><w:rFonts w:ascii="Times New Roman" w:cs="Times New Roman" w:eastAsia="Times New Roman" w:hAnsi="Times New Roman"/><w:b/><w:bCs/><w:i w:val="false"/><w:iCs w:val="false"/><w:sz w:val="24"/><w:szCs w:val="24"/></w:rPr><w:t xml:space="preserve">chỉ máy Kho A chạy</w:t></w:r><w:r><w:rPr><w:rFonts w:ascii="Times New Roman" w:cs="Times New Roman" w:eastAsia="Times New Roman" w:hAnsi="Times New Roman"/><w:b w:val="false"/><w:bCs w:val="false"/><w:i w:val="false"/><w:iCs w:val="false"/><w:sz w:val="24"/><w:szCs w:val="24"/></w:rPr><w:t xml:space="preserve">:</w:t></w:r></w:p><w:p><w:pPr><w:spacing w:after="60"/></w:pPr><w:r><w:t xml:space="preserve"></w:t></w:r></w:p><w:p><w:pPr><w:shd w:fill="F4F4F4" w:val="clear"/><w:spacing w:after="160" w:before="80" w:line="240"/><w:ind w:left="215"/></w:pPr><w:r><w:rPr><w:rFonts w:ascii="Consolas" w:cs="Consolas" w:eastAsia="Consolas" w:hAnsi="Consolas"/><w:sz w:val="16"/><w:szCs w:val="16"/></w:rPr><w:t xml:space="preserve">SQL\07b_ResetDeChupLaiAnh.sql</w:t></w:r></w:p><w:p><w:pPr><w:spacing w:after="60"/></w:pPr><w:r><w:t xml:space="preserve"></w:t></w:r></w:p><w:p><w:pPr><w:spacing w:after="80" w:line="300"/><w:jc w:val="both"/></w:pPr><w:r><w:rPr><w:rFonts w:ascii="Times New Roman" w:cs="Times New Roman" w:eastAsia="Times New Roman" w:hAnsi="Times New Roman"/><w:b w:val="false"/><w:bCs w:val="false"/><w:i w:val="false"/><w:iCs w:val="false"/><w:sz w:val="24"/><w:szCs w:val="24"/></w:rPr><w:t xml:space="preserve">Phải thấy </w:t></w:r><w:r><w:rPr><w:rFonts w:ascii="Consolas" w:cs="Consolas" w:eastAsia="Consolas" w:hAnsi="Consolas"/><w:b w:val="false"/><w:bCs w:val="false"/><w:i w:val="false"/><w:iCs w:val="false"/><w:color w:val="0B5394"/><w:sz w:val="20"/><w:szCs w:val="20"/><w:shd w:fill="F0F0F0" w:val="clear"/></w:rPr><w:t xml:space="preserve">KHO_A 800</w:t></w:r><w:r><w:rPr><w:rFonts w:ascii="Times New Roman" w:cs="Times New Roman" w:eastAsia="Times New Roman" w:hAnsi="Times New Roman"/><w:b w:val="false"/><w:bCs w:val="false"/><w:i w:val="false"/><w:iCs w:val="false"/><w:sz w:val="24"/><w:szCs w:val="24"/></w:rPr><w:t xml:space="preserve"> và </w:t></w:r><w:r><w:rPr><w:rFonts w:ascii="Consolas" w:cs="Consolas" w:eastAsia="Consolas" w:hAnsi="Consolas"/><w:b w:val="false"/><w:bCs w:val="false"/><w:i w:val="false"/><w:iCs w:val="false"/><w:color w:val="0B5394"/><w:sz w:val="20"/><w:szCs w:val="20"/><w:shd w:fill="F0F0F0" w:val="clear"/></w:rPr><w:t xml:space="preserve">KHO_B 150</w:t></w:r><w:r><w:rPr><w:rFonts w:ascii="Times New Roman" w:cs="Times New Roman" w:eastAsia="Times New Roman" w:hAnsi="Times New Roman"/><w:b w:val="false"/><w:bCs w:val="false"/><w:i w:val="false"/><w:iCs w:val="false"/><w:sz w:val="24"/><w:szCs w:val="24"/></w:rPr><w:t xml:space="preserve">, </w:t></w:r><w:r><w:rPr><w:rFonts w:ascii="Consolas" w:cs="Consolas" w:eastAsia="Consolas" w:hAnsi="Consolas"/><w:b w:val="false"/><w:bCs w:val="false"/><w:i w:val="false"/><w:iCs w:val="false"/><w:color w:val="0B5394"/><w:sz w:val="20"/><w:szCs w:val="20"/><w:shd w:fill="F0F0F0" w:val="clear"/></w:rPr><w:t xml:space="preserve">SoPhieuDieuChuyenConLai 0</w:t></w:r><w:r><w:rPr><w:rFonts w:ascii="Times New Roman" w:cs="Times New Roman" w:eastAsia="Times New Roman" w:hAnsi="Times New Roman"/><w:b w:val="false"/><w:bCs w:val="false"/><w:i w:val="false"/><w:iCs w:val="false"/><w:sz w:val="24"/><w:szCs w:val="24"/></w:rPr><w:t xml:space="preserve">.</w:t></w:r></w:p><w:p><w:pPr><w:spacing w:after="60"/></w:pPr><w:r><w:t xml:space="preserve"></w:t></w:r></w:p><w:p><w:pPr><w:spacing w:after="80" w:line="300"/><w:jc w:val="both"/></w:pPr><w:r><w:rPr><w:rFonts w:ascii="Times New Roman" w:cs="Times New Roman" w:eastAsia="Times New Roman" w:hAnsi="Times New Roman"/><w:b w:val="false"/><w:bCs w:val="false"/><w:i w:val="false"/><w:iCs w:val="false"/><w:sz w:val="24"/><w:szCs w:val="24"/></w:rPr><w:t xml:space="preserve">Mở sẵn </w:t></w:r><w:r><w:rPr><w:rFonts w:ascii="Times New Roman" w:cs="Times New Roman" w:eastAsia="Times New Roman" w:hAnsi="Times New Roman"/><w:b/><w:bCs/><w:i w:val="false"/><w:iCs w:val="false"/><w:sz w:val="24"/><w:szCs w:val="24"/></w:rPr><w:t xml:space="preserve">ba cửa sổ SSMS</w:t></w:r><w:r><w:rPr><w:rFonts w:ascii="Times New Roman" w:cs="Times New Roman" w:eastAsia="Times New Roman" w:hAnsi="Times New Roman"/><w:b w:val="false"/><w:bCs w:val="false"/><w:i w:val="false"/><w:iCs w:val="false"/><w:sz w:val="24"/><w:szCs w:val="24"/></w:rPr><w:t xml:space="preserve"> nối vào ba máy, để sẵn ở ba tab. Đừng để lúc thầy đứng đó mới đi gõ mật khẩu.</w:t></w:r></w:p><w:p><w:pPr><w:spacing w:after="60"/></w:pPr><w:r><w:t xml:space="preserve"></w:t></w:r></w:p><w:p><w:pPr><w:pBdr><w:bottom w:val="single" w:color="BBBBBB" w:sz="6"/></w:pBdr><w:spacing w:after="120" w:before="120"/></w:pPr><w:r><w:t xml:space="preserve"></w:t></w:r></w:p><w:p><w:pPr><w:spacing w:after="60"/></w:pPr><w:r><w:t xml:space="preserve"></w:t></w:r></w:p><w:p><w:pPr><w:pStyle w:val="Heading1"/><w:spacing w:after="120" w:before="240"/></w:pPr><w:r><w:rPr><w:rFonts w:ascii="Times New Roman" w:cs="Times New Roman" w:eastAsia="Times New Roman" w:hAnsi="Times New Roman"/><w:b/><w:bCs/><w:i w:val="false"/><w:iCs w:val="false"/><w:color w:val="1F3864"/><w:sz w:val="32"/><w:szCs w:val="32"/></w:rPr><w:t xml:space="preserve">TẬP DƯỢT MỘT MÌNH — khi bạn bè không có mặt</w:t></w:r></w:p><w:p><w:pPr><w:spacing w:after="60"/></w:pPr><w:r><w:t xml:space="preserve"></w:t></w:r></w:p><w:p><w:pPr><w:spacing w:after="80" w:line="300"/><w:jc w:val="both"/></w:pPr><w:r><w:rPr><w:rFonts w:ascii="Times New Roman" w:cs="Times New Roman" w:eastAsia="Times New Roman" w:hAnsi="Times New Roman"/><w:b w:val="false"/><w:bCs w:val="false"/><w:i w:val="false"/><w:iCs w:val="false"/><w:sz w:val="24"/><w:szCs w:val="24"/></w:rPr><w:t xml:space="preserve">Ba thể hiện </w:t></w:r><w:r><w:rPr><w:rFonts w:ascii="Consolas" w:cs="Consolas" w:eastAsia="Consolas" w:hAnsi="Consolas"/><w:b w:val="false"/><w:bCs w:val="false"/><w:i w:val="false"/><w:iCs w:val="false"/><w:color w:val="0B5394"/><w:sz w:val="20"/><w:szCs w:val="20"/><w:shd w:fill="F0F0F0" w:val="clear"/></w:rPr><w:t xml:space="preserve">KHO_A</w:t></w:r><w:r><w:rPr><w:rFonts w:ascii="Times New Roman" w:cs="Times New Roman" w:eastAsia="Times New Roman" w:hAnsi="Times New Roman"/><w:b w:val="false"/><w:bCs w:val="false"/><w:i w:val="false"/><w:iCs w:val="false"/><w:sz w:val="24"/><w:szCs w:val="24"/></w:rPr><w:t xml:space="preserve">, </w:t></w:r><w:r><w:rPr><w:rFonts w:ascii="Consolas" w:cs="Consolas" w:eastAsia="Consolas" w:hAnsi="Consolas"/><w:b w:val="false"/><w:bCs w:val="false"/><w:i w:val="false"/><w:iCs w:val="false"/><w:color w:val="0B5394"/><w:sz w:val="20"/><w:szCs w:val="20"/><w:shd w:fill="F0F0F0" w:val="clear"/></w:rPr><w:t xml:space="preserve">KHO_B</w:t></w:r><w:r><w:rPr><w:rFonts w:ascii="Times New Roman" w:cs="Times New Roman" w:eastAsia="Times New Roman" w:hAnsi="Times New Roman"/><w:b w:val="false"/><w:bCs w:val="false"/><w:i w:val="false"/><w:iCs w:val="false"/><w:sz w:val="24"/><w:szCs w:val="24"/></w:rPr><w:t xml:space="preserve">, </w:t></w:r><w:r><w:rPr><w:rFonts w:ascii="Consolas" w:cs="Consolas" w:eastAsia="Consolas" w:hAnsi="Consolas"/><w:b w:val="false"/><w:bCs w:val="false"/><w:i w:val="false"/><w:iCs w:val="false"/><w:color w:val="0B5394"/><w:sz w:val="20"/><w:szCs w:val="20"/><w:shd w:fill="F0F0F0" w:val="clear"/></w:rPr><w:t xml:space="preserve">KHO_C</w:t></w:r><w:r><w:rPr><w:rFonts w:ascii="Times New Roman" w:cs="Times New Roman" w:eastAsia="Times New Roman" w:hAnsi="Times New Roman"/><w:b w:val="false"/><w:bCs w:val="false"/><w:i w:val="false"/><w:iCs w:val="false"/><w:sz w:val="24"/><w:szCs w:val="24"/></w:rPr><w:t xml:space="preserve"> vẫn còn nguyên trên máy bạn, nên tập được đủ mọi màn mà không cần ai bật máy.</w:t></w:r></w:p><w:p><w:pPr><w:spacing w:after="60"/></w:pPr><w:r><w:t xml:space="preserve"></w:t></w:r></w:p><w:p><w:pPr><w:spacing w:after="80" w:line="300"/><w:jc w:val="both"/></w:pPr><w:r><w:rPr><w:rFonts w:ascii="Times New Roman" w:cs="Times New Roman" w:eastAsia="Times New Roman" w:hAnsi="Times New Roman"/><w:b/><w:bCs/><w:i w:val="false"/><w:iCs w:val="false"/><w:sz w:val="24"/><w:szCs w:val="24"/></w:rPr><w:t xml:space="preserve">Chuyển sang chế độ một máy:</w:t></w:r><w:r><w:rPr><w:rFonts w:ascii="Times New Roman" w:cs="Times New Roman" w:eastAsia="Times New Roman" w:hAnsi="Times New Roman"/><w:b w:val="false"/><w:bCs w:val="false"/><w:i w:val="false"/><w:iCs w:val="false"/><w:sz w:val="24"/><w:szCs w:val="24"/></w:rPr><w:t xml:space="preserve"> mở </w:t></w:r><w:r><w:rPr><w:rFonts w:ascii="Consolas" w:cs="Consolas" w:eastAsia="Consolas" w:hAnsi="Consolas"/><w:b w:val="false"/><w:bCs w:val="false"/><w:i w:val="false"/><w:iCs w:val="false"/><w:color w:val="0B5394"/><w:sz w:val="20"/><w:szCs w:val="20"/><w:shd w:fill="F0F0F0" w:val="clear"/></w:rPr><w:t xml:space="preserve">SQL-_DoiCheDo_MotMay_BaMay.sql</w:t></w:r><w:r><w:rPr><w:rFonts w:ascii="Times New Roman" w:cs="Times New Roman" w:eastAsia="Times New Roman" w:hAnsi="Times New Roman"/><w:b w:val="false"/><w:bCs w:val="false"/><w:i w:val="false"/><w:iCs w:val="false"/><w:sz w:val="24"/><w:szCs w:val="24"/></w:rPr><w:t xml:space="preserve">, dòng </w:t></w:r><w:r><w:rPr><w:rFonts w:ascii="Consolas" w:cs="Consolas" w:eastAsia="Consolas" w:hAnsi="Consolas"/><w:b w:val="false"/><w:bCs w:val="false"/><w:i w:val="false"/><w:iCs w:val="false"/><w:color w:val="0B5394"/><w:sz w:val="20"/><w:szCs w:val="20"/><w:shd w:fill="F0F0F0" w:val="clear"/></w:rPr><w:t xml:space="preserve">@CheDo</w:t></w:r><w:r><w:rPr><w:rFonts w:ascii="Times New Roman" w:cs="Times New Roman" w:eastAsia="Times New Roman" w:hAnsi="Times New Roman"/><w:b w:val="false"/><w:bCs w:val="false"/><w:i w:val="false"/><w:iCs w:val="false"/><w:sz w:val="24"/><w:szCs w:val="24"/></w:rPr><w:t xml:space="preserve"> để </w:t></w:r><w:r><w:rPr><w:rFonts w:ascii="Consolas" w:cs="Consolas" w:eastAsia="Consolas" w:hAnsi="Consolas"/><w:b w:val="false"/><w:bCs w:val="false"/><w:i w:val="false"/><w:iCs w:val="false"/><w:color w:val="0B5394"/><w:sz w:val="20"/><w:szCs w:val="20"/><w:shd w:fill="F0F0F0" w:val="clear"/></w:rPr><w:t xml:space="preserve">&apos;MOTMAY&apos;</w:t></w:r><w:r><w:rPr><w:rFonts w:ascii="Times New Roman" w:cs="Times New Roman" w:eastAsia="Times New Roman" w:hAnsi="Times New Roman"/><w:b w:val="false"/><w:bCs w:val="false"/><w:i w:val="false"/><w:iCs w:val="false"/><w:sz w:val="24"/><w:szCs w:val="24"/></w:rPr><w:t xml:space="preserve">, bấm F5. Rồi chạy </w:t></w:r><w:r><w:rPr><w:rFonts w:ascii="Consolas" w:cs="Consolas" w:eastAsia="Consolas" w:hAnsi="Consolas"/><w:b w:val="false"/><w:bCs w:val="false"/><w:i w:val="false"/><w:iCs w:val="false"/><w:color w:val="0B5394"/><w:sz w:val="20"/><w:szCs w:val="20"/><w:shd w:fill="F0F0F0" w:val="clear"/></w:rPr><w:t xml:space="preserve">07b_ResetDeChupLaiAnh.sql</w:t></w:r><w:r><w:rPr><w:rFonts w:ascii="Times New Roman" w:cs="Times New Roman" w:eastAsia="Times New Roman" w:hAnsi="Times New Roman"/><w:b w:val="false"/><w:bCs w:val="false"/><w:i w:val="false"/><w:iCs w:val="false"/><w:sz w:val="24"/><w:szCs w:val="24"/></w:rPr><w:t xml:space="preserve">.</w:t></w:r></w:p><w:p><w:pPr><w:spacing w:after="60"/></w:pPr><w:r><w:t xml:space="preserve"></w:t></w:r></w:p><w:p><w:pPr><w:spacing w:after="80" w:line="300"/><w:jc w:val="both"/></w:pPr><w:r><w:rPr><w:rFonts w:ascii="Times New Roman" w:cs="Times New Roman" w:eastAsia="Times New Roman" w:hAnsi="Times New Roman"/><w:b w:val="false"/><w:bCs w:val="false"/><w:i w:val="false"/><w:iCs w:val="false"/><w:sz w:val="24"/><w:szCs w:val="24"/></w:rPr><w:t xml:space="preserve">Xong là tập được </w:t></w:r><w:r><w:rPr><w:rFonts w:ascii="Times New Roman" w:cs="Times New Roman" w:eastAsia="Times New Roman" w:hAnsi="Times New Roman"/><w:b/><w:bCs/><w:i w:val="false"/><w:iCs w:val="false"/><w:sz w:val="24"/><w:szCs w:val="24"/></w:rPr><w:t xml:space="preserve">màn 2 đến màn 7</w:t></w:r><w:r><w:rPr><w:rFonts w:ascii="Times New Roman" w:cs="Times New Roman" w:eastAsia="Times New Roman" w:hAnsi="Times New Roman"/><w:b w:val="false"/><w:bCs w:val="false"/><w:i w:val="false"/><w:iCs w:val="false"/><w:sz w:val="24"/><w:szCs w:val="24"/></w:rPr><w:t xml:space="preserve"> y như thật: điều chuyển, thiếu hàng, lỗi giữa chừng, tổng kết, phần mềm web. Số liệu giống hệt.</w:t></w:r></w:p><w:p><w:pPr><w:spacing w:after="60"/></w:pPr><w:r><w:t xml:space="preserve"></w:t></w:r></w:p><w:p><w:pPr><w:spacing w:after="80" w:line="300"/><w:jc w:val="both"/></w:pPr><w:r><w:rPr><w:rFonts w:ascii="Times New Roman" w:cs="Times New Roman" w:eastAsia="Times New Roman" w:hAnsi="Times New Roman"/><w:b/><w:bCs/><w:i w:val="false"/><w:iCs w:val="false"/><w:sz w:val="24"/><w:szCs w:val="24"/></w:rPr><w:t xml:space="preserve">Hôm demo thật:</w:t></w:r><w:r><w:rPr><w:rFonts w:ascii="Times New Roman" w:cs="Times New Roman" w:eastAsia="Times New Roman" w:hAnsi="Times New Roman"/><w:b w:val="false"/><w:bCs w:val="false"/><w:i w:val="false"/><w:iCs w:val="false"/><w:sz w:val="24"/><w:szCs w:val="24"/></w:rPr><w:t xml:space="preserve"> mở lại file 13, đổi </w:t></w:r><w:r><w:rPr><w:rFonts w:ascii="Consolas" w:cs="Consolas" w:eastAsia="Consolas" w:hAnsi="Consolas"/><w:b w:val="false"/><w:bCs w:val="false"/><w:i w:val="false"/><w:iCs w:val="false"/><w:color w:val="0B5394"/><w:sz w:val="20"/><w:szCs w:val="20"/><w:shd w:fill="F0F0F0" w:val="clear"/></w:rPr><w:t xml:space="preserve">@CheDo</w:t></w:r><w:r><w:rPr><w:rFonts w:ascii="Times New Roman" w:cs="Times New Roman" w:eastAsia="Times New Roman" w:hAnsi="Times New Roman"/><w:b w:val="false"/><w:bCs w:val="false"/><w:i w:val="false"/><w:iCs w:val="false"/><w:sz w:val="24"/><w:szCs w:val="24"/></w:rPr><w:t xml:space="preserve"> thành </w:t></w:r><w:r><w:rPr><w:rFonts w:ascii="Consolas" w:cs="Consolas" w:eastAsia="Consolas" w:hAnsi="Consolas"/><w:b w:val="false"/><w:bCs w:val="false"/><w:i w:val="false"/><w:iCs w:val="false"/><w:color w:val="0B5394"/><w:sz w:val="20"/><w:szCs w:val="20"/><w:shd w:fill="F0F0F0" w:val="clear"/></w:rPr><w:t xml:space="preserve">&apos;BAMAY&apos;</w:t></w:r><w:r><w:rPr><w:rFonts w:ascii="Times New Roman" w:cs="Times New Roman" w:eastAsia="Times New Roman" w:hAnsi="Times New Roman"/><w:b w:val="false"/><w:bCs w:val="false"/><w:i w:val="false"/><w:iCs w:val="false"/><w:sz w:val="24"/><w:szCs w:val="24"/></w:rPr><w:t xml:space="preserve">, bấm F5. Hoặc chạy file 11 như hướng dẫn. Hai cách tương đương.</w:t></w:r></w:p><w:p><w:pPr><w:spacing w:after="60"/></w:pPr><w:r><w:t xml:space="preserve"></w:t></w:r></w:p><w:p><w:pPr><w:spacing w:after="80" w:line="300"/><w:jc w:val="both"/></w:pPr><w:r><w:rPr><w:rFonts w:ascii="Times New Roman" w:cs="Times New Roman" w:eastAsia="Times New Roman" w:hAnsi="Times New Roman"/><w:b w:val="false"/><w:bCs w:val="false"/><w:i w:val="false"/><w:iCs w:val="false"/><w:sz w:val="24"/><w:szCs w:val="24"/></w:rPr><w:t xml:space="preserve">Ba điều cần biết khi tập một mình:</w:t></w:r></w:p><w:p><w:pPr><w:spacing w:after="60"/></w:pPr><w:r><w:t xml:space="preserve"></w:t></w:r></w:p><w:p><w:pPr><w:spacing w:after="50" w:line="300"/><w:ind w:left="431" w:hanging="288"/></w:pPr><w:r><w:rPr><w:rFonts w:ascii="Times New Roman" w:cs="Times New Roman" w:eastAsia="Times New Roman" w:hAnsi="Times New Roman"/><w:sz w:val="24"/><w:szCs w:val="24"/></w:rPr><w:t xml:space="preserve">•  </w:t></w:r><w:r><w:rPr><w:rFonts w:ascii="Times New Roman" w:cs="Times New Roman" w:eastAsia="Times New Roman" w:hAnsi="Times New Roman"/><w:b/><w:bCs/><w:i w:val="false"/><w:iCs w:val="false"/><w:sz w:val="24"/><w:szCs w:val="24"/></w:rPr><w:t xml:space="preserve">Màn 1 không tập được.</w:t></w:r><w:r><w:rPr><w:rFonts w:ascii="Times New Roman" w:cs="Times New Roman" w:eastAsia="Times New Roman" w:hAnsi="Times New Roman"/><w:b w:val="false"/><w:bCs w:val="false"/><w:i w:val="false"/><w:iCs w:val="false"/><w:sz w:val="24"/><w:szCs w:val="24"/></w:rPr><w:t xml:space="preserve"> Nó phải ra ba tên máy khác nhau, mà chế độ một máy</w:t></w:r></w:p><w:p><w:pPr><w:spacing w:after="80" w:line="300"/><w:jc w:val="both"/></w:pPr><w:r><w:rPr><w:rFonts w:ascii="Times New Roman" w:cs="Times New Roman" w:eastAsia="Times New Roman" w:hAnsi="Times New Roman"/><w:b w:val="false"/><w:bCs w:val="false"/><w:i w:val="false"/><w:iCs w:val="false"/><w:sz w:val="24"/><w:szCs w:val="24"/></w:rPr><w:t xml:space="preserve">thì cả ba đều là </w:t></w:r><w:r><w:rPr><w:rFonts w:ascii="Consolas" w:cs="Consolas" w:eastAsia="Consolas" w:hAnsi="Consolas"/><w:b w:val="false"/><w:bCs w:val="false"/><w:i w:val="false"/><w:iCs w:val="false"/><w:color w:val="0B5394"/><w:sz w:val="20"/><w:szCs w:val="20"/><w:shd w:fill="F0F0F0" w:val="clear"/></w:rPr><w:t xml:space="preserve">Mignon</w:t></w:r><w:r><w:rPr><w:rFonts w:ascii="Times New Roman" w:cs="Times New Roman" w:eastAsia="Times New Roman" w:hAnsi="Times New Roman"/><w:b w:val="false"/><w:bCs w:val="false"/><w:i w:val="false"/><w:iCs w:val="false"/><w:sz w:val="24"/><w:szCs w:val="24"/></w:rPr><w:t xml:space="preserve">. Bỏ qua màn này lúc tập.</w:t></w:r></w:p><w:p><w:pPr><w:spacing w:after="50" w:line="300"/><w:ind w:left="431" w:hanging="288"/></w:pPr><w:r><w:rPr><w:rFonts w:ascii="Times New Roman" w:cs="Times New Roman" w:eastAsia="Times New Roman" w:hAnsi="Times New Roman"/><w:sz w:val="24"/><w:szCs w:val="24"/></w:rPr><w:t xml:space="preserve">•  </w:t></w:r><w:r><w:rPr><w:rFonts w:ascii="Times New Roman" w:cs="Times New Roman" w:eastAsia="Times New Roman" w:hAnsi="Times New Roman"/><w:b/><w:bCs/><w:i w:val="false"/><w:iCs w:val="false"/><w:sz w:val="24"/><w:szCs w:val="24"/></w:rPr><w:t xml:space="preserve">MS DTC không cần bật.</w:t></w:r><w:r><w:rPr><w:rFonts w:ascii="Times New Roman" w:cs="Times New Roman" w:eastAsia="Times New Roman" w:hAnsi="Times New Roman"/><w:b w:val="false"/><w:bCs w:val="false"/><w:i w:val="false"/><w:iCs w:val="false"/><w:sz w:val="24"/><w:szCs w:val="24"/></w:rPr><w:t xml:space="preserve"> Ba thể hiện dùng chung một DTC nội bộ. Nên dù tập</w:t></w:r></w:p><w:p><w:pPr><w:spacing w:after="80" w:line="300"/><w:jc w:val="both"/></w:pPr><w:r><w:rPr><w:rFonts w:ascii="Times New Roman" w:cs="Times New Roman" w:eastAsia="Times New Roman" w:hAnsi="Times New Roman"/><w:b w:val="false"/><w:bCs w:val="false"/><w:i w:val="false"/><w:iCs w:val="false"/><w:sz w:val="24"/><w:szCs w:val="24"/></w:rPr><w:t xml:space="preserve">trơn tru, hôm demo vẫn </w:t></w:r><w:r><w:rPr><w:rFonts w:ascii="Times New Roman" w:cs="Times New Roman" w:eastAsia="Times New Roman" w:hAnsi="Times New Roman"/><w:b/><w:bCs/><w:i w:val="false"/><w:iCs w:val="false"/><w:sz w:val="24"/><w:szCs w:val="24"/></w:rPr><w:t xml:space="preserve">phải chạy `CHAY_BAT_MSDTC.bat` ở cả ba máy</w:t></w:r><w:r><w:rPr><w:rFonts w:ascii="Times New Roman" w:cs="Times New Roman" w:eastAsia="Times New Roman" w:hAnsi="Times New Roman"/><w:b w:val="false"/><w:bCs w:val="false"/><w:i w:val="false"/><w:iCs w:val="false"/><w:sz w:val="24"/><w:szCs w:val="24"/></w:rPr><w:t xml:space="preserve">.</w:t></w:r></w:p><w:p><w:pPr><w:spacing w:after="50" w:line="300"/><w:ind w:left="431" w:hanging="288"/></w:pPr><w:r><w:rPr><w:rFonts w:ascii="Times New Roman" w:cs="Times New Roman" w:eastAsia="Times New Roman" w:hAnsi="Times New Roman"/><w:sz w:val="24"/><w:szCs w:val="24"/></w:rPr><w:t xml:space="preserve">•  </w:t></w:r><w:r><w:rPr><w:rFonts w:ascii="Times New Roman" w:cs="Times New Roman" w:eastAsia="Times New Roman" w:hAnsi="Times New Roman"/><w:b/><w:bCs/><w:i w:val="false"/><w:iCs w:val="false"/><w:sz w:val="24"/><w:szCs w:val="24"/></w:rPr><w:t xml:space="preserve">Đồng bộ danh mục sẽ không chạy.</w:t></w:r><w:r><w:rPr><w:rFonts w:ascii="Times New Roman" w:cs="Times New Roman" w:eastAsia="Times New Roman" w:hAnsi="Times New Roman"/><w:b w:val="false"/><w:bCs w:val="false"/><w:i w:val="false"/><w:iCs w:val="false"/><w:sz w:val="24"/><w:szCs w:val="24"/></w:rPr><w:t xml:space="preserve"> Replication vẫn đang trỏ sang hai máy bạn</w:t></w:r></w:p><w:p><w:pPr><w:spacing w:after="80" w:line="300"/><w:jc w:val="both"/></w:pPr><w:r><w:rPr><w:rFonts w:ascii="Times New Roman" w:cs="Times New Roman" w:eastAsia="Times New Roman" w:hAnsi="Times New Roman"/><w:b w:val="false"/><w:bCs w:val="false"/><w:i w:val="false"/><w:iCs w:val="false"/><w:sz w:val="24"/><w:szCs w:val="24"/></w:rPr><w:t xml:space="preserve">bè. Không ảnh hưởng các màn khác; đừng hoảng khi thấy agent báo lỗi.</w:t></w:r></w:p><w:p><w:pPr><w:spacing w:after="60"/></w:pPr><w:r><w:t xml:space="preserve"></w:t></w:r></w:p><w:p><w:pPr><w:spacing w:after="80" w:line="300"/><w:jc w:val="both"/></w:pPr><w:r><w:rPr><w:rFonts w:ascii="Times New Roman" w:cs="Times New Roman" w:eastAsia="Times New Roman" w:hAnsi="Times New Roman"/><w:b w:val="false"/><w:bCs w:val="false"/><w:i w:val="false"/><w:iCs w:val="false"/><w:sz w:val="24"/><w:szCs w:val="24"/></w:rPr><w:t xml:space="preserve">Tập ít nhất </w:t></w:r><w:r><w:rPr><w:rFonts w:ascii="Times New Roman" w:cs="Times New Roman" w:eastAsia="Times New Roman" w:hAnsi="Times New Roman"/><w:b/><w:bCs/><w:i w:val="false"/><w:iCs w:val="false"/><w:sz w:val="24"/><w:szCs w:val="24"/></w:rPr><w:t xml:space="preserve">hai lượt trọn vẹn</w:t></w:r><w:r><w:rPr><w:rFonts w:ascii="Times New Roman" w:cs="Times New Roman" w:eastAsia="Times New Roman" w:hAnsi="Times New Roman"/><w:b w:val="false"/><w:bCs w:val="false"/><w:i w:val="false"/><w:iCs w:val="false"/><w:sz w:val="24"/><w:szCs w:val="24"/></w:rPr><w:t xml:space="preserve"> trước hôm lên lớp. Lượt đầu để nhớ thứ tự, lượt sau để nói cho trôi.</w:t></w:r></w:p><w:p><w:pPr><w:spacing w:after="60"/></w:pPr><w:r><w:t xml:space="preserve"></w:t></w:r></w:p><w:p><w:pPr><w:pBdr><w:bottom w:val="single" w:color="BBBBBB" w:sz="6"/></w:pBdr><w:spacing w:after="120" w:before="120"/></w:pPr><w:r><w:t xml:space="preserve"></w:t></w:r></w:p><w:p><w:pPr><w:spacing w:after="60"/></w:pPr><w:r><w:t xml:space="preserve"></w:t></w:r></w:p><w:p><w:pPr><w:pStyle w:val="Heading1"/><w:spacing w:after="120" w:before="240"/></w:pPr><w:r><w:rPr><w:rFonts w:ascii="Times New Roman" w:cs="Times New Roman" w:eastAsia="Times New Roman" w:hAnsi="Times New Roman"/><w:b/><w:bCs/><w:i w:val="false"/><w:iCs w:val="false"/><w:color w:val="1F3864"/><w:sz w:val="32"/><w:szCs w:val="32"/></w:rPr><w:t xml:space="preserve">MÀN 1 — Chứng minh đây là ba máy thật </w:t></w:r><w:r><w:rPr><w:rFonts w:ascii="Times New Roman" w:cs="Times New Roman" w:eastAsia="Times New Roman" w:hAnsi="Times New Roman"/><w:b/><w:bCs/><w:i/><w:iCs/><w:color w:val="1F3864"/><w:sz w:val="32"/><w:szCs w:val="32"/></w:rPr><w:t xml:space="preserve">(1 phút)</w:t></w:r></w:p><w:p><w:pPr><w:spacing w:after="60"/></w:pPr><w:r><w:t xml:space="preserve"></w:t></w:r></w:p><w:p><w:pPr><w:spacing w:after="80" w:line="300"/><w:jc w:val="both"/></w:pPr><w:r><w:rPr><w:rFonts w:ascii="Times New Roman" w:cs="Times New Roman" w:eastAsia="Times New Roman" w:hAnsi="Times New Roman"/><w:b w:val="false"/><w:bCs w:val="false"/><w:i w:val="false"/><w:iCs w:val="false"/><w:sz w:val="24"/><w:szCs w:val="24"/></w:rPr><w:t xml:space="preserve">Mở cửa sổ nối </w:t></w:r><w:r><w:rPr><w:rFonts w:ascii="Consolas" w:cs="Consolas" w:eastAsia="Consolas" w:hAnsi="Consolas"/><w:b w:val="false"/><w:bCs w:val="false"/><w:i w:val="false"/><w:iCs w:val="false"/><w:color w:val="0B5394"/><w:sz w:val="20"/><w:szCs w:val="20"/><w:shd w:fill="F0F0F0" w:val="clear"/></w:rPr><w:t xml:space="preserve">Mignon\KHO_A</w:t></w:r><w:r><w:rPr><w:rFonts w:ascii="Times New Roman" w:cs="Times New Roman" w:eastAsia="Times New Roman" w:hAnsi="Times New Roman"/><w:b w:val="false"/><w:bCs w:val="false"/><w:i w:val="false"/><w:iCs w:val="false"/><w:sz w:val="24"/><w:szCs w:val="24"/></w:rPr><w:t xml:space="preserve">, chạy:</w:t></w:r></w:p><w:p><w:pPr><w:spacing w:after="60"/></w:pPr><w:r><w:t xml:space="preserve"></w:t></w:r></w:p><w:p><w:pPr><w:shd w:fill="F4F4F4" w:val="clear"/><w:spacing w:after="0" w:before="80" w:line="240"/><w:ind w:left="215"/></w:pPr><w:r><w:rPr><w:rFonts w:ascii="Consolas" w:cs="Consolas" w:eastAsia="Consolas" w:hAnsi="Consolas"/><w:sz w:val="16"/><w:szCs w:val="16"/></w:rPr><w:t xml:space="preserve">USE KhoA;</w:t></w:r></w:p><w:p><w:pPr><w:shd w:fill="F4F4F4" w:val="clear"/><w:spacing w:after="0" w:before="0" w:line="240"/><w:ind w:left="215"/></w:pPr><w:r><w:rPr><w:rFonts w:ascii="Consolas" w:cs="Consolas" w:eastAsia="Consolas" w:hAnsi="Consolas"/><w:sz w:val="16"/><w:szCs w:val="16"/></w:rPr><w:t xml:space="preserve">SELECT &apos;KHO_A&apos; AS Site,</w:t></w:r></w:p><w:p><w:pPr><w:shd w:fill="F4F4F4" w:val="clear"/><w:spacing w:after="0" w:before="0" w:line="240"/><w:ind w:left="215"/></w:pPr><w:r><w:rPr><w:rFonts w:ascii="Consolas" w:cs="Consolas" w:eastAsia="Consolas" w:hAnsi="Consolas"/><w:sz w:val="16"/><w:szCs w:val="16"/></w:rPr><w:t xml:space="preserve">       CAST(SERVERPROPERTY(&apos;MachineName&apos;) AS NVARCHAR(40)) COLLATE DATABASE_DEFAULT AS MayTinhThat,</w:t></w:r></w:p><w:p><w:pPr><w:shd w:fill="F4F4F4" w:val="clear"/><w:spacing w:after="0" w:before="0" w:line="240"/><w:ind w:left="215"/></w:pPr><w:r><w:rPr><w:rFonts w:ascii="Consolas" w:cs="Consolas" w:eastAsia="Consolas" w:hAnsi="Consolas"/><w:sz w:val="16"/><w:szCs w:val="16"/></w:rPr><w:t xml:space="preserve">       CAST(@@SERVERNAME AS NVARCHAR(60)) COLLATE DATABASE_DEFAULT AS Instance</w:t></w:r></w:p><w:p><w:pPr><w:shd w:fill="F4F4F4" w:val="clear"/><w:spacing w:after="0" w:before="0" w:line="240"/><w:ind w:left="215"/></w:pPr><w:r><w:rPr><w:rFonts w:ascii="Consolas" w:cs="Consolas" w:eastAsia="Consolas" w:hAnsi="Consolas"/><w:sz w:val="16"/><w:szCs w:val="16"/></w:rPr><w:t xml:space="preserve">UNION ALL</w:t></w:r></w:p><w:p><w:pPr><w:shd w:fill="F4F4F4" w:val="clear"/><w:spacing w:after="0" w:before="0" w:line="240"/><w:ind w:left="215"/></w:pPr><w:r><w:rPr><w:rFonts w:ascii="Consolas" w:cs="Consolas" w:eastAsia="Consolas" w:hAnsi="Consolas"/><w:sz w:val="16"/><w:szCs w:val="16"/></w:rPr><w:t xml:space="preserve">SELECT &apos;KHO_B&apos;, May COLLATE DATABASE_DEFAULT, Inst COLLATE DATABASE_DEFAULT</w:t></w:r></w:p><w:p><w:pPr><w:shd w:fill="F4F4F4" w:val="clear"/><w:spacing w:after="0" w:before="0" w:line="240"/><w:ind w:left="215"/></w:pPr><w:r><w:rPr><w:rFonts w:ascii="Consolas" w:cs="Consolas" w:eastAsia="Consolas" w:hAnsi="Consolas"/><w:sz w:val="16"/><w:szCs w:val="16"/></w:rPr><w:t xml:space="preserve">  FROM OPENQUERY([Mignon\KHO_B],</w:t></w:r></w:p><w:p><w:pPr><w:shd w:fill="F4F4F4" w:val="clear"/><w:spacing w:after="0" w:before="0" w:line="240"/><w:ind w:left="215"/></w:pPr><w:r><w:rPr><w:rFonts w:ascii="Consolas" w:cs="Consolas" w:eastAsia="Consolas" w:hAnsi="Consolas"/><w:sz w:val="16"/><w:szCs w:val="16"/></w:rPr><w:t xml:space="preserve">       &apos;SELECT CAST(SERVERPROPERTY(&apos;&apos;MachineName&apos;&apos;) AS NVARCHAR(40)) May,</w:t></w:r></w:p><w:p><w:pPr><w:shd w:fill="F4F4F4" w:val="clear"/><w:spacing w:after="0" w:before="0" w:line="240"/><w:ind w:left="215"/></w:pPr><w:r><w:rPr><w:rFonts w:ascii="Consolas" w:cs="Consolas" w:eastAsia="Consolas" w:hAnsi="Consolas"/><w:sz w:val="16"/><w:szCs w:val="16"/></w:rPr><w:t xml:space="preserve">               CAST(@@SERVERNAME AS NVARCHAR(60)) Inst&apos;)</w:t></w:r></w:p><w:p><w:pPr><w:shd w:fill="F4F4F4" w:val="clear"/><w:spacing w:after="0" w:before="0" w:line="240"/><w:ind w:left="215"/></w:pPr><w:r><w:rPr><w:rFonts w:ascii="Consolas" w:cs="Consolas" w:eastAsia="Consolas" w:hAnsi="Consolas"/><w:sz w:val="16"/><w:szCs w:val="16"/></w:rPr><w:t xml:space="preserve">UNION ALL</w:t></w:r></w:p><w:p><w:pPr><w:shd w:fill="F4F4F4" w:val="clear"/><w:spacing w:after="0" w:before="0" w:line="240"/><w:ind w:left="215"/></w:pPr><w:r><w:rPr><w:rFonts w:ascii="Consolas" w:cs="Consolas" w:eastAsia="Consolas" w:hAnsi="Consolas"/><w:sz w:val="16"/><w:szCs w:val="16"/></w:rPr><w:t xml:space="preserve">SELECT &apos;KHO_C&apos;, May COLLATE DATABASE_DEFAULT, Inst COLLATE DATABASE_DEFAULT</w:t></w:r></w:p><w:p><w:pPr><w:shd w:fill="F4F4F4" w:val="clear"/><w:spacing w:after="0" w:before="0" w:line="240"/><w:ind w:left="215"/></w:pPr><w:r><w:rPr><w:rFonts w:ascii="Consolas" w:cs="Consolas" w:eastAsia="Consolas" w:hAnsi="Consolas"/><w:sz w:val="16"/><w:szCs w:val="16"/></w:rPr><w:t xml:space="preserve">  FROM OPENQUERY([Mignon\KHO_C],</w:t></w:r></w:p><w:p><w:pPr><w:shd w:fill="F4F4F4" w:val="clear"/><w:spacing w:after="0" w:before="0" w:line="240"/><w:ind w:left="215"/></w:pPr><w:r><w:rPr><w:rFonts w:ascii="Consolas" w:cs="Consolas" w:eastAsia="Consolas" w:hAnsi="Consolas"/><w:sz w:val="16"/><w:szCs w:val="16"/></w:rPr><w:t xml:space="preserve">       &apos;SELECT CAST(SERVERPROPERTY(&apos;&apos;MachineName&apos;&apos;) AS NVARCHAR(40)) May,</w:t></w:r></w:p><w:p><w:pPr><w:shd w:fill="F4F4F4" w:val="clear"/><w:spacing w:after="160" w:before="0" w:line="240"/><w:ind w:left="215"/></w:pPr><w:r><w:rPr><w:rFonts w:ascii="Consolas" w:cs="Consolas" w:eastAsia="Consolas" w:hAnsi="Consolas"/><w:sz w:val="16"/><w:szCs w:val="16"/></w:rPr><w:t xml:space="preserve">               CAST(@@SERVERNAME AS NVARCHAR(60)) Inst&apos;);</w:t></w:r></w:p><w:p><w:pPr><w:spacing w:after="60"/></w:pPr><w:r><w:t xml:space="preserve"></w:t></w:r></w:p><w:p><w:pPr><w:spacing w:after="80" w:line="300"/><w:jc w:val="both"/></w:pPr><w:r><w:rPr><w:rFonts w:ascii="Times New Roman" w:cs="Times New Roman" w:eastAsia="Times New Roman" w:hAnsi="Times New Roman"/><w:b/><w:bCs/><w:i w:val="false"/><w:iCs w:val="false"/><w:sz w:val="24"/><w:szCs w:val="24"/></w:rPr><w:t xml:space="preserve">Nói:</w:t></w:r></w:p><w:p><w:pPr><w:spacing w:after="60"/></w:pPr><w:r><w:t xml:space="preserve"></w:t></w:r></w:p><w:p><w:pPr><w:pBdr><w:left w:val="single" w:color="F0A500" w:sz="12" w:space="8"/></w:pBdr><w:spacing w:after="100" w:line="300"/><w:ind w:left="360"/><w:jc w:val="both"/></w:pPr><w:r><w:rPr><w:rFonts w:ascii="Times New Roman" w:cs="Times New Roman" w:eastAsia="Times New Roman" w:hAnsi="Times New Roman"/><w:b w:val="false"/><w:bCs w:val="false"/><w:i/><w:iCs/><w:sz w:val="24"/><w:szCs w:val="24"/></w:rPr><w:t xml:space="preserve">Thưa thầy, trước khi demo nghiệp vụ em xin chứng minh đây là ba máy vật lý riêng biệt chứ không phải ba thể hiện trên cùng một máy. Cột MayTinhThat cho ba tên máy khác nhau: Mignon là máy em, Admin-PC và GiaBinh là máy hai bạn, ba máy nối nhau qua mạng riêng ảo ZeroTier.</w:t></w:r></w:p><w:p><w:pPr><w:spacing w:after="100"/></w:pPr><w:r><w:t xml:space="preserve"></w:t></w:r></w:p><w:p><w:pPr><w:spacing w:after="60"/></w:pPr><w:r><w:t xml:space="preserve"></w:t></w:r></w:p><w:p><w:pPr><w:spacing w:after="80" w:line="300"/><w:jc w:val="both"/></w:pPr><w:r><w:rPr><w:rFonts w:ascii="Times New Roman" w:cs="Times New Roman" w:eastAsia="Times New Roman" w:hAnsi="Times New Roman"/><w:b w:val="false"/><w:bCs w:val="false"/><w:i w:val="false"/><w:iCs w:val="false"/><w:sz w:val="24"/><w:szCs w:val="24"/></w:rPr><w:t xml:space="preserve">Nếu thầy hỏi vì sao phải dùng </w:t></w:r><w:r><w:rPr><w:rFonts w:ascii="Consolas" w:cs="Consolas" w:eastAsia="Consolas" w:hAnsi="Consolas"/><w:b w:val="false"/><w:bCs w:val="false"/><w:i w:val="false"/><w:iCs w:val="false"/><w:color w:val="0B5394"/><w:sz w:val="20"/><w:szCs w:val="20"/><w:shd w:fill="F0F0F0" w:val="clear"/></w:rPr><w:t xml:space="preserve">OPENQUERY</w:t></w:r><w:r><w:rPr><w:rFonts w:ascii="Times New Roman" w:cs="Times New Roman" w:eastAsia="Times New Roman" w:hAnsi="Times New Roman"/><w:b w:val="false"/><w:bCs w:val="false"/><w:i w:val="false"/><w:iCs w:val="false"/><w:sz w:val="24"/><w:szCs w:val="24"/></w:rPr><w:t xml:space="preserve">:</w:t></w:r></w:p><w:p><w:pPr><w:spacing w:after="60"/></w:pPr><w:r><w:t xml:space="preserve"></w:t></w:r></w:p><w:p><w:pPr><w:pBdr><w:left w:val="single" w:color="F0A500" w:sz="12" w:space="8"/></w:pBdr><w:spacing w:after="100" w:line="300"/><w:ind w:left="360"/><w:jc w:val="both"/></w:pPr><w:r><w:rPr><w:rFonts w:ascii="Times New Roman" w:cs="Times New Roman" w:eastAsia="Times New Roman" w:hAnsi="Times New Roman"/><w:b w:val="false"/><w:bCs w:val="false"/><w:i/><w:iCs/><w:sz w:val="24"/><w:szCs w:val="24"/></w:rPr><w:t xml:space="preserve">Nếu viết </w:t></w:r><w:r><w:rPr><w:rFonts w:ascii="Consolas" w:cs="Consolas" w:eastAsia="Consolas" w:hAnsi="Consolas"/><w:b w:val="false"/><w:bCs w:val="false"/><w:i/><w:iCs/><w:color w:val="0B5394"/><w:sz w:val="20"/><w:szCs w:val="20"/><w:shd w:fill="F0F0F0" w:val="clear"/></w:rPr><w:t xml:space="preserve">@@SERVERNAME</w:t></w:r><w:r><w:rPr><w:rFonts w:ascii="Times New Roman" w:cs="Times New Roman" w:eastAsia="Times New Roman" w:hAnsi="Times New Roman"/><w:b w:val="false"/><w:bCs w:val="false"/><w:i/><w:iCs/><w:sz w:val="24"/><w:szCs w:val="24"/></w:rPr><w:t xml:space="preserve"> thẳng trong truy vấn con thì hàm đó được tính tại máy gọi, ba dòng sẽ ra cùng một tên. </w:t></w:r><w:r><w:rPr><w:rFonts w:ascii="Consolas" w:cs="Consolas" w:eastAsia="Consolas" w:hAnsi="Consolas"/><w:b w:val="false"/><w:bCs w:val="false"/><w:i/><w:iCs/><w:color w:val="0B5394"/><w:sz w:val="20"/><w:szCs w:val="20"/><w:shd w:fill="F0F0F0" w:val="clear"/></w:rPr><w:t xml:space="preserve">OPENQUERY</w:t></w:r><w:r><w:rPr><w:rFonts w:ascii="Times New Roman" w:cs="Times New Roman" w:eastAsia="Times New Roman" w:hAnsi="Times New Roman"/><w:b w:val="false"/><w:bCs w:val="false"/><w:i/><w:iCs/><w:sz w:val="24"/><w:szCs w:val="24"/></w:rPr><w:t xml:space="preserve"> gửi nguyên chuỗi lệnh sang máy kia và cho hàm chạy ở bên đó, nên mới đọc được tên máy thật.</w:t></w:r></w:p><w:p><w:pPr><w:spacing w:after="100"/></w:pPr><w:r><w:t xml:space="preserve"></w:t></w:r></w:p><w:p><w:pPr><w:spacing w:after="60"/></w:pPr><w:r><w:t xml:space="preserve"></w:t></w:r></w:p><w:p><w:pPr><w:pBdr><w:bottom w:val="single" w:color="BBBBBB" w:sz="6"/></w:pBdr><w:spacing w:after="120" w:before="120"/></w:pPr><w:r><w:t xml:space="preserve"></w:t></w:r></w:p><w:p><w:pPr><w:spacing w:after="60"/></w:pPr><w:r><w:t xml:space="preserve"></w:t></w:r></w:p><w:p><w:pPr><w:pStyle w:val="Heading1"/><w:spacing w:after="120" w:before="240"/></w:pPr><w:r><w:rPr><w:rFonts w:ascii="Times New Roman" w:cs="Times New Roman" w:eastAsia="Times New Roman" w:hAnsi="Times New Roman"/><w:b/><w:bCs/><w:i w:val="false"/><w:iCs w:val="false"/><w:color w:val="1F3864"/><w:sz w:val="32"/><w:szCs w:val="32"/></w:rPr><w:t xml:space="preserve">MÀN 2 — Trong suốt phân mảnh </w:t></w:r><w:r><w:rPr><w:rFonts w:ascii="Times New Roman" w:cs="Times New Roman" w:eastAsia="Times New Roman" w:hAnsi="Times New Roman"/><w:b/><w:bCs/><w:i/><w:iCs/><w:color w:val="1F3864"/><w:sz w:val="32"/><w:szCs w:val="32"/></w:rPr><w:t xml:space="preserve">(1 phút)</w:t></w:r></w:p><w:p><w:pPr><w:spacing w:after="60"/></w:pPr><w:r><w:t xml:space="preserve"></w:t></w:r></w:p><w:p><w:pPr><w:shd w:fill="F4F4F4" w:val="clear"/><w:spacing w:after="0" w:before="80" w:line="240"/><w:ind w:left="215"/></w:pPr><w:r><w:rPr><w:rFonts w:ascii="Consolas" w:cs="Consolas" w:eastAsia="Consolas" w:hAnsi="Consolas"/><w:sz w:val="16"/><w:szCs w:val="16"/></w:rPr><w:t xml:space="preserve">SELECT &apos;KHO_A&apos; Site, COUNT(*) SoDong, SUM(SoLuong) Tong FROM dbo.TonKho</w:t></w:r></w:p><w:p><w:pPr><w:shd w:fill="F4F4F4" w:val="clear"/><w:spacing w:after="0" w:before="0" w:line="240"/><w:ind w:left="215"/></w:pPr><w:r><w:rPr><w:rFonts w:ascii="Consolas" w:cs="Consolas" w:eastAsia="Consolas" w:hAnsi="Consolas"/><w:sz w:val="16"/><w:szCs w:val="16"/></w:rPr><w:t xml:space="preserve">UNION ALL</w:t></w:r></w:p><w:p><w:pPr><w:shd w:fill="F4F4F4" w:val="clear"/><w:spacing w:after="0" w:before="0" w:line="240"/><w:ind w:left="215"/></w:pPr><w:r><w:rPr><w:rFonts w:ascii="Consolas" w:cs="Consolas" w:eastAsia="Consolas" w:hAnsi="Consolas"/><w:sz w:val="16"/><w:szCs w:val="16"/></w:rPr><w:t xml:space="preserve">SELECT &apos;KHO_B&apos;, COUNT(*), SUM(SoLuong) FROM [Mignon\KHO_B].KhoB.dbo.TonKho</w:t></w:r></w:p><w:p><w:pPr><w:shd w:fill="F4F4F4" w:val="clear"/><w:spacing w:after="0" w:before="0" w:line="240"/><w:ind w:left="215"/></w:pPr><w:r><w:rPr><w:rFonts w:ascii="Consolas" w:cs="Consolas" w:eastAsia="Consolas" w:hAnsi="Consolas"/><w:sz w:val="16"/><w:szCs w:val="16"/></w:rPr><w:t xml:space="preserve">UNION ALL</w:t></w:r></w:p><w:p><w:pPr><w:shd w:fill="F4F4F4" w:val="clear"/><w:spacing w:after="160" w:before="0" w:line="240"/><w:ind w:left="215"/></w:pPr><w:r><w:rPr><w:rFonts w:ascii="Consolas" w:cs="Consolas" w:eastAsia="Consolas" w:hAnsi="Consolas"/><w:sz w:val="16"/><w:szCs w:val="16"/></w:rPr><w:t xml:space="preserve">SELECT &apos;KHO_C&apos;, COUNT(*), SUM(SoLuong) FROM [Mignon\KHO_C].KhoC.dbo.TonKho;</w:t></w:r></w:p><w:p><w:pPr><w:spacing w:after="60"/></w:pPr><w:r><w:t xml:space="preserve"></w:t></w:r></w:p><w:p><w:pPr><w:spacing w:after="80" w:line="300"/><w:jc w:val="both"/></w:pPr><w:r><w:rPr><w:rFonts w:ascii="Times New Roman" w:cs="Times New Roman" w:eastAsia="Times New Roman" w:hAnsi="Times New Roman"/><w:b/><w:bCs/><w:i w:val="false"/><w:iCs w:val="false"/><w:sz w:val="24"/><w:szCs w:val="24"/></w:rPr><w:t xml:space="preserve">Nói:</w:t></w:r></w:p><w:p><w:pPr><w:spacing w:after="60"/></w:pPr><w:r><w:t xml:space="preserve"></w:t></w:r></w:p><w:p><w:pPr><w:pBdr><w:left w:val="single" w:color="F0A500" w:sz="12" w:space="8"/></w:pBdr><w:spacing w:after="100" w:line="300"/><w:ind w:left="360"/><w:jc w:val="both"/></w:pPr><w:r><w:rPr><w:rFonts w:ascii="Times New Roman" w:cs="Times New Roman" w:eastAsia="Times New Roman" w:hAnsi="Times New Roman"/><w:b w:val="false"/><w:bCs w:val="false"/><w:i/><w:iCs/><w:sz w:val="24"/><w:szCs w:val="24"/></w:rPr><w:t xml:space="preserve">Bảng TonKho được phân mảnh ngang theo mã kho: mỗi kho chỉ giữ dòng của chính mình. Câu lệnh này gom dữ liệu từ ba máy về một bảng duy nhất mà người viết câu truy vấn không cần biết dữ liệu nằm ở đâu — đó là trong suốt phân mảnh.</w:t></w:r></w:p><w:p><w:pPr><w:spacing w:after="100"/></w:pPr><w:r><w:t xml:space="preserve"></w:t></w:r></w:p><w:p><w:pPr><w:spacing w:after="60"/></w:pPr><w:r><w:t xml:space="preserve"></w:t></w:r></w:p><w:p><w:pPr><w:spacing w:after="80" w:line="300"/><w:jc w:val="both"/></w:pPr><w:r><w:rPr><w:rFonts w:ascii="Times New Roman" w:cs="Times New Roman" w:eastAsia="Times New Roman" w:hAnsi="Times New Roman"/><w:b w:val="false"/><w:bCs w:val="false"/><w:i w:val="false"/><w:iCs w:val="false"/><w:sz w:val="24"/><w:szCs w:val="24"/></w:rPr><w:t xml:space="preserve">Nếu thầy hỏi vì sao tên Linked Server vẫn là </w:t></w:r><w:r><w:rPr><w:rFonts w:ascii="Consolas" w:cs="Consolas" w:eastAsia="Consolas" w:hAnsi="Consolas"/><w:b w:val="false"/><w:bCs w:val="false"/><w:i w:val="false"/><w:iCs w:val="false"/><w:color w:val="0B5394"/><w:sz w:val="20"/><w:szCs w:val="20"/><w:shd w:fill="F0F0F0" w:val="clear"/></w:rPr><w:t xml:space="preserve">Mignon\KHO_B</w:t></w:r><w:r><w:rPr><w:rFonts w:ascii="Times New Roman" w:cs="Times New Roman" w:eastAsia="Times New Roman" w:hAnsi="Times New Roman"/><w:b w:val="false"/><w:bCs w:val="false"/><w:i w:val="false"/><w:iCs w:val="false"/><w:sz w:val="24"/><w:szCs w:val="24"/></w:rPr><w:t xml:space="preserve"> dù máy đó tên </w:t></w:r><w:r><w:rPr><w:rFonts w:ascii="Consolas" w:cs="Consolas" w:eastAsia="Consolas" w:hAnsi="Consolas"/><w:b w:val="false"/><w:bCs w:val="false"/><w:i w:val="false"/><w:iCs w:val="false"/><w:color w:val="0B5394"/><w:sz w:val="20"/><w:szCs w:val="20"/><w:shd w:fill="F0F0F0" w:val="clear"/></w:rPr><w:t xml:space="preserve">Admin-PC</w:t></w:r><w:r><w:rPr><w:rFonts w:ascii="Times New Roman" w:cs="Times New Roman" w:eastAsia="Times New Roman" w:hAnsi="Times New Roman"/><w:b w:val="false"/><w:bCs w:val="false"/><w:i w:val="false"/><w:iCs w:val="false"/><w:sz w:val="24"/><w:szCs w:val="24"/></w:rPr><w:t xml:space="preserve">:</w:t></w:r></w:p><w:p><w:pPr><w:spacing w:after="60"/></w:pPr><w:r><w:t xml:space="preserve"></w:t></w:r></w:p><w:p><w:pPr><w:pBdr><w:left w:val="single" w:color="F0A500" w:sz="12" w:space="8"/></w:pBdr><w:spacing w:after="100" w:line="300"/><w:ind w:left="360"/><w:jc w:val="both"/></w:pPr><w:r><w:rPr><w:rFonts w:ascii="Times New Roman" w:cs="Times New Roman" w:eastAsia="Times New Roman" w:hAnsi="Times New Roman"/><w:b w:val="false"/><w:bCs w:val="false"/><w:i/><w:iCs/><w:sz w:val="24"/><w:szCs w:val="24"/></w:rPr><w:t xml:space="preserve">Linked Server tách làm hai phần: tên gọi và địa chỉ thật. Nhóm em giữ nguyên tên gọi cũ và chỉ đổi địa chỉ sang IP ảo, nhờ vậy toàn bộ mười tập lệnh viết từ trước chạy y nguyên, không sửa một dòng nào. Đó là trong suốt vị trí ở mức hạ tầng.</w:t></w:r></w:p><w:p><w:pPr><w:spacing w:after="100"/></w:pPr><w:r><w:t xml:space="preserve"></w:t></w:r></w:p><w:p><w:pPr><w:spacing w:after="60"/></w:pPr><w:r><w:t xml:space="preserve"></w:t></w:r></w:p><w:p><w:pPr><w:pBdr><w:bottom w:val="single" w:color="BBBBBB" w:sz="6"/></w:pBdr><w:spacing w:after="120" w:before="120"/></w:pPr><w:r><w:t xml:space="preserve"></w:t></w:r></w:p><w:p><w:pPr><w:spacing w:after="60"/></w:pPr><w:r><w:t xml:space="preserve"></w:t></w:r></w:p><w:p><w:pPr><w:pStyle w:val="Heading1"/><w:spacing w:after="120" w:before="240"/></w:pPr><w:r><w:rPr><w:rFonts w:ascii="Times New Roman" w:cs="Times New Roman" w:eastAsia="Times New Roman" w:hAnsi="Times New Roman"/><w:b/><w:bCs/><w:i w:val="false"/><w:iCs w:val="false"/><w:color w:val="1F3864"/><w:sz w:val="32"/><w:szCs w:val="32"/></w:rPr><w:t xml:space="preserve">MÀN 3 — Nghiệp vụ đề bài: điều chuyển 50 sản phẩm </w:t></w:r><w:r><w:rPr><w:rFonts w:ascii="Times New Roman" w:cs="Times New Roman" w:eastAsia="Times New Roman" w:hAnsi="Times New Roman"/><w:b/><w:bCs/><w:i/><w:iCs/><w:color w:val="1F3864"/><w:sz w:val="32"/><w:szCs w:val="32"/></w:rPr><w:t xml:space="preserve">(3 phút)</w:t></w:r></w:p><w:p><w:pPr><w:spacing w:after="60"/></w:pPr><w:r><w:t xml:space="preserve"></w:t></w:r></w:p><w:p><w:pPr><w:spacing w:after="80" w:line="300"/><w:jc w:val="both"/></w:pPr><w:r><w:rPr><w:rFonts w:ascii="Times New Roman" w:cs="Times New Roman" w:eastAsia="Times New Roman" w:hAnsi="Times New Roman"/><w:b w:val="false"/><w:bCs w:val="false"/><w:i w:val="false"/><w:iCs w:val="false"/><w:sz w:val="24"/><w:szCs w:val="24"/></w:rPr><w:t xml:space="preserve">Mở </w:t></w:r><w:r><w:rPr><w:rFonts w:ascii="Consolas" w:cs="Consolas" w:eastAsia="Consolas" w:hAnsi="Consolas"/><w:b w:val="false"/><w:bCs w:val="false"/><w:i w:val="false"/><w:iCs w:val="false"/><w:color w:val="0B5394"/><w:sz w:val="20"/><w:szCs w:val="20"/><w:shd w:fill="F0F0F0" w:val="clear"/></w:rPr><w:t xml:space="preserve">SQL\07_DieuChuyen_GiaoTacPhanTan.sql</w:t></w:r><w:r><w:rPr><w:rFonts w:ascii="Times New Roman" w:cs="Times New Roman" w:eastAsia="Times New Roman" w:hAnsi="Times New Roman"/><w:b w:val="false"/><w:bCs w:val="false"/><w:i w:val="false"/><w:iCs w:val="false"/><w:sz w:val="24"/><w:szCs w:val="24"/></w:rPr><w:t xml:space="preserve">, </w:t></w:r><w:r><w:rPr><w:rFonts w:ascii="Times New Roman" w:cs="Times New Roman" w:eastAsia="Times New Roman" w:hAnsi="Times New Roman"/><w:b/><w:bCs/><w:i w:val="false"/><w:iCs w:val="false"/><w:sz w:val="24"/><w:szCs w:val="24"/></w:rPr><w:t xml:space="preserve">bôi đen PHẦN 3</w:t></w:r><w:r><w:rPr><w:rFonts w:ascii="Times New Roman" w:cs="Times New Roman" w:eastAsia="Times New Roman" w:hAnsi="Times New Roman"/><w:b w:val="false"/><w:bCs w:val="false"/><w:i w:val="false"/><w:iCs w:val="false"/><w:sz w:val="24"/><w:szCs w:val="24"/></w:rPr><w:t xml:space="preserve"> rồi bấm F5.</w:t></w:r></w:p><w:p><w:pPr><w:spacing w:after="60"/></w:pPr><w:r><w:t xml:space="preserve"></w:t></w:r></w:p><w:p><w:pPr><w:pStyle w:val="Heading2"/><w:spacing w:after="120" w:before="220"/></w:pPr><w:r><w:rPr><w:rFonts w:ascii="Times New Roman" w:cs="Times New Roman" w:eastAsia="Times New Roman" w:hAnsi="Times New Roman"/><w:b/><w:bCs/><w:i w:val="false"/><w:iCs w:val="false"/><w:color w:val="1F3864"/><w:sz w:val="28"/><w:szCs w:val="28"/></w:rPr><w:t xml:space="preserve">Trước khi bấm — nói bối cảnh</w:t></w:r></w:p><w:p><w:pPr><w:spacing w:after="60"/></w:pPr><w:r><w:t xml:space="preserve"></w:t></w:r></w:p><w:p><w:pPr><w:pBdr><w:left w:val="single" w:color="F0A500" w:sz="12" w:space="8"/></w:pBdr><w:spacing w:after="100" w:line="300"/><w:ind w:left="360"/><w:jc w:val="both"/></w:pPr><w:r><w:rPr><w:rFonts w:ascii="Times New Roman" w:cs="Times New Roman" w:eastAsia="Times New Roman" w:hAnsi="Times New Roman"/><w:b w:val="false"/><w:bCs w:val="false"/><w:i/><w:iCs/><w:sz w:val="24"/><w:szCs w:val="24"/></w:rPr><w:t xml:space="preserve">Kho Miền Bắc báo thiếu bóng đèn LED: tồn hiện có 150, mức tồn tối thiểu là 200, thiếu đúng 50. Kho Trung tâm điều chuyển sang 50 đơn vị. Nghiệp vụ này đụng tới hai cơ sở dữ liệu nằm trên hai máy chủ khác nhau.</w:t></w:r></w:p><w:p><w:pPr><w:spacing w:after="100"/></w:pPr><w:r><w:t xml:space="preserve"></w:t></w:r></w:p><w:p><w:pPr><w:spacing w:after="60"/></w:pPr><w:r><w:t xml:space="preserve"></w:t></w:r></w:p><w:p><w:pPr><w:pStyle w:val="Heading2"/><w:spacing w:after="120" w:before="220"/></w:pPr><w:r><w:rPr><w:rFonts w:ascii="Times New Roman" w:cs="Times New Roman" w:eastAsia="Times New Roman" w:hAnsi="Times New Roman"/><w:b/><w:bCs/><w:i w:val="false"/><w:iCs w:val="false"/><w:color w:val="1F3864"/><w:sz w:val="28"/><w:szCs w:val="28"/></w:rPr><w:t xml:space="preserve">Sau khi bảng kết quả hiện ra</w:t></w:r></w:p><w:p><w:pPr><w:spacing w:after="60"/></w:pPr><w:r><w:t xml:space="preserve"></w:t></w:r></w:p><w:p><w:pPr><w:spacing w:after="80" w:line="300"/><w:jc w:val="both"/></w:pPr><w:r><w:rPr><w:rFonts w:ascii="Times New Roman" w:cs="Times New Roman" w:eastAsia="Times New Roman" w:hAnsi="Times New Roman"/><w:b w:val="false"/><w:bCs w:val="false"/><w:i w:val="false"/><w:iCs w:val="false"/><w:sz w:val="24"/><w:szCs w:val="24"/></w:rPr><w:t xml:space="preserve">Chỉ vào hai bảng TRƯỚC và SAU:</w:t></w:r></w:p><w:p><w:pPr><w:spacing w:after="60"/></w:pPr><w:r><w:t xml:space="preserve"></w:t></w:r></w:p><w:p><w:pPr><w:pBdr><w:left w:val="single" w:color="F0A500" w:sz="12" w:space="8"/></w:pBdr><w:spacing w:after="100" w:line="300"/><w:ind w:left="360"/><w:jc w:val="both"/></w:pPr><w:r><w:rPr><w:rFonts w:ascii="Times New Roman" w:cs="Times New Roman" w:eastAsia="Times New Roman" w:hAnsi="Times New Roman"/><w:b w:val="false"/><w:bCs w:val="false"/><w:i/><w:iCs/><w:sz w:val="24"/><w:szCs w:val="24"/></w:rPr><w:t xml:space="preserve">Kho A đi từ 800 xuống 750, Kho B đi từ 150 lên 200. Tổng số hàng toàn hệ thống không đổi — rời kho nguồn bao nhiêu thì tới kho đích bấy nhiêu.</w:t></w:r></w:p><w:p><w:pPr><w:spacing w:after="100"/></w:pPr><w:r><w:t xml:space="preserve"></w:t></w:r></w:p><w:p><w:pPr><w:spacing w:after="60"/></w:pPr><w:r><w:t xml:space="preserve"></w:t></w:r></w:p><w:p><w:pPr><w:spacing w:after="80" w:line="300"/><w:jc w:val="both"/></w:pPr><w:r><w:rPr><w:rFonts w:ascii="Times New Roman" w:cs="Times New Roman" w:eastAsia="Times New Roman" w:hAnsi="Times New Roman"/><w:b w:val="false"/><w:bCs w:val="false"/><w:i w:val="false"/><w:iCs w:val="false"/><w:sz w:val="24"/><w:szCs w:val="24"/></w:rPr><w:t xml:space="preserve">Chỉ vào bảng phiếu điều chuyển:</w:t></w:r></w:p><w:p><w:pPr><w:spacing w:after="60"/></w:pPr><w:r><w:t xml:space="preserve"></w:t></w:r></w:p><w:p><w:pPr><w:pBdr><w:left w:val="single" w:color="F0A500" w:sz="12" w:space="8"/></w:pBdr><w:spacing w:after="100" w:line="300"/><w:ind w:left="360"/><w:jc w:val="both"/></w:pPr><w:r><w:rPr><w:rFonts w:ascii="Times New Roman" w:cs="Times New Roman" w:eastAsia="Times New Roman" w:hAnsi="Times New Roman"/><w:b w:val="false"/><w:bCs w:val="false"/><w:i/><w:iCs/><w:sz w:val="24"/><w:szCs w:val="24"/></w:rPr><w:t xml:space="preserve">Phiếu được ghi ở cả hai site trong cùng một giao tác. Không có chuyện một bên có phiếu còn bên kia không.</w:t></w:r></w:p><w:p><w:pPr><w:spacing w:after="100"/></w:pPr><w:r><w:t xml:space="preserve"></w:t></w:r></w:p><w:p><w:pPr><w:spacing w:after="60"/></w:pPr><w:r><w:t xml:space="preserve"></w:t></w:r></w:p><w:p><w:pPr><w:pBdr><w:bottom w:val="single" w:color="BBBBBB" w:sz="6"/></w:pBdr><w:spacing w:after="120" w:before="120"/></w:pPr><w:r><w:t xml:space="preserve"></w:t></w:r></w:p><w:p><w:pPr><w:spacing w:after="60"/></w:pPr><w:r><w:t xml:space="preserve"></w:t></w:r></w:p><w:p><w:pPr><w:pStyle w:val="Heading1"/><w:spacing w:after="120" w:before="240"/></w:pPr><w:r><w:rPr><w:rFonts w:ascii="Times New Roman" w:cs="Times New Roman" w:eastAsia="Times New Roman" w:hAnsi="Times New Roman"/><w:b/><w:bCs/><w:i w:val="false"/><w:iCs w:val="false"/><w:color w:val="1F3864"/><w:sz w:val="32"/><w:szCs w:val="32"/></w:rPr><w:t xml:space="preserve">MÀN 4 — Kho nguồn không đủ hàng </w:t></w:r><w:r><w:rPr><w:rFonts w:ascii="Times New Roman" w:cs="Times New Roman" w:eastAsia="Times New Roman" w:hAnsi="Times New Roman"/><w:b/><w:bCs/><w:i/><w:iCs/><w:color w:val="1F3864"/><w:sz w:val="32"/><w:szCs w:val="32"/></w:rPr><w:t xml:space="preserve">(1 phút)</w:t></w:r></w:p><w:p><w:pPr><w:spacing w:after="60"/></w:pPr><w:r><w:t xml:space="preserve"></w:t></w:r></w:p><w:p><w:pPr><w:spacing w:after="80" w:line="300"/><w:jc w:val="both"/></w:pPr><w:r><w:rPr><w:rFonts w:ascii="Times New Roman" w:cs="Times New Roman" w:eastAsia="Times New Roman" w:hAnsi="Times New Roman"/><w:b/><w:bCs/><w:i w:val="false"/><w:iCs w:val="false"/><w:sz w:val="24"/><w:szCs w:val="24"/></w:rPr><w:t xml:space="preserve">Bôi đen PHẦN 4</w:t></w:r><w:r><w:rPr><w:rFonts w:ascii="Times New Roman" w:cs="Times New Roman" w:eastAsia="Times New Roman" w:hAnsi="Times New Roman"/><w:b w:val="false"/><w:bCs w:val="false"/><w:i w:val="false"/><w:iCs w:val="false"/><w:sz w:val="24"/><w:szCs w:val="24"/></w:rPr><w:t xml:space="preserve"> rồi bấm F5.</w:t></w:r></w:p><w:p><w:pPr><w:spacing w:after="60"/></w:pPr><w:r><w:t xml:space="preserve"></w:t></w:r></w:p><w:p><w:pPr><w:pBdr><w:left w:val="single" w:color="F0A500" w:sz="12" w:space="8"/></w:pBdr><w:spacing w:after="100" w:line="300"/><w:ind w:left="360"/><w:jc w:val="both"/></w:pPr><w:r><w:rPr><w:rFonts w:ascii="Times New Roman" w:cs="Times New Roman" w:eastAsia="Times New Roman" w:hAnsi="Times New Roman"/><w:b w:val="false"/><w:bCs w:val="false"/><w:i/><w:iCs/><w:sz w:val="24"/><w:szCs w:val="24"/></w:rPr><w:t xml:space="preserve">Bây giờ em thử chuyển 999.999 đơn vị, vượt xa số đang có. Thủ tục kiểm tra tồn kho trước khi trừ nên từ chối ngay, không site nào bị đụng tới. Bảng SAU giống hệt bảng TRƯỚC.</w:t></w:r></w:p><w:p><w:pPr><w:spacing w:after="100"/></w:pPr><w:r><w:t xml:space="preserve"></w:t></w:r></w:p><w:p><w:pPr><w:spacing w:after="60"/></w:pPr><w:r><w:t xml:space="preserve"></w:t></w:r></w:p><w:p><w:pPr><w:spacing w:after="80" w:line="300"/><w:jc w:val="both"/></w:pPr><w:r><w:rPr><w:rFonts w:ascii="Times New Roman" w:cs="Times New Roman" w:eastAsia="Times New Roman" w:hAnsi="Times New Roman"/><w:b w:val="false"/><w:bCs w:val="false"/><w:i w:val="false"/><w:iCs w:val="false"/><w:sz w:val="24"/><w:szCs w:val="24"/></w:rPr><w:t xml:space="preserve">Nhấn mạnh:</w:t></w:r></w:p><w:p><w:pPr><w:spacing w:after="60"/></w:pPr><w:r><w:t xml:space="preserve"></w:t></w:r></w:p><w:p><w:pPr><w:pBdr><w:left w:val="single" w:color="F0A500" w:sz="12" w:space="8"/></w:pBdr><w:spacing w:after="100" w:line="300"/><w:ind w:left="360"/><w:jc w:val="both"/></w:pPr><w:r><w:rPr><w:rFonts w:ascii="Times New Roman" w:cs="Times New Roman" w:eastAsia="Times New Roman" w:hAnsi="Times New Roman"/><w:b w:val="false"/><w:bCs w:val="false"/><w:i/><w:iCs/><w:sz w:val="24"/><w:szCs w:val="24"/></w:rPr><w:t xml:space="preserve">Đây là tầng bảo vệ thứ nhất — chặn từ đầu, chưa cần tới cơ chế quay lui.</w:t></w:r></w:p><w:p><w:pPr><w:spacing w:after="100"/></w:pPr><w:r><w:t xml:space="preserve"></w:t></w:r></w:p><w:p><w:pPr><w:spacing w:after="60"/></w:pPr><w:r><w:t xml:space="preserve"></w:t></w:r></w:p><w:p><w:pPr><w:pBdr><w:bottom w:val="single" w:color="BBBBBB" w:sz="6"/></w:pBdr><w:spacing w:after="120" w:before="120"/></w:pPr><w:r><w:t xml:space="preserve"></w:t></w:r></w:p><w:p><w:pPr><w:spacing w:after="60"/></w:pPr><w:r><w:t xml:space="preserve"></w:t></w:r></w:p><w:p><w:pPr><w:pStyle w:val="Heading1"/><w:spacing w:after="120" w:before="240"/></w:pPr><w:r><w:rPr><w:rFonts w:ascii="Times New Roman" w:cs="Times New Roman" w:eastAsia="Times New Roman" w:hAnsi="Times New Roman"/><w:b/><w:bCs/><w:i w:val="false"/><w:iCs w:val="false"/><w:color w:val="1F3864"/><w:sz w:val="32"/><w:szCs w:val="32"/></w:rPr><w:t xml:space="preserve">MÀN 5 — LỖI GIỮA CHỪNG </w:t></w:r><w:r><w:rPr><w:rFonts w:ascii="Times New Roman" w:cs="Times New Roman" w:eastAsia="Times New Roman" w:hAnsi="Times New Roman"/><w:b/><w:bCs/><w:i/><w:iCs/><w:color w:val="1F3864"/><w:sz w:val="32"/><w:szCs w:val="32"/></w:rPr><w:t xml:space="preserve">(3 phút)</w:t></w:r></w:p><w:p><w:pPr><w:spacing w:after="60"/></w:pPr><w:r><w:t xml:space="preserve"></w:t></w:r></w:p><w:p><w:pPr><w:pBdr><w:left w:val="single" w:color="F0A500" w:sz="12" w:space="8"/></w:pBdr><w:spacing w:after="100" w:line="300"/><w:ind w:left="360"/><w:jc w:val="both"/></w:pPr><w:r><w:rPr><w:rFonts w:ascii="Times New Roman" w:cs="Times New Roman" w:eastAsia="Times New Roman" w:hAnsi="Times New Roman"/><w:b w:val="false"/><w:bCs w:val="false"/><w:i/><w:iCs/><w:sz w:val="24"/><w:szCs w:val="24"/></w:rPr><w:t xml:space="preserve">Đây là thứ đề bài bắt buộc. Nếu chỉ còn thời gian cho một màn, chọn màn này.</w:t></w:r></w:p><w:p><w:pPr><w:spacing w:after="100"/></w:pPr><w:r><w:t xml:space="preserve"></w:t></w:r></w:p><w:p><w:pPr><w:spacing w:after="60"/></w:pPr><w:r><w:t xml:space="preserve"></w:t></w:r></w:p><w:p><w:pPr><w:spacing w:after="80" w:line="300"/><w:jc w:val="both"/></w:pPr><w:r><w:rPr><w:rFonts w:ascii="Times New Roman" w:cs="Times New Roman" w:eastAsia="Times New Roman" w:hAnsi="Times New Roman"/><w:b/><w:bCs/><w:i w:val="false"/><w:iCs w:val="false"/><w:sz w:val="24"/><w:szCs w:val="24"/></w:rPr><w:t xml:space="preserve">Bôi đen PHẦN 5</w:t></w:r><w:r><w:rPr><w:rFonts w:ascii="Times New Roman" w:cs="Times New Roman" w:eastAsia="Times New Roman" w:hAnsi="Times New Roman"/><w:b w:val="false"/><w:bCs w:val="false"/><w:i w:val="false"/><w:iCs w:val="false"/><w:sz w:val="24"/><w:szCs w:val="24"/></w:rPr><w:t xml:space="preserve"> rồi bấm F5.</w:t></w:r></w:p><w:p><w:pPr><w:spacing w:after="60"/></w:pPr><w:r><w:t xml:space="preserve"></w:t></w:r></w:p><w:p><w:pPr><w:pStyle w:val="Heading2"/><w:spacing w:after="120" w:before="220"/></w:pPr><w:r><w:rPr><w:rFonts w:ascii="Times New Roman" w:cs="Times New Roman" w:eastAsia="Times New Roman" w:hAnsi="Times New Roman"/><w:b/><w:bCs/><w:i w:val="false"/><w:iCs w:val="false"/><w:color w:val="1F3864"/><w:sz w:val="28"/><w:szCs w:val="28"/></w:rPr><w:t xml:space="preserve">Trước khi bấm — dựng tình huống</w:t></w:r></w:p><w:p><w:pPr><w:spacing w:after="60"/></w:pPr><w:r><w:t xml:space="preserve"></w:t></w:r></w:p><w:p><w:pPr><w:pBdr><w:left w:val="single" w:color="F0A500" w:sz="12" w:space="8"/></w:pBdr><w:spacing w:after="100" w:line="300"/><w:ind w:left="360"/><w:jc w:val="both"/></w:pPr><w:r><w:rPr><w:rFonts w:ascii="Times New Roman" w:cs="Times New Roman" w:eastAsia="Times New Roman" w:hAnsi="Times New Roman"/><w:b w:val="false"/><w:bCs w:val="false"/><w:i/><w:iCs/><w:sz w:val="24"/><w:szCs w:val="24"/></w:rPr><w:t xml:space="preserve">Màn này mô phỏng sự cố nguy hiểm nhất. Tham số GayLoiThuNghiem khiến thủ tục bung lỗi đúng vào thời điểm đã trừ kho nguồn và đã ghi phiếu, nhưng chưa cộng cho kho đích. Nếu không có cơ chế hai pha thì 50 đơn vị hàng sẽ bốc hơi: Kho A mất mà Kho B không nhận được.</w:t></w:r></w:p><w:p><w:pPr><w:spacing w:after="100"/></w:pPr><w:r><w:t xml:space="preserve"></w:t></w:r></w:p><w:p><w:pPr><w:spacing w:after="60"/></w:pPr><w:r><w:t xml:space="preserve"></w:t></w:r></w:p><w:p><w:pPr><w:pStyle w:val="Heading2"/><w:spacing w:after="120" w:before="220"/></w:pPr><w:r><w:rPr><w:rFonts w:ascii="Times New Roman" w:cs="Times New Roman" w:eastAsia="Times New Roman" w:hAnsi="Times New Roman"/><w:b/><w:bCs/><w:i w:val="false"/><w:iCs w:val="false"/><w:color w:val="1F3864"/><w:sz w:val="28"/><w:szCs w:val="28"/></w:rPr><w:t xml:space="preserve">Sau khi kết quả hiện ra</w:t></w:r></w:p><w:p><w:pPr><w:spacing w:after="60"/></w:pPr><w:r><w:t xml:space="preserve"></w:t></w:r></w:p><w:p><w:pPr><w:pBdr><w:left w:val="single" w:color="F0A500" w:sz="12" w:space="8"/></w:pBdr><w:spacing w:after="100" w:line="300"/><w:ind w:left="360"/><w:jc w:val="both"/></w:pPr><w:r><w:rPr><w:rFonts w:ascii="Times New Roman" w:cs="Times New Roman" w:eastAsia="Times New Roman" w:hAnsi="Times New Roman"/><w:b w:val="false"/><w:bCs w:val="false"/><w:i/><w:iCs/><w:sz w:val="24"/><w:szCs w:val="24"/></w:rPr><w:t xml:space="preserve">Giao tác đã bị huỷ. Tồn kho y nguyên, số phiếu không đổi. Hai nửa của giao tác nằm trên hai máy tính khác nhau nên không máy nào tự quay lui được — MS DTC đóng vai trọng tài hai pha: chỉ khi cả hai máy cùng báo sẵn sàng thì dữ liệu mới được ghi thật; một bên hỏng là cả hai bên cùng trở về trạng thái cũ.</w:t></w:r></w:p><w:p><w:pPr><w:spacing w:after="100"/></w:pPr><w:r><w:t xml:space="preserve"></w:t></w:r></w:p><w:p><w:pPr><w:spacing w:after="60"/></w:pPr><w:r><w:t xml:space="preserve"></w:t></w:r></w:p><w:p><w:pPr><w:spacing w:after="80" w:line="300"/><w:jc w:val="both"/></w:pPr><w:r><w:rPr><w:rFonts w:ascii="Times New Roman" w:cs="Times New Roman" w:eastAsia="Times New Roman" w:hAnsi="Times New Roman"/><w:b w:val="false"/><w:bCs w:val="false"/><w:i w:val="false"/><w:iCs w:val="false"/><w:sz w:val="24"/><w:szCs w:val="24"/></w:rPr><w:t xml:space="preserve">Câu chốt:</w:t></w:r></w:p><w:p><w:pPr><w:spacing w:after="60"/></w:pPr><w:r><w:t xml:space="preserve"></w:t></w:r></w:p><w:p><w:pPr><w:pBdr><w:left w:val="single" w:color="F0A500" w:sz="12" w:space="8"/></w:pBdr><w:spacing w:after="100" w:line="300"/><w:ind w:left="360"/><w:jc w:val="both"/></w:pPr><w:r><w:rPr><w:rFonts w:ascii="Times New Roman" w:cs="Times New Roman" w:eastAsia="Times New Roman" w:hAnsi="Times New Roman"/><w:b w:val="false"/><w:bCs w:val="false"/><w:i/><w:iCs/><w:sz w:val="24"/><w:szCs w:val="24"/></w:rPr><w:t xml:space="preserve">Đây chính là yêu cầu của đề bài: giao dịch thất bại giữa chừng thì dữ liệu vẫn nhất quán.</w:t></w:r></w:p><w:p><w:pPr><w:spacing w:after="100"/></w:pPr><w:r><w:t xml:space="preserve"></w:t></w:r></w:p><w:p><w:pPr><w:spacing w:after="60"/></w:pPr><w:r><w:t xml:space="preserve"></w:t></w:r></w:p><w:p><w:pPr><w:pBdr><w:bottom w:val="single" w:color="BBBBBB" w:sz="6"/></w:pBdr><w:spacing w:after="120" w:before="120"/></w:pPr><w:r><w:t xml:space="preserve"></w:t></w:r></w:p><w:p><w:pPr><w:spacing w:after="60"/></w:pPr><w:r><w:t xml:space="preserve"></w:t></w:r></w:p><w:p><w:pPr><w:pStyle w:val="Heading1"/><w:spacing w:after="120" w:before="240"/></w:pPr><w:r><w:rPr><w:rFonts w:ascii="Times New Roman" w:cs="Times New Roman" w:eastAsia="Times New Roman" w:hAnsi="Times New Roman"/><w:b/><w:bCs/><w:i w:val="false"/><w:iCs w:val="false"/><w:color w:val="1F3864"/><w:sz w:val="32"/><w:szCs w:val="32"/></w:rPr><w:t xml:space="preserve">MÀN 6 — Tổng kết số học </w:t></w:r><w:r><w:rPr><w:rFonts w:ascii="Times New Roman" w:cs="Times New Roman" w:eastAsia="Times New Roman" w:hAnsi="Times New Roman"/><w:b/><w:bCs/><w:i/><w:iCs/><w:color w:val="1F3864"/><w:sz w:val="32"/><w:szCs w:val="32"/></w:rPr><w:t xml:space="preserve">(30 giây)</w:t></w:r></w:p><w:p><w:pPr><w:spacing w:after="60"/></w:pPr><w:r><w:t xml:space="preserve"></w:t></w:r></w:p><w:p><w:pPr><w:spacing w:after="80" w:line="300"/><w:jc w:val="both"/></w:pPr><w:r><w:rPr><w:rFonts w:ascii="Times New Roman" w:cs="Times New Roman" w:eastAsia="Times New Roman" w:hAnsi="Times New Roman"/><w:b/><w:bCs/><w:i w:val="false"/><w:iCs w:val="false"/><w:sz w:val="24"/><w:szCs w:val="24"/></w:rPr><w:t xml:space="preserve">Bôi đen PHẦN 6</w:t></w:r><w:r><w:rPr><w:rFonts w:ascii="Times New Roman" w:cs="Times New Roman" w:eastAsia="Times New Roman" w:hAnsi="Times New Roman"/><w:b w:val="false"/><w:bCs w:val="false"/><w:i w:val="false"/><w:iCs w:val="false"/><w:sz w:val="24"/><w:szCs w:val="24"/></w:rPr><w:t xml:space="preserve"> rồi bấm F5.</w:t></w:r></w:p><w:p><w:pPr><w:spacing w:after="60"/></w:pPr><w:r><w:t xml:space="preserve"></w:t></w:r></w:p><w:p><w:pPr><w:pBdr><w:left w:val="single" w:color="F0A500" w:sz="12" w:space="8"/></w:pBdr><w:spacing w:after="100" w:line="300"/><w:ind w:left="360"/><w:jc w:val="both"/></w:pPr><w:r><w:rPr><w:rFonts w:ascii="Times New Roman" w:cs="Times New Roman" w:eastAsia="Times New Roman" w:hAnsi="Times New Roman"/><w:b w:val="false"/><w:bCs w:val="false"/><w:i/><w:iCs/><w:sz w:val="24"/><w:szCs w:val="24"/></w:rPr><w:t xml:space="preserve">Tổng tồn kho toàn hệ thống trước và sau toàn bộ buổi demo bằng nhau. Mọi thao tác đều bảo toàn tổng lượng hàng.</w:t></w:r></w:p><w:p><w:pPr><w:spacing w:after="100"/></w:pPr><w:r><w:t xml:space="preserve"></w:t></w:r></w:p><w:p><w:pPr><w:spacing w:after="60"/></w:pPr><w:r><w:t xml:space="preserve"></w:t></w:r></w:p><w:p><w:pPr><w:pBdr><w:bottom w:val="single" w:color="BBBBBB" w:sz="6"/></w:pBdr><w:spacing w:after="120" w:before="120"/></w:pPr><w:r><w:t xml:space="preserve"></w:t></w:r></w:p><w:p><w:pPr><w:spacing w:after="60"/></w:pPr><w:r><w:t xml:space="preserve"></w:t></w:r></w:p><w:p><w:pPr><w:pStyle w:val="Heading1"/><w:spacing w:after="120" w:before="240"/></w:pPr><w:r><w:rPr><w:rFonts w:ascii="Times New Roman" w:cs="Times New Roman" w:eastAsia="Times New Roman" w:hAnsi="Times New Roman"/><w:b/><w:bCs/><w:i w:val="false"/><w:iCs w:val="false"/><w:color w:val="1F3864"/><w:sz w:val="32"/><w:szCs w:val="32"/></w:rPr><w:t xml:space="preserve">MÀN 7 — Phần mềm ứng dụng </w:t></w:r><w:r><w:rPr><w:rFonts w:ascii="Times New Roman" w:cs="Times New Roman" w:eastAsia="Times New Roman" w:hAnsi="Times New Roman"/><w:b/><w:bCs/><w:i/><w:iCs/><w:color w:val="1F3864"/><w:sz w:val="32"/><w:szCs w:val="32"/></w:rPr><w:t xml:space="preserve">(2 phút, nếu còn giờ)</w:t></w:r></w:p><w:p><w:pPr><w:spacing w:after="60"/></w:pPr><w:r><w:t xml:space="preserve"></w:t></w:r></w:p><w:p><w:pPr><w:spacing w:after="80" w:line="300"/><w:jc w:val="both"/></w:pPr><w:r><w:rPr><w:rFonts w:ascii="Times New Roman" w:cs="Times New Roman" w:eastAsia="Times New Roman" w:hAnsi="Times New Roman"/><w:b w:val="false"/><w:bCs w:val="false"/><w:i w:val="false"/><w:iCs w:val="false"/><w:sz w:val="24"/><w:szCs w:val="24"/></w:rPr><w:t xml:space="preserve">Mở terminal trong thư mục </w:t></w:r><w:r><w:rPr><w:rFonts w:ascii="Consolas" w:cs="Consolas" w:eastAsia="Consolas" w:hAnsi="Consolas"/><w:b w:val="false"/><w:bCs w:val="false"/><w:i w:val="false"/><w:iCs w:val="false"/><w:color w:val="0B5394"/><w:sz w:val="20"/><w:szCs w:val="20"/><w:shd w:fill="F0F0F0" w:val="clear"/></w:rPr><w:t xml:space="preserve">UngDungWeb</w:t></w:r><w:r><w:rPr><w:rFonts w:ascii="Times New Roman" w:cs="Times New Roman" w:eastAsia="Times New Roman" w:hAnsi="Times New Roman"/><w:b w:val="false"/><w:bCs w:val="false"/><w:i w:val="false"/><w:iCs w:val="false"/><w:sz w:val="24"/><w:szCs w:val="24"/></w:rPr><w:t xml:space="preserve">:</w:t></w:r></w:p><w:p><w:pPr><w:spacing w:after="60"/></w:pPr><w:r><w:t xml:space="preserve"></w:t></w:r></w:p><w:p><w:pPr><w:shd w:fill="F4F4F4" w:val="clear"/><w:spacing w:after="160" w:before="80" w:line="240"/><w:ind w:left="215"/></w:pPr><w:r><w:rPr><w:rFonts w:ascii="Consolas" w:cs="Consolas" w:eastAsia="Consolas" w:hAnsi="Consolas"/><w:sz w:val="16"/><w:szCs w:val="16"/></w:rPr><w:t xml:space="preserve">npm run dev</w:t></w:r></w:p><w:p><w:pPr><w:spacing w:after="60"/></w:pPr><w:r><w:t xml:space="preserve"></w:t></w:r></w:p><w:p><w:pPr><w:spacing w:after="80" w:line="300"/><w:jc w:val="both"/></w:pPr><w:r><w:rPr><w:rFonts w:ascii="Times New Roman" w:cs="Times New Roman" w:eastAsia="Times New Roman" w:hAnsi="Times New Roman"/><w:b w:val="false"/><w:bCs w:val="false"/><w:i w:val="false"/><w:iCs w:val="false"/><w:sz w:val="24"/><w:szCs w:val="24"/></w:rPr><w:t xml:space="preserve">Vào </w:t></w:r><w:r><w:rPr><w:rFonts w:ascii="Consolas" w:cs="Consolas" w:eastAsia="Consolas" w:hAnsi="Consolas"/><w:b w:val="false"/><w:bCs w:val="false"/><w:i w:val="false"/><w:iCs w:val="false"/><w:color w:val="0B5394"/><w:sz w:val="20"/><w:szCs w:val="20"/><w:shd w:fill="F0F0F0" w:val="clear"/></w:rPr><w:t xml:space="preserve">http://localhost:3001</w:t></w:r><w:r><w:rPr><w:rFonts w:ascii="Times New Roman" w:cs="Times New Roman" w:eastAsia="Times New Roman" w:hAnsi="Times New Roman"/><w:b w:val="false"/><w:bCs w:val="false"/><w:i w:val="false"/><w:iCs w:val="false"/><w:sz w:val="24"/><w:szCs w:val="24"/></w:rPr><w:t xml:space="preserve">, bấm tab </w:t></w:r><w:r><w:rPr><w:rFonts w:ascii="Times New Roman" w:cs="Times New Roman" w:eastAsia="Times New Roman" w:hAnsi="Times New Roman"/><w:b/><w:bCs/><w:i w:val="false"/><w:iCs w:val="false"/><w:sz w:val="24"/><w:szCs w:val="24"/></w:rPr><w:t xml:space="preserve">Điều chuyển</w:t></w:r><w:r><w:rPr><w:rFonts w:ascii="Times New Roman" w:cs="Times New Roman" w:eastAsia="Times New Roman" w:hAnsi="Times New Roman"/><w:b w:val="false"/><w:bCs w:val="false"/><w:i w:val="false"/><w:iCs w:val="false"/><w:sz w:val="24"/><w:szCs w:val="24"/></w:rPr><w:t xml:space="preserve">.</w:t></w:r></w:p><w:p><w:pPr><w:spacing w:after="60"/></w:pPr><w:r><w:t xml:space="preserve"></w:t></w:r></w:p><w:p><w:pPr><w:pBdr><w:left w:val="single" w:color="F0A500" w:sz="12" w:space="8"/></w:pBdr><w:spacing w:after="100" w:line="300"/><w:ind w:left="360"/><w:jc w:val="both"/></w:pPr><w:r><w:rPr><w:rFonts w:ascii="Times New Roman" w:cs="Times New Roman" w:eastAsia="Times New Roman" w:hAnsi="Times New Roman"/><w:b w:val="false"/><w:bCs w:val="false"/><w:i/><w:iCs/><w:sz w:val="24"/><w:szCs w:val="24"/></w:rPr><w:t xml:space="preserve">Đây là phần Bonus của đề cương — phần mềm cho các trạm. Mỗi kho chạy một bản trên máy của mình, nối vào cơ sở dữ liệu của chính kho đó.</w:t></w:r></w:p><w:p><w:pPr><w:spacing w:after="100"/></w:pPr><w:r><w:t xml:space="preserve"></w:t></w:r></w:p><w:p><w:pPr><w:spacing w:after="60"/></w:pPr><w:r><w:t xml:space="preserve"></w:t></w:r></w:p><w:p><w:pPr><w:spacing w:after="80" w:line="300"/><w:jc w:val="both"/></w:pPr><w:r><w:rPr><w:rFonts w:ascii="Times New Roman" w:cs="Times New Roman" w:eastAsia="Times New Roman" w:hAnsi="Times New Roman"/><w:b w:val="false"/><w:bCs w:val="false"/><w:i w:val="false"/><w:iCs w:val="false"/><w:sz w:val="24"/><w:szCs w:val="24"/></w:rPr><w:t xml:space="preserve">Bấm nút đỏ </w:t></w:r><w:r><w:rPr><w:rFonts w:ascii="Times New Roman" w:cs="Times New Roman" w:eastAsia="Times New Roman" w:hAnsi="Times New Roman"/><w:b/><w:bCs/><w:i w:val="false"/><w:iCs w:val="false"/><w:sz w:val="24"/><w:szCs w:val="24"/></w:rPr><w:t xml:space="preserve">Mô phỏng lỗi giữa chừng</w:t></w:r><w:r><w:rPr><w:rFonts w:ascii="Times New Roman" w:cs="Times New Roman" w:eastAsia="Times New Roman" w:hAnsi="Times New Roman"/><w:b w:val="false"/><w:bCs w:val="false"/><w:i w:val="false"/><w:iCs w:val="false"/><w:sz w:val="24"/><w:szCs w:val="24"/></w:rPr><w:t xml:space="preserve">:</w:t></w:r></w:p><w:p><w:pPr><w:spacing w:after="60"/></w:pPr><w:r><w:t xml:space="preserve"></w:t></w:r></w:p><w:p><w:pPr><w:pBdr><w:left w:val="single" w:color="F0A500" w:sz="12" w:space="8"/></w:pBdr><w:spacing w:after="100" w:line="300"/><w:ind w:left="360"/><w:jc w:val="both"/></w:pPr><w:r><w:rPr><w:rFonts w:ascii="Times New Roman" w:cs="Times New Roman" w:eastAsia="Times New Roman" w:hAnsi="Times New Roman"/><w:b w:val="false"/><w:bCs w:val="false"/><w:i/><w:iCs/><w:sz w:val="24"/><w:szCs w:val="24"/></w:rPr><w:t xml:space="preserve">Phần mềm tự chụp tồn kho ba site trước và sau rồi bày hai bảng cạnh nhau. Thầy thấy hai bảng giống hệt nhau — cùng một kết luận như màn 5, nhưng người dùng cuối không cần đọc dòng SQL nào.</w:t></w:r></w:p><w:p><w:pPr><w:spacing w:after="100"/></w:pPr><w:r><w:t xml:space="preserve"></w:t></w:r></w:p><w:p><w:pPr><w:spacing w:after="60"/></w:pPr><w:r><w:t xml:space="preserve"></w:t></w:r></w:p><w:p><w:pPr><w:spacing w:after="80" w:line="300"/><w:jc w:val="both"/></w:pPr><w:r><w:rPr><w:rFonts w:ascii="Times New Roman" w:cs="Times New Roman" w:eastAsia="Times New Roman" w:hAnsi="Times New Roman"/><w:b w:val="false"/><w:bCs w:val="false"/><w:i w:val="false"/><w:iCs w:val="false"/><w:sz w:val="24"/><w:szCs w:val="24"/></w:rPr><w:t xml:space="preserve">Nếu thầy hỏi vì sao không viết </w:t></w:r><w:r><w:rPr><w:rFonts w:ascii="Consolas" w:cs="Consolas" w:eastAsia="Consolas" w:hAnsi="Consolas"/><w:b w:val="false"/><w:bCs w:val="false"/><w:i w:val="false"/><w:iCs w:val="false"/><w:color w:val="0B5394"/><w:sz w:val="20"/><w:szCs w:val="20"/><w:shd w:fill="F0F0F0" w:val="clear"/></w:rPr><w:t xml:space="preserve">INSERT</w:t></w:r><w:r><w:rPr><w:rFonts w:ascii="Times New Roman" w:cs="Times New Roman" w:eastAsia="Times New Roman" w:hAnsi="Times New Roman"/><w:b w:val="false"/><w:bCs w:val="false"/><w:i w:val="false"/><w:iCs w:val="false"/><w:sz w:val="24"/><w:szCs w:val="24"/></w:rPr><w:t xml:space="preserve"> thẳng:</w:t></w:r></w:p><w:p><w:pPr><w:spacing w:after="60"/></w:pPr><w:r><w:t xml:space="preserve"></w:t></w:r></w:p><w:p><w:pPr><w:pBdr><w:left w:val="single" w:color="F0A500" w:sz="12" w:space="8"/></w:pBdr><w:spacing w:after="100" w:line="300"/><w:ind w:left="360"/><w:jc w:val="both"/></w:pPr><w:r><w:rPr><w:rFonts w:ascii="Times New Roman" w:cs="Times New Roman" w:eastAsia="Times New Roman" w:hAnsi="Times New Roman"/><w:b w:val="false"/><w:bCs w:val="false"/><w:i/><w:iCs/><w:sz w:val="24"/><w:szCs w:val="24"/></w:rPr><w:t xml:space="preserve">Phần mềm không viết câu INSERT hay UPDATE nào, mọi thao tác ghi đều gọi thủ tục có sẵn. Vì thủ tục mới là nơi đặt giao tác, khoá và kiểm tra tồn kho. Ghi thẳng vào bảng là đi vòng qua cả ba lớp bảo vệ đó, mà vai trò NhanVienKho cũng không có quyền ghi thẳng.</w:t></w:r></w:p><w:p><w:pPr><w:spacing w:after="100"/></w:pPr><w:r><w:t xml:space="preserve"></w:t></w:r></w:p><w:p><w:pPr><w:spacing w:after="60"/></w:pPr><w:r><w:t xml:space="preserve"></w:t></w:r></w:p><w:p><w:pPr><w:pBdr><w:bottom w:val="single" w:color="BBBBBB" w:sz="6"/></w:pBdr><w:spacing w:after="120" w:before="120"/></w:pPr><w:r><w:t xml:space="preserve"></w:t></w:r></w:p><w:p><w:pPr><w:spacing w:after="60"/></w:pPr><w:r><w:t xml:space="preserve"></w:t></w:r></w:p><w:p><w:pPr><w:pStyle w:val="Heading1"/><w:spacing w:after="120" w:before="240"/></w:pPr><w:r><w:rPr><w:rFonts w:ascii="Times New Roman" w:cs="Times New Roman" w:eastAsia="Times New Roman" w:hAnsi="Times New Roman"/><w:b/><w:bCs/><w:i w:val="false"/><w:iCs w:val="false"/><w:color w:val="1F3864"/><w:sz w:val="32"/><w:szCs w:val="32"/></w:rPr><w:t xml:space="preserve">CÂU HỎI THẦY HAY HỎI</w:t></w:r></w:p><w:p><w:pPr><w:spacing w:after="60"/></w:pPr><w:r><w:t xml:space="preserve"></w:t></w:r></w:p><w:tbl><w:tblPr><w:tblW w:type="dxa" w:w="9638"/><w:tblBorders><w:top w:val="single" w:color="auto" w:sz="4"/><w:left w:val="single" w:color="auto" w:sz="4"/><w:bottom w:val="single" w:color="auto" w:sz="4"/><w:right w:val="single" w:color="auto" w:sz="4"/><w:insideH w:val="single" w:color="auto" w:sz="4"/><w:insideV w:val="single" w:color="auto" w:sz="4"/></w:tblBorders></w:tblPr><w:tblGrid><w:gridCol w:w="4819"/><w:gridCol w:w="4819"/></w:tblGrid><w:tr><w:trPr><w:tblHeader/></w:trPr><w:tc><w:tcPr><w:tcW w:type="dxa" w:w="4819"/><w:shd w:fill="D9E2F3" w:val="clear"/><w:tcMar><w:top w:type="dxa" w:w="60"/><w:left w:type="dxa" w:w="80"/><w:bottom w:type="dxa" w:w="60"/><w:right w:type="dxa" w:w="80"/></w:tcMar></w:tcPr><w:p><w:pPr><w:spacing w:after="0" w:line="260"/><w:jc w:val="center"/></w:pPr><w:r><w:rPr><w:rFonts w:ascii="Times New Roman" w:cs="Times New Roman" w:eastAsia="Times New Roman" w:hAnsi="Times New Roman"/><w:b/><w:bCs/><w:i w:val="false"/><w:iCs w:val="false"/><w:sz w:val="22"/><w:szCs w:val="22"/></w:rPr><w:t xml:space="preserve">Thầy hỏi</w:t></w:r></w:p></w:tc><w:tc><w:tcPr><w:tcW w:type="dxa" w:w="4819"/><w:shd w:fill="D9E2F3" w:val="clear"/><w:tcMar><w:top w:type="dxa" w:w="60"/><w:left w:type="dxa" w:w="80"/><w:bottom w:type="dxa" w:w="60"/><w:right w:type="dxa" w:w="80"/></w:tcMar></w:tcPr><w:p><w:pPr><w:spacing w:after="0" w:line="260"/><w:jc w:val="center"/></w:pPr><w:r><w:rPr><w:rFonts w:ascii="Times New Roman" w:cs="Times New Roman" w:eastAsia="Times New Roman" w:hAnsi="Times New Roman"/><w:b/><w:bCs/><w:i w:val="false"/><w:iCs w:val="false"/><w:sz w:val="22"/><w:szCs w:val="22"/></w:rPr><w:t xml:space="preserve">Trả lời</w:t></w:r></w:p></w:tc></w:tr><w:tr><w:tc><w:tcPr><w:tcW w:type="dxa" w:w="4819"/><w:tcMar><w:top w:type="dxa" w:w="60"/><w:left w:type="dxa" w:w="80"/><w:bottom w:type="dxa" w:w="60"/><w:right w:type="dxa" w:w="80"/></w:tcMar></w:tcPr><w:p><w:pPr><w:spacing w:after="0" w:line="260"/><w:jc w:val="left"/></w:pPr><w:r><w:rPr><w:rFonts w:ascii="Times New Roman" w:cs="Times New Roman" w:eastAsia="Times New Roman" w:hAnsi="Times New Roman"/><w:b w:val="false"/><w:bCs w:val="false"/><w:i w:val="false"/><w:iCs w:val="false"/><w:sz w:val="22"/><w:szCs w:val="22"/></w:rPr><w:t xml:space="preserve">Vì sao chọn nhân bản danh mục mà không phân mảnh?</w:t></w:r></w:p></w:tc><w:tc><w:tcPr><w:tcW w:type="dxa" w:w="4819"/><w:tcMar><w:top w:type="dxa" w:w="60"/><w:left w:type="dxa" w:w="80"/><w:bottom w:type="dxa" w:w="60"/><w:right w:type="dxa" w:w="80"/></w:tcMar></w:tcPr><w:p><w:pPr><w:spacing w:after="0" w:line="260"/><w:jc w:val="left"/></w:pPr><w:r><w:rPr><w:rFonts w:ascii="Times New Roman" w:cs="Times New Roman" w:eastAsia="Times New Roman" w:hAnsi="Times New Roman"/><w:b w:val="false"/><w:bCs w:val="false"/><w:i/><w:iCs/><w:sz w:val="22"/><w:szCs w:val="22"/></w:rPr><w:t xml:space="preserve">Danh mục ghi 6 lần một ngày nhưng đọc ở mọi nơi mọi lúc. Tỷ lệ đọc trên ghi rất cao, đúng điều kiện lý tưởng để nhân bản.</w:t></w:r></w:p></w:tc></w:tr><w:tr><w:tc><w:tcPr><w:tcW w:type="dxa" w:w="4819"/><w:tcMar><w:top w:type="dxa" w:w="60"/><w:left w:type="dxa" w:w="80"/><w:bottom w:type="dxa" w:w="60"/><w:right w:type="dxa" w:w="80"/></w:tcMar></w:tcPr><w:p><w:pPr><w:spacing w:after="0" w:line="260"/><w:jc w:val="left"/></w:pPr><w:r><w:rPr><w:rFonts w:ascii="Times New Roman" w:cs="Times New Roman" w:eastAsia="Times New Roman" w:hAnsi="Times New Roman"/><w:b w:val="false"/><w:bCs w:val="false"/><w:i w:val="false"/><w:iCs w:val="false"/><w:sz w:val="22"/><w:szCs w:val="22"/></w:rPr><w:t xml:space="preserve">Vì sao chứng từ phải phân mảnh dẫn xuất?</w:t></w:r></w:p></w:tc><w:tc><w:tcPr><w:tcW w:type="dxa" w:w="4819"/><w:tcMar><w:top w:type="dxa" w:w="60"/><w:left w:type="dxa" w:w="80"/><w:bottom w:type="dxa" w:w="60"/><w:right w:type="dxa" w:w="80"/></w:tcMar></w:tcPr><w:p><w:pPr><w:spacing w:after="0" w:line="260"/><w:jc w:val="left"/></w:pPr><w:r><w:rPr><w:rFonts w:ascii="Times New Roman" w:cs="Times New Roman" w:eastAsia="Times New Roman" w:hAnsi="Times New Roman"/><w:b w:val="false"/><w:bCs w:val="false"/><w:i/><w:iCs/><w:sz w:val="22"/><w:szCs w:val="22"/></w:rPr><w:t xml:space="preserve">Bảng ChiTietNhap không có cột MaKho nên không tự chia ngang được, phải bám theo phiếu cha bằng phép nửa nối.</w:t></w:r></w:p></w:tc></w:tr><w:tr><w:tc><w:tcPr><w:tcW w:type="dxa" w:w="4819"/><w:tcMar><w:top w:type="dxa" w:w="60"/><w:left w:type="dxa" w:w="80"/><w:bottom w:type="dxa" w:w="60"/><w:right w:type="dxa" w:w="80"/></w:tcMar></w:tcPr><w:p><w:pPr><w:spacing w:after="0" w:line="260"/><w:jc w:val="left"/></w:pPr><w:r><w:rPr><w:rFonts w:ascii="Times New Roman" w:cs="Times New Roman" w:eastAsia="Times New Roman" w:hAnsi="Times New Roman"/><w:b w:val="false"/><w:bCs w:val="false"/><w:i w:val="false"/><w:iCs w:val="false"/><w:sz w:val="22"/><w:szCs w:val="22"/></w:rPr><w:t xml:space="preserve">Có phân mảnh dọc không?</w:t></w:r></w:p></w:tc><w:tc><w:tcPr><w:tcW w:type="dxa" w:w="4819"/><w:tcMar><w:top w:type="dxa" w:w="60"/><w:left w:type="dxa" w:w="80"/><w:bottom w:type="dxa" w:w="60"/><w:right w:type="dxa" w:w="80"/></w:tcMar></w:tcPr><w:p><w:pPr><w:spacing w:after="0" w:line="260"/><w:jc w:val="left"/></w:pPr><w:r><w:rPr><w:rFonts w:ascii="Times New Roman" w:cs="Times New Roman" w:eastAsia="Times New Roman" w:hAnsi="Times New Roman"/><w:b w:val="false"/><w:bCs w:val="false"/><w:i/><w:iCs/><w:sz w:val="22"/><w:szCs w:val="22"/></w:rPr><w:t xml:space="preserve">Nhóm em có cân nhắc nhưng không áp dụng. Bảng lớn nhất chỉ bốn cột, không có nhóm thuộc tính nào tách được theo tần suất truy cập. Dữ liệu ở đây phân tán theo dòng chứ không theo cột.</w:t></w:r></w:p></w:tc></w:tr><w:tr><w:tc><w:tcPr><w:tcW w:type="dxa" w:w="4819"/><w:tcMar><w:top w:type="dxa" w:w="60"/><w:left w:type="dxa" w:w="80"/><w:bottom w:type="dxa" w:w="60"/><w:right w:type="dxa" w:w="80"/></w:tcMar></w:tcPr><w:p><w:pPr><w:spacing w:after="0" w:line="260"/><w:jc w:val="left"/></w:pPr><w:r><w:rPr><w:rFonts w:ascii="Times New Roman" w:cs="Times New Roman" w:eastAsia="Times New Roman" w:hAnsi="Times New Roman"/><w:b w:val="false"/><w:bCs w:val="false"/><w:i w:val="false"/><w:iCs w:val="false"/><w:sz w:val="22"/><w:szCs w:val="22"/></w:rPr><w:t xml:space="preserve">Vì sao MS DTC để No Authentication?</w:t></w:r></w:p></w:tc><w:tc><w:tcPr><w:tcW w:type="dxa" w:w="4819"/><w:tcMar><w:top w:type="dxa" w:w="60"/><w:left w:type="dxa" w:w="80"/><w:bottom w:type="dxa" w:w="60"/><w:right w:type="dxa" w:w="80"/></w:tcMar></w:tcPr><w:p><w:pPr><w:spacing w:after="0" w:line="260"/><w:jc w:val="left"/></w:pPr><w:r><w:rPr><w:rFonts w:ascii="Times New Roman" w:cs="Times New Roman" w:eastAsia="Times New Roman" w:hAnsi="Times New Roman"/><w:b w:val="false"/><w:bCs w:val="false"/><w:i/><w:iCs/><w:sz w:val="22"/><w:szCs w:val="22"/></w:rPr><w:t xml:space="preserve">Vì ba máy không cùng domain nên không có cơ sở hạ tầng xác thực chung, không dùng được Mutual. Đây là lựa chọn của phòng thực hành; môi trường thật phải đưa máy vào domain và giữ Mutual.</w:t></w:r></w:p></w:tc></w:tr><w:tr><w:tc><w:tcPr><w:tcW w:type="dxa" w:w="4819"/><w:tcMar><w:top w:type="dxa" w:w="60"/><w:left w:type="dxa" w:w="80"/><w:bottom w:type="dxa" w:w="60"/><w:right w:type="dxa" w:w="80"/></w:tcMar></w:tcPr><w:p><w:pPr><w:spacing w:after="0" w:line="260"/><w:jc w:val="left"/></w:pPr><w:r><w:rPr><w:rFonts w:ascii="Times New Roman" w:cs="Times New Roman" w:eastAsia="Times New Roman" w:hAnsi="Times New Roman"/><w:b w:val="false"/><w:bCs w:val="false"/><w:i w:val="false"/><w:iCs w:val="false"/><w:sz w:val="22"/><w:szCs w:val="22"/></w:rPr><w:t xml:space="preserve">Mật khẩu </w:t></w:r><w:r><w:rPr><w:rFonts w:ascii="Consolas" w:cs="Consolas" w:eastAsia="Consolas" w:hAnsi="Consolas"/><w:b w:val="false"/><w:bCs w:val="false"/><w:i w:val="false"/><w:iCs w:val="false"/><w:color w:val="0B5394"/><w:sz w:val="20"/><w:szCs w:val="20"/><w:shd w:fill="F0F0F0" w:val="clear"/></w:rPr><w:t xml:space="preserve">sa</w:t></w:r><w:r><w:rPr><w:rFonts w:ascii="Times New Roman" w:cs="Times New Roman" w:eastAsia="Times New Roman" w:hAnsi="Times New Roman"/><w:b w:val="false"/><w:bCs w:val="false"/><w:i w:val="false"/><w:iCs w:val="false"/><w:sz w:val="22"/><w:szCs w:val="22"/></w:rPr><w:t xml:space="preserve"> là </w:t></w:r><w:r><w:rPr><w:rFonts w:ascii="Consolas" w:cs="Consolas" w:eastAsia="Consolas" w:hAnsi="Consolas"/><w:b w:val="false"/><w:bCs w:val="false"/><w:i w:val="false"/><w:iCs w:val="false"/><w:color w:val="0B5394"/><w:sz w:val="20"/><w:szCs w:val="20"/><w:shd w:fill="F0F0F0" w:val="clear"/></w:rPr><w:t xml:space="preserve">123</w:t></w:r><w:r><w:rPr><w:rFonts w:ascii="Times New Roman" w:cs="Times New Roman" w:eastAsia="Times New Roman" w:hAnsi="Times New Roman"/><w:b w:val="false"/><w:bCs w:val="false"/><w:i w:val="false"/><w:iCs w:val="false"/><w:sz w:val="22"/><w:szCs w:val="22"/></w:rPr><w:t xml:space="preserve"> có an toàn không?</w:t></w:r></w:p></w:tc><w:tc><w:tcPr><w:tcW w:type="dxa" w:w="4819"/><w:tcMar><w:top w:type="dxa" w:w="60"/><w:left w:type="dxa" w:w="80"/><w:bottom w:type="dxa" w:w="60"/><w:right w:type="dxa" w:w="80"/></w:tcMar></w:tcPr><w:p><w:pPr><w:spacing w:after="0" w:line="260"/><w:jc w:val="left"/></w:pPr><w:r><w:rPr><w:rFonts w:ascii="Times New Roman" w:cs="Times New Roman" w:eastAsia="Times New Roman" w:hAnsi="Times New Roman"/><w:b w:val="false"/><w:bCs w:val="false"/><w:i/><w:iCs/><w:sz w:val="22"/><w:szCs w:val="22"/></w:rPr><w:t xml:space="preserve">Không ạ. Đây là mật khẩu phòng thực hành để nhóm triển khai nhanh trên ba máy. Môi trường thật phải dùng tài khoản riêng chỉ có quyền EXECUTE trên các thủ tục, đúng bốn vai trò nhóm em đã thiết kế ở Chương II.</w:t></w:r></w:p></w:tc></w:tr><w:tr><w:tc><w:tcPr><w:tcW w:type="dxa" w:w="4819"/><w:tcMar><w:top w:type="dxa" w:w="60"/><w:left w:type="dxa" w:w="80"/><w:bottom w:type="dxa" w:w="60"/><w:right w:type="dxa" w:w="80"/></w:tcMar></w:tcPr><w:p><w:pPr><w:spacing w:after="0" w:line="260"/><w:jc w:val="left"/></w:pPr><w:r><w:rPr><w:rFonts w:ascii="Times New Roman" w:cs="Times New Roman" w:eastAsia="Times New Roman" w:hAnsi="Times New Roman"/><w:b w:val="false"/><w:bCs w:val="false"/><w:i w:val="false"/><w:iCs w:val="false"/><w:sz w:val="22"/><w:szCs w:val="22"/></w:rPr><w:t xml:space="preserve">Gặp khó khăn gì khi chuyển sang ba máy?</w:t></w:r></w:p></w:tc><w:tc><w:tcPr><w:tcW w:type="dxa" w:w="4819"/><w:tcMar><w:top w:type="dxa" w:w="60"/><w:left w:type="dxa" w:w="80"/><w:bottom w:type="dxa" w:w="60"/><w:right w:type="dxa" w:w="80"/></w:tcMar></w:tcPr><w:p><w:pPr><w:spacing w:after="0" w:line="260"/><w:jc w:val="left"/></w:pPr><w:r><w:rPr><w:rFonts w:ascii="Times New Roman" w:cs="Times New Roman" w:eastAsia="Times New Roman" w:hAnsi="Times New Roman"/><w:b w:val="false"/><w:bCs w:val="false"/><w:i/><w:iCs/><w:sz w:val="22"/><w:szCs w:val="22"/></w:rPr><w:t xml:space="preserve">Bốn lỗi mà mô hình ba thể hiện trên một máy không bao giờ gặp: MS DTC mặc định cấm giao tác qua mạng; mỗi máy có bộ đối chiếu mặc định khác nhau nên UNION ALL báo lỗi 451; tập lệnh tính site hiện tại sai sau khi USE master; và replication trỏ nhầm vào thể hiện nội bộ vì đặt tên Subscriber theo tên máy cục bộ.</w:t></w:r></w:p></w:tc></w:tr></w:tbl><w:p><w:pPr><w:spacing w:after="120"/></w:pPr><w:r><w:t xml:space="preserve"></w:t></w:r></w:p><w:p><w:pPr><w:spacing w:after="60"/></w:pPr><w:r><w:t xml:space="preserve"></w:t></w:r></w:p><w:p><w:pPr><w:spacing w:after="80" w:line="300"/><w:jc w:val="both"/></w:pPr><w:r><w:rPr><w:rFonts w:ascii="Times New Roman" w:cs="Times New Roman" w:eastAsia="Times New Roman" w:hAnsi="Times New Roman"/><w:b w:val="false"/><w:bCs w:val="false"/><w:i w:val="false"/><w:iCs w:val="false"/><w:sz w:val="24"/><w:szCs w:val="24"/></w:rPr><w:t xml:space="preserve">Câu cuối là câu đáng giá nhất — nó cho thấy nhóm có chạy thật chứ không giả lập.</w:t></w:r></w:p><w:p><w:pPr><w:spacing w:after="60"/></w:pPr><w:r><w:t xml:space="preserve"></w:t></w:r></w:p><w:p><w:pPr><w:pBdr><w:bottom w:val="single" w:color="BBBBBB" w:sz="6"/></w:pBdr><w:spacing w:after="120" w:before="120"/></w:pPr><w:r><w:t xml:space="preserve"></w:t></w:r></w:p><w:p><w:pPr><w:spacing w:after="60"/></w:pPr><w:r><w:t xml:space="preserve"></w:t></w:r></w:p><w:p><w:pPr><w:pStyle w:val="Heading1"/><w:spacing w:after="120" w:before="240"/></w:pPr><w:r><w:rPr><w:rFonts w:ascii="Times New Roman" w:cs="Times New Roman" w:eastAsia="Times New Roman" w:hAnsi="Times New Roman"/><w:b/><w:bCs/><w:i w:val="false"/><w:iCs w:val="false"/><w:color w:val="1F3864"/><w:sz w:val="32"/><w:szCs w:val="32"/></w:rPr><w:t xml:space="preserve">KHI CÓ SỰ CỐ</w:t></w:r></w:p><w:p><w:pPr><w:spacing w:after="60"/></w:pPr><w:r><w:t xml:space="preserve"></w:t></w:r></w:p><w:tbl><w:tblPr><w:tblW w:type="dxa" w:w="9638"/><w:tblBorders><w:top w:val="single" w:color="auto" w:sz="4"/><w:left w:val="single" w:color="auto" w:sz="4"/><w:bottom w:val="single" w:color="auto" w:sz="4"/><w:right w:val="single" w:color="auto" w:sz="4"/><w:insideH w:val="single" w:color="auto" w:sz="4"/><w:insideV w:val="single" w:color="auto" w:sz="4"/></w:tblBorders></w:tblPr><w:tblGrid><w:gridCol w:w="4819"/><w:gridCol w:w="4819"/></w:tblGrid><w:tr><w:trPr><w:tblHeader/></w:trPr><w:tc><w:tcPr><w:tcW w:type="dxa" w:w="4819"/><w:shd w:fill="D9E2F3" w:val="clear"/><w:tcMar><w:top w:type="dxa" w:w="60"/><w:left w:type="dxa" w:w="80"/><w:bottom w:type="dxa" w:w="60"/><w:right w:type="dxa" w:w="80"/></w:tcMar></w:tcPr><w:p><w:pPr><w:spacing w:after="0" w:line="260"/><w:jc w:val="center"/></w:pPr><w:r><w:rPr><w:rFonts w:ascii="Times New Roman" w:cs="Times New Roman" w:eastAsia="Times New Roman" w:hAnsi="Times New Roman"/><w:b/><w:bCs/><w:i w:val="false"/><w:iCs w:val="false"/><w:sz w:val="22"/><w:szCs w:val="22"/></w:rPr><w:t xml:space="preserve">Hiện tượng</w:t></w:r></w:p></w:tc><w:tc><w:tcPr><w:tcW w:type="dxa" w:w="4819"/><w:shd w:fill="D9E2F3" w:val="clear"/><w:tcMar><w:top w:type="dxa" w:w="60"/><w:left w:type="dxa" w:w="80"/><w:bottom w:type="dxa" w:w="60"/><w:right w:type="dxa" w:w="80"/></w:tcMar></w:tcPr><w:p><w:pPr><w:spacing w:after="0" w:line="260"/><w:jc w:val="center"/></w:pPr><w:r><w:rPr><w:rFonts w:ascii="Times New Roman" w:cs="Times New Roman" w:eastAsia="Times New Roman" w:hAnsi="Times New Roman"/><w:b/><w:bCs/><w:i w:val="false"/><w:iCs w:val="false"/><w:sz w:val="22"/><w:szCs w:val="22"/></w:rPr><w:t xml:space="preserve">Xử lý</w:t></w:r></w:p></w:tc></w:tr><w:tr><w:tc><w:tcPr><w:tcW w:type="dxa" w:w="4819"/><w:tcMar><w:top w:type="dxa" w:w="60"/><w:left w:type="dxa" w:w="80"/><w:bottom w:type="dxa" w:w="60"/><w:right w:type="dxa" w:w="80"/></w:tcMar></w:tcPr><w:p><w:pPr><w:spacing w:after="0" w:line="260"/><w:jc w:val="left"/></w:pPr><w:r><w:rPr><w:rFonts w:ascii="Consolas" w:cs="Consolas" w:eastAsia="Consolas" w:hAnsi="Consolas"/><w:b w:val="false"/><w:bCs w:val="false"/><w:i w:val="false"/><w:iCs w:val="false"/><w:color w:val="0B5394"/><w:sz w:val="20"/><w:szCs w:val="20"/><w:shd w:fill="F0F0F0" w:val="clear"/></w:rPr><w:t xml:space="preserve">Login timeout</w:t></w:r><w:r><w:rPr><w:rFonts w:ascii="Times New Roman" w:cs="Times New Roman" w:eastAsia="Times New Roman" w:hAnsi="Times New Roman"/><w:b w:val="false"/><w:bCs w:val="false"/><w:i w:val="false"/><w:iCs w:val="false"/><w:sz w:val="22"/><w:szCs w:val="22"/></w:rPr><w:t xml:space="preserve"> khi gọi sang máy bạn</w:t></w:r></w:p></w:tc><w:tc><w:tcPr><w:tcW w:type="dxa" w:w="4819"/><w:tcMar><w:top w:type="dxa" w:w="60"/><w:left w:type="dxa" w:w="80"/><w:bottom w:type="dxa" w:w="60"/><w:right w:type="dxa" w:w="80"/></w:tcMar></w:tcPr><w:p><w:pPr><w:spacing w:after="0" w:line="260"/><w:jc w:val="left"/></w:pPr><w:r><w:rPr><w:rFonts w:ascii="Times New Roman" w:cs="Times New Roman" w:eastAsia="Times New Roman" w:hAnsi="Times New Roman"/><w:b w:val="false"/><w:bCs w:val="false"/><w:i w:val="false"/><w:iCs w:val="false"/><w:sz w:val="22"/><w:szCs w:val="22"/></w:rPr><w:t xml:space="preserve">Máy đó ngủ hoặc ZeroTier tắt. Bảo bạn ấy mở lại, chờ 10 giây</w:t></w:r></w:p></w:tc></w:tr><w:tr><w:tc><w:tcPr><w:tcW w:type="dxa" w:w="4819"/><w:tcMar><w:top w:type="dxa" w:w="60"/><w:left w:type="dxa" w:w="80"/><w:bottom w:type="dxa" w:w="60"/><w:right w:type="dxa" w:w="80"/></w:tcMar></w:tcPr><w:p><w:pPr><w:spacing w:after="0" w:line="260"/><w:jc w:val="left"/></w:pPr><w:r><w:rPr><w:rFonts w:ascii="Consolas" w:cs="Consolas" w:eastAsia="Consolas" w:hAnsi="Consolas"/><w:b w:val="false"/><w:bCs w:val="false"/><w:i w:val="false"/><w:iCs w:val="false"/><w:color w:val="0B5394"/><w:sz w:val="20"/><w:szCs w:val="20"/><w:shd w:fill="F0F0F0" w:val="clear"/></w:rPr><w:t xml:space="preserve">No transaction is active</w:t></w:r></w:p></w:tc><w:tc><w:tcPr><w:tcW w:type="dxa" w:w="4819"/><w:tcMar><w:top w:type="dxa" w:w="60"/><w:left w:type="dxa" w:w="80"/><w:bottom w:type="dxa" w:w="60"/><w:right w:type="dxa" w:w="80"/></w:tcMar></w:tcPr><w:p><w:pPr><w:spacing w:after="0" w:line="260"/><w:jc w:val="left"/></w:pPr><w:r><w:rPr><w:rFonts w:ascii="Times New Roman" w:cs="Times New Roman" w:eastAsia="Times New Roman" w:hAnsi="Times New Roman"/><w:b w:val="false"/><w:bCs w:val="false"/><w:i w:val="false"/><w:iCs w:val="false"/><w:sz w:val="22"/><w:szCs w:val="22"/></w:rPr><w:t xml:space="preserve">MS DTC máy nào đó còn </w:t></w:r><w:r><w:rPr><w:rFonts w:ascii="Consolas" w:cs="Consolas" w:eastAsia="Consolas" w:hAnsi="Consolas"/><w:b w:val="false"/><w:bCs w:val="false"/><w:i w:val="false"/><w:iCs w:val="false"/><w:color w:val="0B5394"/><w:sz w:val="20"/><w:szCs w:val="20"/><w:shd w:fill="F0F0F0" w:val="clear"/></w:rPr><w:t xml:space="preserve">Mutual</w:t></w:r><w:r><w:rPr><w:rFonts w:ascii="Times New Roman" w:cs="Times New Roman" w:eastAsia="Times New Roman" w:hAnsi="Times New Roman"/><w:b w:val="false"/><w:bCs w:val="false"/><w:i w:val="false"/><w:iCs w:val="false"/><w:sz w:val="22"/><w:szCs w:val="22"/></w:rPr><w:t xml:space="preserve">. Chạy lại </w:t></w:r><w:r><w:rPr><w:rFonts w:ascii="Consolas" w:cs="Consolas" w:eastAsia="Consolas" w:hAnsi="Consolas"/><w:b w:val="false"/><w:bCs w:val="false"/><w:i w:val="false"/><w:iCs w:val="false"/><w:color w:val="0B5394"/><w:sz w:val="20"/><w:szCs w:val="20"/><w:shd w:fill="F0F0F0" w:val="clear"/></w:rPr><w:t xml:space="preserve">CHAY_BAT_MSDTC.bat</w:t></w:r></w:p></w:tc></w:tr><w:tr><w:tc><w:tcPr><w:tcW w:type="dxa" w:w="4819"/><w:tcMar><w:top w:type="dxa" w:w="60"/><w:left w:type="dxa" w:w="80"/><w:bottom w:type="dxa" w:w="60"/><w:right w:type="dxa" w:w="80"/></w:tcMar></w:tcPr><w:p><w:pPr><w:spacing w:after="0" w:line="260"/><w:jc w:val="left"/></w:pPr><w:r><w:rPr><w:rFonts w:ascii="Times New Roman" w:cs="Times New Roman" w:eastAsia="Times New Roman" w:hAnsi="Times New Roman"/><w:b w:val="false"/><w:bCs w:val="false"/><w:i w:val="false"/><w:iCs w:val="false"/><w:sz w:val="22"/><w:szCs w:val="22"/></w:rPr><w:t xml:space="preserve">Lỗi 451 collation</w:t></w:r></w:p></w:tc><w:tc><w:tcPr><w:tcW w:type="dxa" w:w="4819"/><w:tcMar><w:top w:type="dxa" w:w="60"/><w:left w:type="dxa" w:w="80"/><w:bottom w:type="dxa" w:w="60"/><w:right w:type="dxa" w:w="80"/></w:tcMar></w:tcPr><w:p><w:pPr><w:spacing w:after="0" w:line="260"/><w:jc w:val="left"/></w:pPr><w:r><w:rPr><w:rFonts w:ascii="Times New Roman" w:cs="Times New Roman" w:eastAsia="Times New Roman" w:hAnsi="Times New Roman"/><w:b w:val="false"/><w:bCs w:val="false"/><w:i w:val="false"/><w:iCs w:val="false"/><w:sz w:val="22"/><w:szCs w:val="22"/></w:rPr><w:t xml:space="preserve">Thiếu </w:t></w:r><w:r><w:rPr><w:rFonts w:ascii="Consolas" w:cs="Consolas" w:eastAsia="Consolas" w:hAnsi="Consolas"/><w:b w:val="false"/><w:bCs w:val="false"/><w:i w:val="false"/><w:iCs w:val="false"/><w:color w:val="0B5394"/><w:sz w:val="20"/><w:szCs w:val="20"/><w:shd w:fill="F0F0F0" w:val="clear"/></w:rPr><w:t xml:space="preserve">COLLATE DATABASE_DEFAULT</w:t></w:r><w:r><w:rPr><w:rFonts w:ascii="Times New Roman" w:cs="Times New Roman" w:eastAsia="Times New Roman" w:hAnsi="Times New Roman"/><w:b w:val="false"/><w:bCs w:val="false"/><w:i w:val="false"/><w:iCs w:val="false"/><w:sz w:val="22"/><w:szCs w:val="22"/></w:rPr><w:t xml:space="preserve"> trong câu </w:t></w:r><w:r><w:rPr><w:rFonts w:ascii="Consolas" w:cs="Consolas" w:eastAsia="Consolas" w:hAnsi="Consolas"/><w:b w:val="false"/><w:bCs w:val="false"/><w:i w:val="false"/><w:iCs w:val="false"/><w:color w:val="0B5394"/><w:sz w:val="20"/><w:szCs w:val="20"/><w:shd w:fill="F0F0F0" w:val="clear"/></w:rPr><w:t xml:space="preserve">UNION ALL</w:t></w:r></w:p></w:tc></w:tr><w:tr><w:tc><w:tcPr><w:tcW w:type="dxa" w:w="4819"/><w:tcMar><w:top w:type="dxa" w:w="60"/><w:left w:type="dxa" w:w="80"/><w:bottom w:type="dxa" w:w="60"/><w:right w:type="dxa" w:w="80"/></w:tcMar></w:tcPr><w:p><w:pPr><w:spacing w:after="0" w:line="260"/><w:jc w:val="left"/></w:pPr><w:r><w:rPr><w:rFonts w:ascii="Times New Roman" w:cs="Times New Roman" w:eastAsia="Times New Roman" w:hAnsi="Times New Roman"/><w:b w:val="false"/><w:bCs w:val="false"/><w:i w:val="false"/><w:iCs w:val="false"/><w:sz w:val="22"/><w:szCs w:val="22"/></w:rPr><w:t xml:space="preserve">Số liệu lệch so với kịch bản</w:t></w:r></w:p></w:tc><w:tc><w:tcPr><w:tcW w:type="dxa" w:w="4819"/><w:tcMar><w:top w:type="dxa" w:w="60"/><w:left w:type="dxa" w:w="80"/><w:bottom w:type="dxa" w:w="60"/><w:right w:type="dxa" w:w="80"/></w:tcMar></w:tcPr><w:p><w:pPr><w:spacing w:after="0" w:line="260"/><w:jc w:val="left"/></w:pPr><w:r><w:rPr><w:rFonts w:ascii="Times New Roman" w:cs="Times New Roman" w:eastAsia="Times New Roman" w:hAnsi="Times New Roman"/><w:b w:val="false"/><w:bCs w:val="false"/><w:i w:val="false"/><w:iCs w:val="false"/><w:sz w:val="22"/><w:szCs w:val="22"/></w:rPr><w:t xml:space="preserve">Chạy lại </w:t></w:r><w:r><w:rPr><w:rFonts w:ascii="Consolas" w:cs="Consolas" w:eastAsia="Consolas" w:hAnsi="Consolas"/><w:b w:val="false"/><w:bCs w:val="false"/><w:i w:val="false"/><w:iCs w:val="false"/><w:color w:val="0B5394"/><w:sz w:val="20"/><w:szCs w:val="20"/><w:shd w:fill="F0F0F0" w:val="clear"/></w:rPr><w:t xml:space="preserve">07b_ResetDeChupLaiAnh.sql</w:t></w:r></w:p></w:tc></w:tr><w:tr><w:tc><w:tcPr><w:tcW w:type="dxa" w:w="4819"/><w:tcMar><w:top w:type="dxa" w:w="60"/><w:left w:type="dxa" w:w="80"/><w:bottom w:type="dxa" w:w="60"/><w:right w:type="dxa" w:w="80"/></w:tcMar></w:tcPr><w:p><w:pPr><w:spacing w:after="0" w:line="260"/><w:jc w:val="left"/></w:pPr><w:r><w:rPr><w:rFonts w:ascii="Times New Roman" w:cs="Times New Roman" w:eastAsia="Times New Roman" w:hAnsi="Times New Roman"/><w:b w:val="false"/><w:bCs w:val="false"/><w:i w:val="false"/><w:iCs w:val="false"/><w:sz w:val="22"/><w:szCs w:val="22"/></w:rPr><w:t xml:space="preserve">Mạng chết hẳn</w:t></w:r></w:p></w:tc><w:tc><w:tcPr><w:tcW w:type="dxa" w:w="4819"/><w:tcMar><w:top w:type="dxa" w:w="60"/><w:left w:type="dxa" w:w="80"/><w:bottom w:type="dxa" w:w="60"/><w:right w:type="dxa" w:w="80"/></w:tcMar></w:tcPr><w:p><w:pPr><w:spacing w:after="0" w:line="260"/><w:jc w:val="left"/></w:pPr><w:r><w:rPr><w:rFonts w:ascii="Times New Roman" w:cs="Times New Roman" w:eastAsia="Times New Roman" w:hAnsi="Times New Roman"/><w:b w:val="false"/><w:bCs w:val="false"/><w:i w:val="false"/><w:iCs w:val="false"/><w:sz w:val="22"/><w:szCs w:val="22"/></w:rPr><w:t xml:space="preserve">Chuyển sang ba thể hiện trên máy mình. Nói thẳng với thầy là mạng lớp có vấn đề, vẫn demo đủ nghiệp vụ, chỉ mất phần ba máy vật lý</w:t></w:r></w:p></w:tc></w:tr></w:tbl><w:p><w:pPr><w:spacing w:after="120"/></w:pPr><w:r><w:t xml:space="preserve"></w:t></w:r></w:p><w:p><w:pPr><w:spacing w:after="60"/></w:pPr><w:r><w:t xml:space="preserve"></w:t></w:r></w:p><w:p><w:pPr><w:spacing w:after="80" w:line="300"/><w:jc w:val="both"/></w:pPr><w:r><w:rPr><w:rFonts w:ascii="Times New Roman" w:cs="Times New Roman" w:eastAsia="Times New Roman" w:hAnsi="Times New Roman"/><w:b w:val="false"/><w:bCs w:val="false"/><w:i w:val="false"/><w:iCs w:val="false"/><w:sz w:val="24"/><w:szCs w:val="24"/></w:rPr><w:t xml:space="preserve">Bình tĩnh. Có sự cố thì nói ra, đừng im lặng gõ lung tung.</w:t></w:r></w:p><w:p><w:pPr><w:spacing w:after="60"/></w:pPr><w:r><w:t xml:space="preserve"></w:t></w:r></w:p><w:sectPr><w:headerReference w:type="default" r:id="rId6"/><w:footerReference w:type="default" r:id="rId7"/><w:pgSz w:w="11906" w:h="16838" w:orient="portrait"/><w:pgMar w:top="1134" w:right="1134" w:bottom="1134" w:left="1134" w:header="708" w:footer="708" w:gutter="0"/><w:pgNumType/><w:docGrid w:linePitch="360"/></w:sectPr></w:body></w:document>
+<file path=word/document.xml><?xml version="1.0" encoding="utf-8"?>
+<w:document xmlns:wpc="http://schemas.microsoft.com/office/word/2010/wordprocessingCanvas" xmlns:mc="http://schemas.openxmlformats.org/markup-compatibility/2006" xmlns:o="urn:schemas-microsoft-com:office:office" xmlns:r="http://schemas.openxmlformats.org/officeDocument/2006/relationships" xmlns:m="http://schemas.openxmlformats.org/officeDocument/2006/math" xmlns:v="urn:schemas-microsoft-com:vml" xmlns:wp14="http://schemas.microsoft.com/office/word/2010/wordprocessingDrawing" xmlns:wp="http://schemas.openxmlformats.org/drawingml/2006/wordprocessingDrawing" xmlns:w10="urn:schemas-microsoft-com:office:word" xmlns:w="http://schemas.openxmlformats.org/wordprocessingml/2006/main" xmlns:w14="http://schemas.microsoft.com/office/word/2010/wordml" xmlns:w15="http://schemas.microsoft.com/office/word/2012/wordml" xmlns:wpg="http://schemas.microsoft.com/office/word/2010/wordprocessingGroup" xmlns:wpi="http://schemas.microsoft.com/office/word/2010/wordprocessingInk" xmlns:wne="http://schemas.microsoft.com/office/word/2006/wordml" xmlns:wps="http://schemas.microsoft.com/office/word/2010/wordprocessingShape" xmlns:cx="http://schemas.microsoft.com/office/drawing/2014/chartex" xmlns:cx1="http://schemas.microsoft.com/office/drawing/2015/9/8/chartex" xmlns:cx2="http://schemas.microsoft.com/office/drawing/2015/10/21/chartex" xmlns:cx3="http://schemas.microsoft.com/office/drawing/2016/5/9/chartex" xmlns:cx4="http://schemas.microsoft.com/office/drawing/2016/5/10/chartex" xmlns:cx5="http://schemas.microsoft.com/office/drawing/2016/5/11/chartex" xmlns:cx6="http://schemas.microsoft.com/office/drawing/2016/5/12/chartex" xmlns:cx7="http://schemas.microsoft.com/office/drawing/2016/5/13/chartex" xmlns:cx8="http://schemas.microsoft.com/office/drawing/2016/5/14/chartex" xmlns:aink="http://schemas.microsoft.com/office/drawing/2016/ink" xmlns:am3d="http://schemas.microsoft.com/office/drawing/2017/model3d" xmlns:w16cex="http://schemas.microsoft.com/office/word/2018/wordml/cex" xmlns:w16cid="http://schemas.microsoft.com/office/word/2016/wordml/cid" xmlns:w16="http://schemas.microsoft.com/office/word/2018/wordml" xmlns:w16sdtdh="http://schemas.microsoft.com/office/word/2020/wordml/sdtdatahash" xmlns:w16se="http://schemas.microsoft.com/office/word/2015/wordml/symex" mc:Ignorable="w14 w15 wp14">
+  <w:body>
+    <w:p>
+      <w:pPr>
+        <w:pStyle w:val="Heading1"/>
+        <w:spacing w:after="120" w:before="240"/>
+      </w:pPr>
+      <w:r>
+        <w:rPr>
+          <w:rFonts w:ascii="Times New Roman" w:cs="Times New Roman" w:eastAsia="Times New Roman" w:hAnsi="Times New Roman"/>
+          <w:b/>
+          <w:bCs/>
+          <w:i w:val="false"/>
+          <w:iCs w:val="false"/>
+          <w:color w:val="1F3864"/>
+          <w:sz w:val="32"/>
+          <w:szCs w:val="32"/>
+        </w:rPr>
+        <w:t xml:space="preserve">KỊCH BẢN THUYẾT TRÌNH — VỪA CHẠY VỪA NÓI</w:t>
+      </w:r>
+    </w:p>
+    <w:p>
+      <w:pPr>
+        <w:spacing w:after="60"/>
+      </w:pPr>
+      <w:r>
+        <w:t xml:space="preserve"/>
+      </w:r>
+    </w:p>
+    <w:p>
+      <w:pPr>
+        <w:pBdr>
+          <w:left w:val="single" w:color="F0A500" w:sz="12" w:space="8"/>
+        </w:pBdr>
+        <w:spacing w:after="100" w:line="300"/>
+        <w:ind w:left="360"/>
+        <w:jc w:val="both"/>
+      </w:pPr>
+      <w:r>
+        <w:rPr>
+          <w:rFonts w:ascii="Times New Roman" w:cs="Times New Roman" w:eastAsia="Times New Roman" w:hAnsi="Times New Roman"/>
+          <w:b w:val="false"/>
+          <w:bCs w:val="false"/>
+          <w:i/>
+          <w:iCs/>
+          <w:sz w:val="24"/>
+          <w:szCs w:val="24"/>
+        </w:rPr>
+        <w:t xml:space="preserve">Đồ án Cơ sở dữ liệu phân tán · Đề tài 2 — Quản lý kho vật tư đa chi nhánh · Nhóm 2</w:t>
+      </w:r>
+    </w:p>
+    <w:p>
+      <w:pPr>
+        <w:pBdr>
+          <w:left w:val="single" w:color="F0A500" w:sz="12" w:space="8"/>
+        </w:pBdr>
+        <w:spacing w:after="100" w:line="300"/>
+        <w:ind w:left="360"/>
+        <w:jc w:val="both"/>
+      </w:pPr>
+      <w:r>
+        <w:rPr>
+          <w:rFonts w:ascii="Times New Roman" w:cs="Times New Roman" w:eastAsia="Times New Roman" w:hAnsi="Times New Roman"/>
+          <w:b w:val="false"/>
+          <w:bCs w:val="false"/>
+          <w:i/>
+          <w:iCs/>
+          <w:sz w:val="24"/>
+          <w:szCs w:val="24"/>
+        </w:rPr>
+        <w:t xml:space="preserve">Cầm tờ này khi demo. Mỗi mục có </w:t>
+      </w:r>
+      <w:r>
+        <w:rPr>
+          <w:rFonts w:ascii="Times New Roman" w:cs="Times New Roman" w:eastAsia="Times New Roman" w:hAnsi="Times New Roman"/>
+          <w:b/>
+          <w:bCs/>
+          <w:i/>
+          <w:iCs/>
+          <w:sz w:val="24"/>
+          <w:szCs w:val="24"/>
+        </w:rPr>
+        <w:t xml:space="preserve">lệnh chạy</w:t>
+      </w:r>
+      <w:r>
+        <w:rPr>
+          <w:rFonts w:ascii="Times New Roman" w:cs="Times New Roman" w:eastAsia="Times New Roman" w:hAnsi="Times New Roman"/>
+          <w:b w:val="false"/>
+          <w:bCs w:val="false"/>
+          <w:i/>
+          <w:iCs/>
+          <w:sz w:val="24"/>
+          <w:szCs w:val="24"/>
+        </w:rPr>
+        <w:t xml:space="preserve"> và </w:t>
+      </w:r>
+      <w:r>
+        <w:rPr>
+          <w:rFonts w:ascii="Times New Roman" w:cs="Times New Roman" w:eastAsia="Times New Roman" w:hAnsi="Times New Roman"/>
+          <w:b/>
+          <w:bCs/>
+          <w:i/>
+          <w:iCs/>
+          <w:sz w:val="24"/>
+          <w:szCs w:val="24"/>
+        </w:rPr>
+        <w:t xml:space="preserve">lời nói</w:t>
+      </w:r>
+      <w:r>
+        <w:rPr>
+          <w:rFonts w:ascii="Times New Roman" w:cs="Times New Roman" w:eastAsia="Times New Roman" w:hAnsi="Times New Roman"/>
+          <w:b w:val="false"/>
+          <w:bCs w:val="false"/>
+          <w:i/>
+          <w:iCs/>
+          <w:sz w:val="24"/>
+          <w:szCs w:val="24"/>
+        </w:rPr>
+        <w:t xml:space="preserve"> đi kèm. Chỗ in nghiêng là câu nói, cứ đọc gần đúng ý là được, không cần thuộc lòng.</w:t>
+      </w:r>
+    </w:p>
+    <w:p>
+      <w:pPr>
+        <w:spacing w:after="100"/>
+      </w:pPr>
+      <w:r>
+        <w:t xml:space="preserve"/>
+      </w:r>
+    </w:p>
+    <w:p>
+      <w:pPr>
+        <w:spacing w:after="60"/>
+      </w:pPr>
+      <w:r>
+        <w:t xml:space="preserve"/>
+      </w:r>
+    </w:p>
+    <w:p>
+      <w:pPr>
+        <w:pBdr>
+          <w:bottom w:val="single" w:color="BBBBBB" w:sz="6"/>
+        </w:pBdr>
+        <w:spacing w:after="120" w:before="120"/>
+      </w:pPr>
+      <w:r>
+        <w:t xml:space="preserve"/>
+      </w:r>
+    </w:p>
+    <w:p>
+      <w:pPr>
+        <w:spacing w:after="60"/>
+      </w:pPr>
+      <w:r>
+        <w:t xml:space="preserve"/>
+      </w:r>
+    </w:p>
+    <w:p>
+      <w:pPr>
+        <w:pStyle w:val="Heading2"/>
+        <w:spacing w:after="120" w:before="220"/>
+      </w:pPr>
+      <w:r>
+        <w:rPr>
+          <w:rFonts w:ascii="Times New Roman" w:cs="Times New Roman" w:eastAsia="Times New Roman" w:hAnsi="Times New Roman"/>
+          <w:b/>
+          <w:bCs/>
+          <w:i w:val="false"/>
+          <w:iCs w:val="false"/>
+          <w:color w:val="1F3864"/>
+          <w:sz w:val="28"/>
+          <w:szCs w:val="28"/>
+        </w:rPr>
+        <w:t xml:space="preserve">CHUẨN BỊ — làm trước khi thầy tới bàn</w:t>
+      </w:r>
+    </w:p>
+    <w:p>
+      <w:pPr>
+        <w:spacing w:after="60"/>
+      </w:pPr>
+      <w:r>
+        <w:t xml:space="preserve"/>
+      </w:r>
+    </w:p>
+    <w:p>
+      <w:pPr>
+        <w:spacing w:after="80" w:line="300"/>
+        <w:jc w:val="both"/>
+      </w:pPr>
+      <w:r>
+        <w:rPr>
+          <w:rFonts w:ascii="Times New Roman" w:cs="Times New Roman" w:eastAsia="Times New Roman" w:hAnsi="Times New Roman"/>
+          <w:b w:val="false"/>
+          <w:bCs w:val="false"/>
+          <w:i w:val="false"/>
+          <w:iCs w:val="false"/>
+          <w:sz w:val="24"/>
+          <w:szCs w:val="24"/>
+        </w:rPr>
+        <w:t xml:space="preserve">Ba việc này làm xong rồi mới gọi thầy. Đừng vừa làm vừa nói.</w:t>
+      </w:r>
+    </w:p>
+    <w:p>
+      <w:pPr>
+        <w:spacing w:after="60"/>
+      </w:pPr>
+      <w:r>
+        <w:t xml:space="preserve"/>
+      </w:r>
+    </w:p>
+    <w:p>
+      <w:pPr>
+        <w:spacing w:after="50" w:line="300"/>
+        <w:ind w:left="504" w:hanging="360"/>
+      </w:pPr>
+      <w:r>
+        <w:rPr>
+          <w:rFonts w:ascii="Times New Roman" w:cs="Times New Roman" w:eastAsia="Times New Roman" w:hAnsi="Times New Roman"/>
+          <w:b/>
+          <w:bCs/>
+          <w:sz w:val="24"/>
+          <w:szCs w:val="24"/>
+        </w:rPr>
+        <w:t xml:space="preserve">1. </w:t>
+      </w:r>
+      <w:r>
+        <w:rPr>
+          <w:rFonts w:ascii="Times New Roman" w:cs="Times New Roman" w:eastAsia="Times New Roman" w:hAnsi="Times New Roman"/>
+          <w:b w:val="false"/>
+          <w:bCs w:val="false"/>
+          <w:i w:val="false"/>
+          <w:iCs w:val="false"/>
+          <w:sz w:val="24"/>
+          <w:szCs w:val="24"/>
+        </w:rPr>
+        <w:t xml:space="preserve">Ba máy bật ZeroTier, kiểm tra đủ ba dòng </w:t>
+      </w:r>
+      <w:r>
+        <w:rPr>
+          <w:rFonts w:ascii="Consolas" w:cs="Consolas" w:eastAsia="Consolas" w:hAnsi="Consolas"/>
+          <w:b w:val="false"/>
+          <w:bCs w:val="false"/>
+          <w:i w:val="false"/>
+          <w:iCs w:val="false"/>
+          <w:color w:val="0B5394"/>
+          <w:sz w:val="20"/>
+          <w:szCs w:val="20"/>
+          <w:shd w:fill="F0F0F0" w:val="clear"/>
+        </w:rPr>
+        <w:t xml:space="preserve">Authorized</w:t>
+      </w:r>
+      <w:r>
+        <w:rPr>
+          <w:rFonts w:ascii="Times New Roman" w:cs="Times New Roman" w:eastAsia="Times New Roman" w:hAnsi="Times New Roman"/>
+          <w:b w:val="false"/>
+          <w:bCs w:val="false"/>
+          <w:i w:val="false"/>
+          <w:iCs w:val="false"/>
+          <w:sz w:val="24"/>
+          <w:szCs w:val="24"/>
+        </w:rPr>
+        <w:t xml:space="preserve"> trên </w:t>
+      </w:r>
+      <w:r>
+        <w:rPr>
+          <w:rFonts w:ascii="Consolas" w:cs="Consolas" w:eastAsia="Consolas" w:hAnsi="Consolas"/>
+          <w:b w:val="false"/>
+          <w:bCs w:val="false"/>
+          <w:i w:val="false"/>
+          <w:iCs w:val="false"/>
+          <w:color w:val="0B5394"/>
+          <w:sz w:val="20"/>
+          <w:szCs w:val="20"/>
+          <w:shd w:fill="F0F0F0" w:val="clear"/>
+        </w:rPr>
+        <w:t xml:space="preserve">central.zerotier.com</w:t>
+      </w:r>
+    </w:p>
+    <w:p>
+      <w:pPr>
+        <w:spacing w:after="50" w:line="300"/>
+        <w:ind w:left="504" w:hanging="360"/>
+      </w:pPr>
+      <w:r>
+        <w:rPr>
+          <w:rFonts w:ascii="Times New Roman" w:cs="Times New Roman" w:eastAsia="Times New Roman" w:hAnsi="Times New Roman"/>
+          <w:b/>
+          <w:bCs/>
+          <w:sz w:val="24"/>
+          <w:szCs w:val="24"/>
+        </w:rPr>
+        <w:t xml:space="preserve">2. </w:t>
+      </w:r>
+      <w:r>
+        <w:rPr>
+          <w:rFonts w:ascii="Times New Roman" w:cs="Times New Roman" w:eastAsia="Times New Roman" w:hAnsi="Times New Roman"/>
+          <w:b w:val="false"/>
+          <w:bCs w:val="false"/>
+          <w:i w:val="false"/>
+          <w:iCs w:val="false"/>
+          <w:sz w:val="24"/>
+          <w:szCs w:val="24"/>
+        </w:rPr>
+        <w:t xml:space="preserve">Mỗi máy bấm đúp </w:t>
+      </w:r>
+      <w:r>
+        <w:rPr>
+          <w:rFonts w:ascii="Consolas" w:cs="Consolas" w:eastAsia="Consolas" w:hAnsi="Consolas"/>
+          <w:b w:val="false"/>
+          <w:bCs w:val="false"/>
+          <w:i w:val="false"/>
+          <w:iCs w:val="false"/>
+          <w:color w:val="0B5394"/>
+          <w:sz w:val="20"/>
+          <w:szCs w:val="20"/>
+          <w:shd w:fill="F0F0F0" w:val="clear"/>
+        </w:rPr>
+        <w:t xml:space="preserve">CHAY_BAT_MSDTC.bat</w:t>
+      </w:r>
+      <w:r>
+        <w:rPr>
+          <w:rFonts w:ascii="Times New Roman" w:cs="Times New Roman" w:eastAsia="Times New Roman" w:hAnsi="Times New Roman"/>
+          <w:b w:val="false"/>
+          <w:bCs w:val="false"/>
+          <w:i w:val="false"/>
+          <w:iCs w:val="false"/>
+          <w:sz w:val="24"/>
+          <w:szCs w:val="24"/>
+        </w:rPr>
+        <w:t xml:space="preserve"> → thấy </w:t>
+      </w:r>
+      <w:r>
+        <w:rPr>
+          <w:rFonts w:ascii="Consolas" w:cs="Consolas" w:eastAsia="Consolas" w:hAnsi="Consolas"/>
+          <w:b w:val="false"/>
+          <w:bCs w:val="false"/>
+          <w:i w:val="false"/>
+          <w:iCs w:val="false"/>
+          <w:color w:val="0B5394"/>
+          <w:sz w:val="20"/>
+          <w:szCs w:val="20"/>
+          <w:shd w:fill="F0F0F0" w:val="clear"/>
+        </w:rPr>
+        <w:t xml:space="preserve">AuthenticationLevel : NoAuth</w:t>
+      </w:r>
+    </w:p>
+    <w:p>
+      <w:pPr>
+        <w:spacing w:after="50" w:line="300"/>
+        <w:ind w:left="504" w:hanging="360"/>
+      </w:pPr>
+      <w:r>
+        <w:rPr>
+          <w:rFonts w:ascii="Times New Roman" w:cs="Times New Roman" w:eastAsia="Times New Roman" w:hAnsi="Times New Roman"/>
+          <w:b/>
+          <w:bCs/>
+          <w:sz w:val="24"/>
+          <w:szCs w:val="24"/>
+        </w:rPr>
+        <w:t xml:space="preserve">3. </w:t>
+      </w:r>
+      <w:r>
+        <w:rPr>
+          <w:rFonts w:ascii="Times New Roman" w:cs="Times New Roman" w:eastAsia="Times New Roman" w:hAnsi="Times New Roman"/>
+          <w:b w:val="false"/>
+          <w:bCs w:val="false"/>
+          <w:i w:val="false"/>
+          <w:iCs w:val="false"/>
+          <w:sz w:val="24"/>
+          <w:szCs w:val="24"/>
+        </w:rPr>
+        <w:t xml:space="preserve">Mỗi máy mở SSMS, chạy </w:t>
+      </w:r>
+      <w:r>
+        <w:rPr>
+          <w:rFonts w:ascii="Consolas" w:cs="Consolas" w:eastAsia="Consolas" w:hAnsi="Consolas"/>
+          <w:b w:val="false"/>
+          <w:bCs w:val="false"/>
+          <w:i w:val="false"/>
+          <w:iCs w:val="false"/>
+          <w:color w:val="0B5394"/>
+          <w:sz w:val="20"/>
+          <w:szCs w:val="20"/>
+          <w:shd w:fill="F0F0F0" w:val="clear"/>
+        </w:rPr>
+        <w:t xml:space="preserve">SQL\11_ChuyenSang3May.sql</w:t>
+      </w:r>
+    </w:p>
+    <w:p>
+      <w:pPr>
+        <w:spacing w:after="60"/>
+      </w:pPr>
+      <w:r>
+        <w:t xml:space="preserve"/>
+      </w:r>
+    </w:p>
+    <w:p>
+      <w:pPr>
+        <w:spacing w:after="80" w:line="300"/>
+        <w:jc w:val="both"/>
+      </w:pPr>
+      <w:r>
+        <w:rPr>
+          <w:rFonts w:ascii="Times New Roman" w:cs="Times New Roman" w:eastAsia="Times New Roman" w:hAnsi="Times New Roman"/>
+          <w:b w:val="false"/>
+          <w:bCs w:val="false"/>
+          <w:i w:val="false"/>
+          <w:iCs w:val="false"/>
+          <w:sz w:val="24"/>
+          <w:szCs w:val="24"/>
+        </w:rPr>
+        <w:t xml:space="preserve">Rồi đưa dữ liệu về mốc chuẩn — </w:t>
+      </w:r>
+      <w:r>
+        <w:rPr>
+          <w:rFonts w:ascii="Times New Roman" w:cs="Times New Roman" w:eastAsia="Times New Roman" w:hAnsi="Times New Roman"/>
+          <w:b/>
+          <w:bCs/>
+          <w:i w:val="false"/>
+          <w:iCs w:val="false"/>
+          <w:sz w:val="24"/>
+          <w:szCs w:val="24"/>
+        </w:rPr>
+        <w:t xml:space="preserve">chỉ máy Kho A chạy</w:t>
+      </w:r>
+      <w:r>
+        <w:rPr>
+          <w:rFonts w:ascii="Times New Roman" w:cs="Times New Roman" w:eastAsia="Times New Roman" w:hAnsi="Times New Roman"/>
+          <w:b w:val="false"/>
+          <w:bCs w:val="false"/>
+          <w:i w:val="false"/>
+          <w:iCs w:val="false"/>
+          <w:sz w:val="24"/>
+          <w:szCs w:val="24"/>
+        </w:rPr>
+        <w:t xml:space="preserve">:</w:t>
+      </w:r>
+    </w:p>
+    <w:p>
+      <w:pPr>
+        <w:spacing w:after="60"/>
+      </w:pPr>
+      <w:r>
+        <w:t xml:space="preserve"/>
+      </w:r>
+    </w:p>
+    <w:p>
+      <w:pPr>
+        <w:shd w:fill="F4F4F4" w:val="clear"/>
+        <w:spacing w:after="160" w:before="80" w:line="240"/>
+        <w:ind w:left="215"/>
+      </w:pPr>
+      <w:r>
+        <w:rPr>
+          <w:rFonts w:ascii="Consolas" w:cs="Consolas" w:eastAsia="Consolas" w:hAnsi="Consolas"/>
+          <w:sz w:val="16"/>
+          <w:szCs w:val="16"/>
+        </w:rPr>
+        <w:t xml:space="preserve">SQL\07b_ResetDeChupLaiAnh.sql</w:t>
+      </w:r>
+    </w:p>
+    <w:p>
+      <w:pPr>
+        <w:spacing w:after="60"/>
+      </w:pPr>
+      <w:r>
+        <w:t xml:space="preserve"/>
+      </w:r>
+    </w:p>
+    <w:p>
+      <w:pPr>
+        <w:spacing w:after="80" w:line="300"/>
+        <w:jc w:val="both"/>
+      </w:pPr>
+      <w:r>
+        <w:rPr>
+          <w:rFonts w:ascii="Times New Roman" w:cs="Times New Roman" w:eastAsia="Times New Roman" w:hAnsi="Times New Roman"/>
+          <w:b w:val="false"/>
+          <w:bCs w:val="false"/>
+          <w:i w:val="false"/>
+          <w:iCs w:val="false"/>
+          <w:sz w:val="24"/>
+          <w:szCs w:val="24"/>
+        </w:rPr>
+        <w:t xml:space="preserve">Phải thấy </w:t>
+      </w:r>
+      <w:r>
+        <w:rPr>
+          <w:rFonts w:ascii="Consolas" w:cs="Consolas" w:eastAsia="Consolas" w:hAnsi="Consolas"/>
+          <w:b w:val="false"/>
+          <w:bCs w:val="false"/>
+          <w:i w:val="false"/>
+          <w:iCs w:val="false"/>
+          <w:color w:val="0B5394"/>
+          <w:sz w:val="20"/>
+          <w:szCs w:val="20"/>
+          <w:shd w:fill="F0F0F0" w:val="clear"/>
+        </w:rPr>
+        <w:t xml:space="preserve">KHO_A 800</w:t>
+      </w:r>
+      <w:r>
+        <w:rPr>
+          <w:rFonts w:ascii="Times New Roman" w:cs="Times New Roman" w:eastAsia="Times New Roman" w:hAnsi="Times New Roman"/>
+          <w:b w:val="false"/>
+          <w:bCs w:val="false"/>
+          <w:i w:val="false"/>
+          <w:iCs w:val="false"/>
+          <w:sz w:val="24"/>
+          <w:szCs w:val="24"/>
+        </w:rPr>
+        <w:t xml:space="preserve"> và </w:t>
+      </w:r>
+      <w:r>
+        <w:rPr>
+          <w:rFonts w:ascii="Consolas" w:cs="Consolas" w:eastAsia="Consolas" w:hAnsi="Consolas"/>
+          <w:b w:val="false"/>
+          <w:bCs w:val="false"/>
+          <w:i w:val="false"/>
+          <w:iCs w:val="false"/>
+          <w:color w:val="0B5394"/>
+          <w:sz w:val="20"/>
+          <w:szCs w:val="20"/>
+          <w:shd w:fill="F0F0F0" w:val="clear"/>
+        </w:rPr>
+        <w:t xml:space="preserve">KHO_B 150</w:t>
+      </w:r>
+      <w:r>
+        <w:rPr>
+          <w:rFonts w:ascii="Times New Roman" w:cs="Times New Roman" w:eastAsia="Times New Roman" w:hAnsi="Times New Roman"/>
+          <w:b w:val="false"/>
+          <w:bCs w:val="false"/>
+          <w:i w:val="false"/>
+          <w:iCs w:val="false"/>
+          <w:sz w:val="24"/>
+          <w:szCs w:val="24"/>
+        </w:rPr>
+        <w:t xml:space="preserve">, </w:t>
+      </w:r>
+      <w:r>
+        <w:rPr>
+          <w:rFonts w:ascii="Consolas" w:cs="Consolas" w:eastAsia="Consolas" w:hAnsi="Consolas"/>
+          <w:b w:val="false"/>
+          <w:bCs w:val="false"/>
+          <w:i w:val="false"/>
+          <w:iCs w:val="false"/>
+          <w:color w:val="0B5394"/>
+          <w:sz w:val="20"/>
+          <w:szCs w:val="20"/>
+          <w:shd w:fill="F0F0F0" w:val="clear"/>
+        </w:rPr>
+        <w:t xml:space="preserve">SoPhieuDieuChuyenConLai 0</w:t>
+      </w:r>
+      <w:r>
+        <w:rPr>
+          <w:rFonts w:ascii="Times New Roman" w:cs="Times New Roman" w:eastAsia="Times New Roman" w:hAnsi="Times New Roman"/>
+          <w:b w:val="false"/>
+          <w:bCs w:val="false"/>
+          <w:i w:val="false"/>
+          <w:iCs w:val="false"/>
+          <w:sz w:val="24"/>
+          <w:szCs w:val="24"/>
+        </w:rPr>
+        <w:t xml:space="preserve">.</w:t>
+      </w:r>
+    </w:p>
+    <w:p>
+      <w:pPr>
+        <w:spacing w:after="60"/>
+      </w:pPr>
+      <w:r>
+        <w:t xml:space="preserve"/>
+      </w:r>
+    </w:p>
+    <w:p>
+      <w:pPr>
+        <w:spacing w:after="80" w:line="300"/>
+        <w:jc w:val="both"/>
+      </w:pPr>
+      <w:r>
+        <w:rPr>
+          <w:rFonts w:ascii="Times New Roman" w:cs="Times New Roman" w:eastAsia="Times New Roman" w:hAnsi="Times New Roman"/>
+          <w:b w:val="false"/>
+          <w:bCs w:val="false"/>
+          <w:i w:val="false"/>
+          <w:iCs w:val="false"/>
+          <w:sz w:val="24"/>
+          <w:szCs w:val="24"/>
+        </w:rPr>
+        <w:t xml:space="preserve">Mở sẵn </w:t>
+      </w:r>
+      <w:r>
+        <w:rPr>
+          <w:rFonts w:ascii="Times New Roman" w:cs="Times New Roman" w:eastAsia="Times New Roman" w:hAnsi="Times New Roman"/>
+          <w:b/>
+          <w:bCs/>
+          <w:i w:val="false"/>
+          <w:iCs w:val="false"/>
+          <w:sz w:val="24"/>
+          <w:szCs w:val="24"/>
+        </w:rPr>
+        <w:t xml:space="preserve">ba cửa sổ SSMS</w:t>
+      </w:r>
+      <w:r>
+        <w:rPr>
+          <w:rFonts w:ascii="Times New Roman" w:cs="Times New Roman" w:eastAsia="Times New Roman" w:hAnsi="Times New Roman"/>
+          <w:b w:val="false"/>
+          <w:bCs w:val="false"/>
+          <w:i w:val="false"/>
+          <w:iCs w:val="false"/>
+          <w:sz w:val="24"/>
+          <w:szCs w:val="24"/>
+        </w:rPr>
+        <w:t xml:space="preserve"> nối vào ba máy, để sẵn ở ba tab. Đừng để lúc thầy đứng đó mới đi gõ mật khẩu.</w:t>
+      </w:r>
+    </w:p>
+    <w:p>
+      <w:pPr>
+        <w:spacing w:after="60"/>
+      </w:pPr>
+      <w:r>
+        <w:t xml:space="preserve"/>
+      </w:r>
+    </w:p>
+    <w:p>
+      <w:pPr>
+        <w:pBdr>
+          <w:bottom w:val="single" w:color="BBBBBB" w:sz="6"/>
+        </w:pBdr>
+        <w:spacing w:after="120" w:before="120"/>
+      </w:pPr>
+      <w:r>
+        <w:t xml:space="preserve"/>
+      </w:r>
+    </w:p>
+    <w:p>
+      <w:pPr>
+        <w:spacing w:after="60"/>
+      </w:pPr>
+      <w:r>
+        <w:t xml:space="preserve"/>
+      </w:r>
+    </w:p>
+    <w:p>
+      <w:pPr>
+        <w:pStyle w:val="Heading1"/>
+        <w:spacing w:after="120" w:before="240"/>
+      </w:pPr>
+      <w:r>
+        <w:rPr>
+          <w:rFonts w:ascii="Times New Roman" w:cs="Times New Roman" w:eastAsia="Times New Roman" w:hAnsi="Times New Roman"/>
+          <w:b/>
+          <w:bCs/>
+          <w:i w:val="false"/>
+          <w:iCs w:val="false"/>
+          <w:color w:val="1F3864"/>
+          <w:sz w:val="32"/>
+          <w:szCs w:val="32"/>
+        </w:rPr>
+        <w:t xml:space="preserve">TẬP DƯỢT MỘT MÌNH — khi bạn bè không có mặt</w:t>
+      </w:r>
+    </w:p>
+    <w:p>
+      <w:pPr>
+        <w:spacing w:after="60"/>
+      </w:pPr>
+      <w:r>
+        <w:t xml:space="preserve"/>
+      </w:r>
+    </w:p>
+    <w:p>
+      <w:pPr>
+        <w:spacing w:after="80" w:line="300"/>
+        <w:jc w:val="both"/>
+      </w:pPr>
+      <w:r>
+        <w:rPr>
+          <w:rFonts w:ascii="Times New Roman" w:cs="Times New Roman" w:eastAsia="Times New Roman" w:hAnsi="Times New Roman"/>
+          <w:b w:val="false"/>
+          <w:bCs w:val="false"/>
+          <w:i w:val="false"/>
+          <w:iCs w:val="false"/>
+          <w:sz w:val="24"/>
+          <w:szCs w:val="24"/>
+        </w:rPr>
+        <w:t xml:space="preserve">Ba thể hiện </w:t>
+      </w:r>
+      <w:r>
+        <w:rPr>
+          <w:rFonts w:ascii="Consolas" w:cs="Consolas" w:eastAsia="Consolas" w:hAnsi="Consolas"/>
+          <w:b w:val="false"/>
+          <w:bCs w:val="false"/>
+          <w:i w:val="false"/>
+          <w:iCs w:val="false"/>
+          <w:color w:val="0B5394"/>
+          <w:sz w:val="20"/>
+          <w:szCs w:val="20"/>
+          <w:shd w:fill="F0F0F0" w:val="clear"/>
+        </w:rPr>
+        <w:t xml:space="preserve">KHO_A</w:t>
+      </w:r>
+      <w:r>
+        <w:rPr>
+          <w:rFonts w:ascii="Times New Roman" w:cs="Times New Roman" w:eastAsia="Times New Roman" w:hAnsi="Times New Roman"/>
+          <w:b w:val="false"/>
+          <w:bCs w:val="false"/>
+          <w:i w:val="false"/>
+          <w:iCs w:val="false"/>
+          <w:sz w:val="24"/>
+          <w:szCs w:val="24"/>
+        </w:rPr>
+        <w:t xml:space="preserve">, </w:t>
+      </w:r>
+      <w:r>
+        <w:rPr>
+          <w:rFonts w:ascii="Consolas" w:cs="Consolas" w:eastAsia="Consolas" w:hAnsi="Consolas"/>
+          <w:b w:val="false"/>
+          <w:bCs w:val="false"/>
+          <w:i w:val="false"/>
+          <w:iCs w:val="false"/>
+          <w:color w:val="0B5394"/>
+          <w:sz w:val="20"/>
+          <w:szCs w:val="20"/>
+          <w:shd w:fill="F0F0F0" w:val="clear"/>
+        </w:rPr>
+        <w:t xml:space="preserve">KHO_B</w:t>
+      </w:r>
+      <w:r>
+        <w:rPr>
+          <w:rFonts w:ascii="Times New Roman" w:cs="Times New Roman" w:eastAsia="Times New Roman" w:hAnsi="Times New Roman"/>
+          <w:b w:val="false"/>
+          <w:bCs w:val="false"/>
+          <w:i w:val="false"/>
+          <w:iCs w:val="false"/>
+          <w:sz w:val="24"/>
+          <w:szCs w:val="24"/>
+        </w:rPr>
+        <w:t xml:space="preserve">, </w:t>
+      </w:r>
+      <w:r>
+        <w:rPr>
+          <w:rFonts w:ascii="Consolas" w:cs="Consolas" w:eastAsia="Consolas" w:hAnsi="Consolas"/>
+          <w:b w:val="false"/>
+          <w:bCs w:val="false"/>
+          <w:i w:val="false"/>
+          <w:iCs w:val="false"/>
+          <w:color w:val="0B5394"/>
+          <w:sz w:val="20"/>
+          <w:szCs w:val="20"/>
+          <w:shd w:fill="F0F0F0" w:val="clear"/>
+        </w:rPr>
+        <w:t xml:space="preserve">KHO_C</w:t>
+      </w:r>
+      <w:r>
+        <w:rPr>
+          <w:rFonts w:ascii="Times New Roman" w:cs="Times New Roman" w:eastAsia="Times New Roman" w:hAnsi="Times New Roman"/>
+          <w:b w:val="false"/>
+          <w:bCs w:val="false"/>
+          <w:i w:val="false"/>
+          <w:iCs w:val="false"/>
+          <w:sz w:val="24"/>
+          <w:szCs w:val="24"/>
+        </w:rPr>
+        <w:t xml:space="preserve"> vẫn còn nguyên trên máy bạn, nên tập được đủ mọi màn mà không cần ai bật máy.</w:t>
+      </w:r>
+    </w:p>
+    <w:p>
+      <w:pPr>
+        <w:spacing w:after="60"/>
+      </w:pPr>
+      <w:r>
+        <w:t xml:space="preserve"/>
+      </w:r>
+    </w:p>
+    <w:p>
+      <w:pPr>
+        <w:spacing w:after="80" w:line="300"/>
+        <w:jc w:val="both"/>
+      </w:pPr>
+      <w:r>
+        <w:rPr>
+          <w:rFonts w:ascii="Times New Roman" w:cs="Times New Roman" w:eastAsia="Times New Roman" w:hAnsi="Times New Roman"/>
+          <w:b/>
+          <w:bCs/>
+          <w:i w:val="false"/>
+          <w:iCs w:val="false"/>
+          <w:sz w:val="24"/>
+          <w:szCs w:val="24"/>
+        </w:rPr>
+        <w:t xml:space="preserve">Chuyển sang chế độ một máy:</w:t>
+      </w:r>
+      <w:r>
+        <w:rPr>
+          <w:rFonts w:ascii="Times New Roman" w:cs="Times New Roman" w:eastAsia="Times New Roman" w:hAnsi="Times New Roman"/>
+          <w:b w:val="false"/>
+          <w:bCs w:val="false"/>
+          <w:i w:val="false"/>
+          <w:iCs w:val="false"/>
+          <w:sz w:val="24"/>
+          <w:szCs w:val="24"/>
+        </w:rPr>
+        <w:t xml:space="preserve"> mở </w:t>
+      </w:r>
+      <w:r>
+        <w:rPr>
+          <w:rFonts w:ascii="Consolas" w:cs="Consolas" w:eastAsia="Consolas" w:hAnsi="Consolas"/>
+          <w:b w:val="false"/>
+          <w:bCs w:val="false"/>
+          <w:i w:val="false"/>
+          <w:iCs w:val="false"/>
+          <w:color w:val="0B5394"/>
+          <w:sz w:val="20"/>
+          <w:szCs w:val="20"/>
+          <w:shd w:fill="F0F0F0" w:val="clear"/>
+        </w:rPr>
+        <w:t xml:space="preserve">SQL\13_DoiCheDo_MotMay_BaMay.sql</w:t>
+      </w:r>
+      <w:r>
+        <w:rPr>
+          <w:rFonts w:ascii="Times New Roman" w:cs="Times New Roman" w:eastAsia="Times New Roman" w:hAnsi="Times New Roman"/>
+          <w:b w:val="false"/>
+          <w:bCs w:val="false"/>
+          <w:i w:val="false"/>
+          <w:iCs w:val="false"/>
+          <w:sz w:val="24"/>
+          <w:szCs w:val="24"/>
+        </w:rPr>
+        <w:t xml:space="preserve">, dòng </w:t>
+      </w:r>
+      <w:r>
+        <w:rPr>
+          <w:rFonts w:ascii="Consolas" w:cs="Consolas" w:eastAsia="Consolas" w:hAnsi="Consolas"/>
+          <w:b w:val="false"/>
+          <w:bCs w:val="false"/>
+          <w:i w:val="false"/>
+          <w:iCs w:val="false"/>
+          <w:color w:val="0B5394"/>
+          <w:sz w:val="20"/>
+          <w:szCs w:val="20"/>
+          <w:shd w:fill="F0F0F0" w:val="clear"/>
+        </w:rPr>
+        <w:t xml:space="preserve">@CheDo</w:t>
+      </w:r>
+      <w:r>
+        <w:rPr>
+          <w:rFonts w:ascii="Times New Roman" w:cs="Times New Roman" w:eastAsia="Times New Roman" w:hAnsi="Times New Roman"/>
+          <w:b w:val="false"/>
+          <w:bCs w:val="false"/>
+          <w:i w:val="false"/>
+          <w:iCs w:val="false"/>
+          <w:sz w:val="24"/>
+          <w:szCs w:val="24"/>
+        </w:rPr>
+        <w:t xml:space="preserve"> để </w:t>
+      </w:r>
+      <w:r>
+        <w:rPr>
+          <w:rFonts w:ascii="Consolas" w:cs="Consolas" w:eastAsia="Consolas" w:hAnsi="Consolas"/>
+          <w:b w:val="false"/>
+          <w:bCs w:val="false"/>
+          <w:i w:val="false"/>
+          <w:iCs w:val="false"/>
+          <w:color w:val="0B5394"/>
+          <w:sz w:val="20"/>
+          <w:szCs w:val="20"/>
+          <w:shd w:fill="F0F0F0" w:val="clear"/>
+        </w:rPr>
+        <w:t xml:space="preserve">'MOTMAY'</w:t>
+      </w:r>
+      <w:r>
+        <w:rPr>
+          <w:rFonts w:ascii="Times New Roman" w:cs="Times New Roman" w:eastAsia="Times New Roman" w:hAnsi="Times New Roman"/>
+          <w:b w:val="false"/>
+          <w:bCs w:val="false"/>
+          <w:i w:val="false"/>
+          <w:iCs w:val="false"/>
+          <w:sz w:val="24"/>
+          <w:szCs w:val="24"/>
+        </w:rPr>
+        <w:t xml:space="preserve">, bấm F5. Rồi chạy </w:t>
+      </w:r>
+      <w:r>
+        <w:rPr>
+          <w:rFonts w:ascii="Consolas" w:cs="Consolas" w:eastAsia="Consolas" w:hAnsi="Consolas"/>
+          <w:b w:val="false"/>
+          <w:bCs w:val="false"/>
+          <w:i w:val="false"/>
+          <w:iCs w:val="false"/>
+          <w:color w:val="0B5394"/>
+          <w:sz w:val="20"/>
+          <w:szCs w:val="20"/>
+          <w:shd w:fill="F0F0F0" w:val="clear"/>
+        </w:rPr>
+        <w:t xml:space="preserve">07b_ResetDeChupLaiAnh.sql</w:t>
+      </w:r>
+      <w:r>
+        <w:rPr>
+          <w:rFonts w:ascii="Times New Roman" w:cs="Times New Roman" w:eastAsia="Times New Roman" w:hAnsi="Times New Roman"/>
+          <w:b w:val="false"/>
+          <w:bCs w:val="false"/>
+          <w:i w:val="false"/>
+          <w:iCs w:val="false"/>
+          <w:sz w:val="24"/>
+          <w:szCs w:val="24"/>
+        </w:rPr>
+        <w:t xml:space="preserve">.</w:t>
+      </w:r>
+    </w:p>
+    <w:p>
+      <w:pPr>
+        <w:spacing w:after="60"/>
+      </w:pPr>
+      <w:r>
+        <w:t xml:space="preserve"/>
+      </w:r>
+    </w:p>
+    <w:p>
+      <w:pPr>
+        <w:spacing w:after="80" w:line="300"/>
+        <w:jc w:val="both"/>
+      </w:pPr>
+      <w:r>
+        <w:rPr>
+          <w:rFonts w:ascii="Times New Roman" w:cs="Times New Roman" w:eastAsia="Times New Roman" w:hAnsi="Times New Roman"/>
+          <w:b w:val="false"/>
+          <w:bCs w:val="false"/>
+          <w:i w:val="false"/>
+          <w:iCs w:val="false"/>
+          <w:sz w:val="24"/>
+          <w:szCs w:val="24"/>
+        </w:rPr>
+        <w:t xml:space="preserve">Xong là tập được </w:t>
+      </w:r>
+      <w:r>
+        <w:rPr>
+          <w:rFonts w:ascii="Times New Roman" w:cs="Times New Roman" w:eastAsia="Times New Roman" w:hAnsi="Times New Roman"/>
+          <w:b/>
+          <w:bCs/>
+          <w:i w:val="false"/>
+          <w:iCs w:val="false"/>
+          <w:sz w:val="24"/>
+          <w:szCs w:val="24"/>
+        </w:rPr>
+        <w:t xml:space="preserve">màn 2 đến màn 7</w:t>
+      </w:r>
+      <w:r>
+        <w:rPr>
+          <w:rFonts w:ascii="Times New Roman" w:cs="Times New Roman" w:eastAsia="Times New Roman" w:hAnsi="Times New Roman"/>
+          <w:b w:val="false"/>
+          <w:bCs w:val="false"/>
+          <w:i w:val="false"/>
+          <w:iCs w:val="false"/>
+          <w:sz w:val="24"/>
+          <w:szCs w:val="24"/>
+        </w:rPr>
+        <w:t xml:space="preserve"> y như thật: điều chuyển, thiếu hàng, lỗi giữa chừng, tổng kết, phần mềm web. Số liệu giống hệt.</w:t>
+      </w:r>
+    </w:p>
+    <w:p>
+      <w:pPr>
+        <w:spacing w:after="60"/>
+      </w:pPr>
+      <w:r>
+        <w:t xml:space="preserve"/>
+      </w:r>
+    </w:p>
+    <w:p>
+      <w:pPr>
+        <w:spacing w:after="80" w:line="300"/>
+        <w:jc w:val="both"/>
+      </w:pPr>
+      <w:r>
+        <w:rPr>
+          <w:rFonts w:ascii="Times New Roman" w:cs="Times New Roman" w:eastAsia="Times New Roman" w:hAnsi="Times New Roman"/>
+          <w:b/>
+          <w:bCs/>
+          <w:i w:val="false"/>
+          <w:iCs w:val="false"/>
+          <w:sz w:val="24"/>
+          <w:szCs w:val="24"/>
+        </w:rPr>
+        <w:t xml:space="preserve">Hôm demo thật:</w:t>
+      </w:r>
+      <w:r>
+        <w:rPr>
+          <w:rFonts w:ascii="Times New Roman" w:cs="Times New Roman" w:eastAsia="Times New Roman" w:hAnsi="Times New Roman"/>
+          <w:b w:val="false"/>
+          <w:bCs w:val="false"/>
+          <w:i w:val="false"/>
+          <w:iCs w:val="false"/>
+          <w:sz w:val="24"/>
+          <w:szCs w:val="24"/>
+        </w:rPr>
+        <w:t xml:space="preserve"> mở lại file 13, đổi </w:t>
+      </w:r>
+      <w:r>
+        <w:rPr>
+          <w:rFonts w:ascii="Consolas" w:cs="Consolas" w:eastAsia="Consolas" w:hAnsi="Consolas"/>
+          <w:b w:val="false"/>
+          <w:bCs w:val="false"/>
+          <w:i w:val="false"/>
+          <w:iCs w:val="false"/>
+          <w:color w:val="0B5394"/>
+          <w:sz w:val="20"/>
+          <w:szCs w:val="20"/>
+          <w:shd w:fill="F0F0F0" w:val="clear"/>
+        </w:rPr>
+        <w:t xml:space="preserve">@CheDo</w:t>
+      </w:r>
+      <w:r>
+        <w:rPr>
+          <w:rFonts w:ascii="Times New Roman" w:cs="Times New Roman" w:eastAsia="Times New Roman" w:hAnsi="Times New Roman"/>
+          <w:b w:val="false"/>
+          <w:bCs w:val="false"/>
+          <w:i w:val="false"/>
+          <w:iCs w:val="false"/>
+          <w:sz w:val="24"/>
+          <w:szCs w:val="24"/>
+        </w:rPr>
+        <w:t xml:space="preserve"> thành </w:t>
+      </w:r>
+      <w:r>
+        <w:rPr>
+          <w:rFonts w:ascii="Consolas" w:cs="Consolas" w:eastAsia="Consolas" w:hAnsi="Consolas"/>
+          <w:b w:val="false"/>
+          <w:bCs w:val="false"/>
+          <w:i w:val="false"/>
+          <w:iCs w:val="false"/>
+          <w:color w:val="0B5394"/>
+          <w:sz w:val="20"/>
+          <w:szCs w:val="20"/>
+          <w:shd w:fill="F0F0F0" w:val="clear"/>
+        </w:rPr>
+        <w:t xml:space="preserve">'BAMAY'</w:t>
+      </w:r>
+      <w:r>
+        <w:rPr>
+          <w:rFonts w:ascii="Times New Roman" w:cs="Times New Roman" w:eastAsia="Times New Roman" w:hAnsi="Times New Roman"/>
+          <w:b w:val="false"/>
+          <w:bCs w:val="false"/>
+          <w:i w:val="false"/>
+          <w:iCs w:val="false"/>
+          <w:sz w:val="24"/>
+          <w:szCs w:val="24"/>
+        </w:rPr>
+        <w:t xml:space="preserve">, bấm F5. Hoặc chạy file 11 như hướng dẫn. Hai cách tương đương.</w:t>
+      </w:r>
+    </w:p>
+    <w:p>
+      <w:pPr>
+        <w:spacing w:after="60"/>
+      </w:pPr>
+      <w:r>
+        <w:t xml:space="preserve"/>
+      </w:r>
+    </w:p>
+    <w:p>
+      <w:pPr>
+        <w:spacing w:after="80" w:line="300"/>
+        <w:jc w:val="both"/>
+      </w:pPr>
+      <w:r>
+        <w:rPr>
+          <w:rFonts w:ascii="Times New Roman" w:cs="Times New Roman" w:eastAsia="Times New Roman" w:hAnsi="Times New Roman"/>
+          <w:b w:val="false"/>
+          <w:bCs w:val="false"/>
+          <w:i w:val="false"/>
+          <w:iCs w:val="false"/>
+          <w:sz w:val="24"/>
+          <w:szCs w:val="24"/>
+        </w:rPr>
+        <w:t xml:space="preserve">Ba điều cần biết khi tập một mình:</w:t>
+      </w:r>
+    </w:p>
+    <w:p>
+      <w:pPr>
+        <w:spacing w:after="60"/>
+      </w:pPr>
+      <w:r>
+        <w:t xml:space="preserve"/>
+      </w:r>
+    </w:p>
+    <w:p>
+      <w:pPr>
+        <w:spacing w:after="50" w:line="300"/>
+        <w:ind w:left="431" w:hanging="288"/>
+      </w:pPr>
+      <w:r>
+        <w:rPr>
+          <w:rFonts w:ascii="Times New Roman" w:cs="Times New Roman" w:eastAsia="Times New Roman" w:hAnsi="Times New Roman"/>
+          <w:sz w:val="24"/>
+          <w:szCs w:val="24"/>
+        </w:rPr>
+        <w:t xml:space="preserve">•  </w:t>
+      </w:r>
+      <w:r>
+        <w:rPr>
+          <w:rFonts w:ascii="Times New Roman" w:cs="Times New Roman" w:eastAsia="Times New Roman" w:hAnsi="Times New Roman"/>
+          <w:b/>
+          <w:bCs/>
+          <w:i w:val="false"/>
+          <w:iCs w:val="false"/>
+          <w:sz w:val="24"/>
+          <w:szCs w:val="24"/>
+        </w:rPr>
+        <w:t xml:space="preserve">Màn 1 không tập được.</w:t>
+      </w:r>
+      <w:r>
+        <w:rPr>
+          <w:rFonts w:ascii="Times New Roman" w:cs="Times New Roman" w:eastAsia="Times New Roman" w:hAnsi="Times New Roman"/>
+          <w:b w:val="false"/>
+          <w:bCs w:val="false"/>
+          <w:i w:val="false"/>
+          <w:iCs w:val="false"/>
+          <w:sz w:val="24"/>
+          <w:szCs w:val="24"/>
+        </w:rPr>
+        <w:t xml:space="preserve"> Nó phải ra ba tên máy khác nhau, mà chế độ một máy</w:t>
+      </w:r>
+    </w:p>
+    <w:p>
+      <w:pPr>
+        <w:spacing w:after="80" w:line="300"/>
+        <w:jc w:val="both"/>
+      </w:pPr>
+      <w:r>
+        <w:rPr>
+          <w:rFonts w:ascii="Times New Roman" w:cs="Times New Roman" w:eastAsia="Times New Roman" w:hAnsi="Times New Roman"/>
+          <w:b w:val="false"/>
+          <w:bCs w:val="false"/>
+          <w:i w:val="false"/>
+          <w:iCs w:val="false"/>
+          <w:sz w:val="24"/>
+          <w:szCs w:val="24"/>
+        </w:rPr>
+        <w:t xml:space="preserve">thì cả ba đều là </w:t>
+      </w:r>
+      <w:r>
+        <w:rPr>
+          <w:rFonts w:ascii="Consolas" w:cs="Consolas" w:eastAsia="Consolas" w:hAnsi="Consolas"/>
+          <w:b w:val="false"/>
+          <w:bCs w:val="false"/>
+          <w:i w:val="false"/>
+          <w:iCs w:val="false"/>
+          <w:color w:val="0B5394"/>
+          <w:sz w:val="20"/>
+          <w:szCs w:val="20"/>
+          <w:shd w:fill="F0F0F0" w:val="clear"/>
+        </w:rPr>
+        <w:t xml:space="preserve">Mignon</w:t>
+      </w:r>
+      <w:r>
+        <w:rPr>
+          <w:rFonts w:ascii="Times New Roman" w:cs="Times New Roman" w:eastAsia="Times New Roman" w:hAnsi="Times New Roman"/>
+          <w:b w:val="false"/>
+          <w:bCs w:val="false"/>
+          <w:i w:val="false"/>
+          <w:iCs w:val="false"/>
+          <w:sz w:val="24"/>
+          <w:szCs w:val="24"/>
+        </w:rPr>
+        <w:t xml:space="preserve">. Bỏ qua màn này lúc tập.</w:t>
+      </w:r>
+    </w:p>
+    <w:p>
+      <w:pPr>
+        <w:spacing w:after="50" w:line="300"/>
+        <w:ind w:left="431" w:hanging="288"/>
+      </w:pPr>
+      <w:r>
+        <w:rPr>
+          <w:rFonts w:ascii="Times New Roman" w:cs="Times New Roman" w:eastAsia="Times New Roman" w:hAnsi="Times New Roman"/>
+          <w:sz w:val="24"/>
+          <w:szCs w:val="24"/>
+        </w:rPr>
+        <w:t xml:space="preserve">•  </w:t>
+      </w:r>
+      <w:r>
+        <w:rPr>
+          <w:rFonts w:ascii="Times New Roman" w:cs="Times New Roman" w:eastAsia="Times New Roman" w:hAnsi="Times New Roman"/>
+          <w:b/>
+          <w:bCs/>
+          <w:i w:val="false"/>
+          <w:iCs w:val="false"/>
+          <w:sz w:val="24"/>
+          <w:szCs w:val="24"/>
+        </w:rPr>
+        <w:t xml:space="preserve">MS DTC không cần bật.</w:t>
+      </w:r>
+      <w:r>
+        <w:rPr>
+          <w:rFonts w:ascii="Times New Roman" w:cs="Times New Roman" w:eastAsia="Times New Roman" w:hAnsi="Times New Roman"/>
+          <w:b w:val="false"/>
+          <w:bCs w:val="false"/>
+          <w:i w:val="false"/>
+          <w:iCs w:val="false"/>
+          <w:sz w:val="24"/>
+          <w:szCs w:val="24"/>
+        </w:rPr>
+        <w:t xml:space="preserve"> Ba thể hiện dùng chung một DTC nội bộ. Nên dù tập</w:t>
+      </w:r>
+    </w:p>
+    <w:p>
+      <w:pPr>
+        <w:spacing w:after="80" w:line="300"/>
+        <w:jc w:val="both"/>
+      </w:pPr>
+      <w:r>
+        <w:rPr>
+          <w:rFonts w:ascii="Times New Roman" w:cs="Times New Roman" w:eastAsia="Times New Roman" w:hAnsi="Times New Roman"/>
+          <w:b w:val="false"/>
+          <w:bCs w:val="false"/>
+          <w:i w:val="false"/>
+          <w:iCs w:val="false"/>
+          <w:sz w:val="24"/>
+          <w:szCs w:val="24"/>
+        </w:rPr>
+        <w:t xml:space="preserve">trơn tru, hôm demo vẫn </w:t>
+      </w:r>
+      <w:r>
+        <w:rPr>
+          <w:rFonts w:ascii="Times New Roman" w:cs="Times New Roman" w:eastAsia="Times New Roman" w:hAnsi="Times New Roman"/>
+          <w:b/>
+          <w:bCs/>
+          <w:i w:val="false"/>
+          <w:iCs w:val="false"/>
+          <w:sz w:val="24"/>
+          <w:szCs w:val="24"/>
+        </w:rPr>
+        <w:t xml:space="preserve">phải chạy `CHAY_BAT_MSDTC.bat` ở cả ba máy</w:t>
+      </w:r>
+      <w:r>
+        <w:rPr>
+          <w:rFonts w:ascii="Times New Roman" w:cs="Times New Roman" w:eastAsia="Times New Roman" w:hAnsi="Times New Roman"/>
+          <w:b w:val="false"/>
+          <w:bCs w:val="false"/>
+          <w:i w:val="false"/>
+          <w:iCs w:val="false"/>
+          <w:sz w:val="24"/>
+          <w:szCs w:val="24"/>
+        </w:rPr>
+        <w:t xml:space="preserve">.</w:t>
+      </w:r>
+    </w:p>
+    <w:p>
+      <w:pPr>
+        <w:spacing w:after="50" w:line="300"/>
+        <w:ind w:left="431" w:hanging="288"/>
+      </w:pPr>
+      <w:r>
+        <w:rPr>
+          <w:rFonts w:ascii="Times New Roman" w:cs="Times New Roman" w:eastAsia="Times New Roman" w:hAnsi="Times New Roman"/>
+          <w:sz w:val="24"/>
+          <w:szCs w:val="24"/>
+        </w:rPr>
+        <w:t xml:space="preserve">•  </w:t>
+      </w:r>
+      <w:r>
+        <w:rPr>
+          <w:rFonts w:ascii="Times New Roman" w:cs="Times New Roman" w:eastAsia="Times New Roman" w:hAnsi="Times New Roman"/>
+          <w:b/>
+          <w:bCs/>
+          <w:i w:val="false"/>
+          <w:iCs w:val="false"/>
+          <w:sz w:val="24"/>
+          <w:szCs w:val="24"/>
+        </w:rPr>
+        <w:t xml:space="preserve">Đồng bộ danh mục sẽ không chạy.</w:t>
+      </w:r>
+      <w:r>
+        <w:rPr>
+          <w:rFonts w:ascii="Times New Roman" w:cs="Times New Roman" w:eastAsia="Times New Roman" w:hAnsi="Times New Roman"/>
+          <w:b w:val="false"/>
+          <w:bCs w:val="false"/>
+          <w:i w:val="false"/>
+          <w:iCs w:val="false"/>
+          <w:sz w:val="24"/>
+          <w:szCs w:val="24"/>
+        </w:rPr>
+        <w:t xml:space="preserve"> Replication vẫn đang trỏ sang hai máy bạn</w:t>
+      </w:r>
+    </w:p>
+    <w:p>
+      <w:pPr>
+        <w:spacing w:after="80" w:line="300"/>
+        <w:jc w:val="both"/>
+      </w:pPr>
+      <w:r>
+        <w:rPr>
+          <w:rFonts w:ascii="Times New Roman" w:cs="Times New Roman" w:eastAsia="Times New Roman" w:hAnsi="Times New Roman"/>
+          <w:b w:val="false"/>
+          <w:bCs w:val="false"/>
+          <w:i w:val="false"/>
+          <w:iCs w:val="false"/>
+          <w:sz w:val="24"/>
+          <w:szCs w:val="24"/>
+        </w:rPr>
+        <w:t xml:space="preserve">bè. Không ảnh hưởng các màn khác; đừng hoảng khi thấy agent báo lỗi.</w:t>
+      </w:r>
+    </w:p>
+    <w:p>
+      <w:pPr>
+        <w:spacing w:after="60"/>
+      </w:pPr>
+      <w:r>
+        <w:t xml:space="preserve"/>
+      </w:r>
+    </w:p>
+    <w:p>
+      <w:pPr>
+        <w:spacing w:after="80" w:line="300"/>
+        <w:jc w:val="both"/>
+      </w:pPr>
+      <w:r>
+        <w:rPr>
+          <w:rFonts w:ascii="Times New Roman" w:cs="Times New Roman" w:eastAsia="Times New Roman" w:hAnsi="Times New Roman"/>
+          <w:b w:val="false"/>
+          <w:bCs w:val="false"/>
+          <w:i w:val="false"/>
+          <w:iCs w:val="false"/>
+          <w:sz w:val="24"/>
+          <w:szCs w:val="24"/>
+        </w:rPr>
+        <w:t xml:space="preserve">Tập ít nhất </w:t>
+      </w:r>
+      <w:r>
+        <w:rPr>
+          <w:rFonts w:ascii="Times New Roman" w:cs="Times New Roman" w:eastAsia="Times New Roman" w:hAnsi="Times New Roman"/>
+          <w:b/>
+          <w:bCs/>
+          <w:i w:val="false"/>
+          <w:iCs w:val="false"/>
+          <w:sz w:val="24"/>
+          <w:szCs w:val="24"/>
+        </w:rPr>
+        <w:t xml:space="preserve">hai lượt trọn vẹn</w:t>
+      </w:r>
+      <w:r>
+        <w:rPr>
+          <w:rFonts w:ascii="Times New Roman" w:cs="Times New Roman" w:eastAsia="Times New Roman" w:hAnsi="Times New Roman"/>
+          <w:b w:val="false"/>
+          <w:bCs w:val="false"/>
+          <w:i w:val="false"/>
+          <w:iCs w:val="false"/>
+          <w:sz w:val="24"/>
+          <w:szCs w:val="24"/>
+        </w:rPr>
+        <w:t xml:space="preserve"> trước hôm lên lớp. Lượt đầu để nhớ thứ tự, lượt sau để nói cho trôi.</w:t>
+      </w:r>
+    </w:p>
+    <w:p>
+      <w:pPr>
+        <w:spacing w:after="60"/>
+      </w:pPr>
+      <w:r>
+        <w:t xml:space="preserve"/>
+      </w:r>
+    </w:p>
+    <w:p>
+      <w:pPr>
+        <w:pBdr>
+          <w:bottom w:val="single" w:color="BBBBBB" w:sz="6"/>
+        </w:pBdr>
+        <w:spacing w:after="120" w:before="120"/>
+      </w:pPr>
+      <w:r>
+        <w:t xml:space="preserve"/>
+      </w:r>
+    </w:p>
+    <w:p>
+      <w:pPr>
+        <w:spacing w:after="60"/>
+      </w:pPr>
+      <w:r>
+        <w:t xml:space="preserve"/>
+      </w:r>
+    </w:p>
+    <w:p>
+      <w:pPr>
+        <w:pStyle w:val="Heading1"/>
+        <w:spacing w:after="120" w:before="240"/>
+      </w:pPr>
+      <w:r>
+        <w:rPr>
+          <w:rFonts w:ascii="Times New Roman" w:cs="Times New Roman" w:eastAsia="Times New Roman" w:hAnsi="Times New Roman"/>
+          <w:b/>
+          <w:bCs/>
+          <w:i w:val="false"/>
+          <w:iCs w:val="false"/>
+          <w:color w:val="1F3864"/>
+          <w:sz w:val="32"/>
+          <w:szCs w:val="32"/>
+        </w:rPr>
+        <w:t xml:space="preserve">MÀN 1 — Chứng minh đây là ba máy thật </w:t>
+      </w:r>
+      <w:r>
+        <w:rPr>
+          <w:rFonts w:ascii="Times New Roman" w:cs="Times New Roman" w:eastAsia="Times New Roman" w:hAnsi="Times New Roman"/>
+          <w:b/>
+          <w:bCs/>
+          <w:i/>
+          <w:iCs/>
+          <w:color w:val="1F3864"/>
+          <w:sz w:val="32"/>
+          <w:szCs w:val="32"/>
+        </w:rPr>
+        <w:t xml:space="preserve">(1 phút)</w:t>
+      </w:r>
+    </w:p>
+    <w:p>
+      <w:pPr>
+        <w:spacing w:after="60"/>
+      </w:pPr>
+      <w:r>
+        <w:t xml:space="preserve"/>
+      </w:r>
+    </w:p>
+    <w:p>
+      <w:pPr>
+        <w:spacing w:after="80" w:line="300"/>
+        <w:jc w:val="both"/>
+      </w:pPr>
+      <w:r>
+        <w:rPr>
+          <w:rFonts w:ascii="Times New Roman" w:cs="Times New Roman" w:eastAsia="Times New Roman" w:hAnsi="Times New Roman"/>
+          <w:b w:val="false"/>
+          <w:bCs w:val="false"/>
+          <w:i w:val="false"/>
+          <w:iCs w:val="false"/>
+          <w:sz w:val="24"/>
+          <w:szCs w:val="24"/>
+        </w:rPr>
+        <w:t xml:space="preserve">Mở cửa sổ nối </w:t>
+      </w:r>
+      <w:r>
+        <w:rPr>
+          <w:rFonts w:ascii="Consolas" w:cs="Consolas" w:eastAsia="Consolas" w:hAnsi="Consolas"/>
+          <w:b w:val="false"/>
+          <w:bCs w:val="false"/>
+          <w:i w:val="false"/>
+          <w:iCs w:val="false"/>
+          <w:color w:val="0B5394"/>
+          <w:sz w:val="20"/>
+          <w:szCs w:val="20"/>
+          <w:shd w:fill="F0F0F0" w:val="clear"/>
+        </w:rPr>
+        <w:t xml:space="preserve">Mignon\KHO_A</w:t>
+      </w:r>
+      <w:r>
+        <w:rPr>
+          <w:rFonts w:ascii="Times New Roman" w:cs="Times New Roman" w:eastAsia="Times New Roman" w:hAnsi="Times New Roman"/>
+          <w:b w:val="false"/>
+          <w:bCs w:val="false"/>
+          <w:i w:val="false"/>
+          <w:iCs w:val="false"/>
+          <w:sz w:val="24"/>
+          <w:szCs w:val="24"/>
+        </w:rPr>
+        <w:t xml:space="preserve">, chạy:</w:t>
+      </w:r>
+    </w:p>
+    <w:p>
+      <w:pPr>
+        <w:spacing w:after="60"/>
+      </w:pPr>
+      <w:r>
+        <w:t xml:space="preserve"/>
+      </w:r>
+    </w:p>
+    <w:p>
+      <w:pPr>
+        <w:shd w:fill="F4F4F4" w:val="clear"/>
+        <w:spacing w:after="0" w:before="80" w:line="240"/>
+        <w:ind w:left="215"/>
+      </w:pPr>
+      <w:r>
+        <w:rPr>
+          <w:rFonts w:ascii="Consolas" w:cs="Consolas" w:eastAsia="Consolas" w:hAnsi="Consolas"/>
+          <w:sz w:val="16"/>
+          <w:szCs w:val="16"/>
+        </w:rPr>
+        <w:t xml:space="preserve">USE KhoA;</w:t>
+      </w:r>
+    </w:p>
+    <w:p>
+      <w:pPr>
+        <w:shd w:fill="F4F4F4" w:val="clear"/>
+        <w:spacing w:after="0" w:before="0" w:line="240"/>
+        <w:ind w:left="215"/>
+      </w:pPr>
+      <w:r>
+        <w:rPr>
+          <w:rFonts w:ascii="Consolas" w:cs="Consolas" w:eastAsia="Consolas" w:hAnsi="Consolas"/>
+          <w:sz w:val="16"/>
+          <w:szCs w:val="16"/>
+        </w:rPr>
+        <w:t xml:space="preserve">SELECT 'KHO_A' AS Site,</w:t>
+      </w:r>
+    </w:p>
+    <w:p>
+      <w:pPr>
+        <w:shd w:fill="F4F4F4" w:val="clear"/>
+        <w:spacing w:after="0" w:before="0" w:line="240"/>
+        <w:ind w:left="215"/>
+      </w:pPr>
+      <w:r>
+        <w:rPr>
+          <w:rFonts w:ascii="Consolas" w:cs="Consolas" w:eastAsia="Consolas" w:hAnsi="Consolas"/>
+          <w:sz w:val="16"/>
+          <w:szCs w:val="16"/>
+        </w:rPr>
+        <w:t xml:space="preserve">       CAST(SERVERPROPERTY('MachineName') AS NVARCHAR(40)) COLLATE DATABASE_DEFAULT AS MayTinhThat,</w:t>
+      </w:r>
+    </w:p>
+    <w:p>
+      <w:pPr>
+        <w:shd w:fill="F4F4F4" w:val="clear"/>
+        <w:spacing w:after="0" w:before="0" w:line="240"/>
+        <w:ind w:left="215"/>
+      </w:pPr>
+      <w:r>
+        <w:rPr>
+          <w:rFonts w:ascii="Consolas" w:cs="Consolas" w:eastAsia="Consolas" w:hAnsi="Consolas"/>
+          <w:sz w:val="16"/>
+          <w:szCs w:val="16"/>
+        </w:rPr>
+        <w:t xml:space="preserve">       CAST(@@SERVERNAME AS NVARCHAR(60)) COLLATE DATABASE_DEFAULT AS Instance</w:t>
+      </w:r>
+    </w:p>
+    <w:p>
+      <w:pPr>
+        <w:shd w:fill="F4F4F4" w:val="clear"/>
+        <w:spacing w:after="0" w:before="0" w:line="240"/>
+        <w:ind w:left="215"/>
+      </w:pPr>
+      <w:r>
+        <w:rPr>
+          <w:rFonts w:ascii="Consolas" w:cs="Consolas" w:eastAsia="Consolas" w:hAnsi="Consolas"/>
+          <w:sz w:val="16"/>
+          <w:szCs w:val="16"/>
+        </w:rPr>
+        <w:t xml:space="preserve">UNION ALL</w:t>
+      </w:r>
+    </w:p>
+    <w:p>
+      <w:pPr>
+        <w:shd w:fill="F4F4F4" w:val="clear"/>
+        <w:spacing w:after="0" w:before="0" w:line="240"/>
+        <w:ind w:left="215"/>
+      </w:pPr>
+      <w:r>
+        <w:rPr>
+          <w:rFonts w:ascii="Consolas" w:cs="Consolas" w:eastAsia="Consolas" w:hAnsi="Consolas"/>
+          <w:sz w:val="16"/>
+          <w:szCs w:val="16"/>
+        </w:rPr>
+        <w:t xml:space="preserve">SELECT 'KHO_B', May COLLATE DATABASE_DEFAULT, Inst COLLATE DATABASE_DEFAULT</w:t>
+      </w:r>
+    </w:p>
+    <w:p>
+      <w:pPr>
+        <w:shd w:fill="F4F4F4" w:val="clear"/>
+        <w:spacing w:after="0" w:before="0" w:line="240"/>
+        <w:ind w:left="215"/>
+      </w:pPr>
+      <w:r>
+        <w:rPr>
+          <w:rFonts w:ascii="Consolas" w:cs="Consolas" w:eastAsia="Consolas" w:hAnsi="Consolas"/>
+          <w:sz w:val="16"/>
+          <w:szCs w:val="16"/>
+        </w:rPr>
+        <w:t xml:space="preserve">  FROM OPENQUERY([Mignon\KHO_B],</w:t>
+      </w:r>
+    </w:p>
+    <w:p>
+      <w:pPr>
+        <w:shd w:fill="F4F4F4" w:val="clear"/>
+        <w:spacing w:after="0" w:before="0" w:line="240"/>
+        <w:ind w:left="215"/>
+      </w:pPr>
+      <w:r>
+        <w:rPr>
+          <w:rFonts w:ascii="Consolas" w:cs="Consolas" w:eastAsia="Consolas" w:hAnsi="Consolas"/>
+          <w:sz w:val="16"/>
+          <w:szCs w:val="16"/>
+        </w:rPr>
+        <w:t xml:space="preserve">       'SELECT CAST(SERVERPROPERTY(''MachineName'') AS NVARCHAR(40)) May,</w:t>
+      </w:r>
+    </w:p>
+    <w:p>
+      <w:pPr>
+        <w:shd w:fill="F4F4F4" w:val="clear"/>
+        <w:spacing w:after="0" w:before="0" w:line="240"/>
+        <w:ind w:left="215"/>
+      </w:pPr>
+      <w:r>
+        <w:rPr>
+          <w:rFonts w:ascii="Consolas" w:cs="Consolas" w:eastAsia="Consolas" w:hAnsi="Consolas"/>
+          <w:sz w:val="16"/>
+          <w:szCs w:val="16"/>
+        </w:rPr>
+        <w:t xml:space="preserve">               CAST(@@SERVERNAME AS NVARCHAR(60)) Inst')</w:t>
+      </w:r>
+    </w:p>
+    <w:p>
+      <w:pPr>
+        <w:shd w:fill="F4F4F4" w:val="clear"/>
+        <w:spacing w:after="0" w:before="0" w:line="240"/>
+        <w:ind w:left="215"/>
+      </w:pPr>
+      <w:r>
+        <w:rPr>
+          <w:rFonts w:ascii="Consolas" w:cs="Consolas" w:eastAsia="Consolas" w:hAnsi="Consolas"/>
+          <w:sz w:val="16"/>
+          <w:szCs w:val="16"/>
+        </w:rPr>
+        <w:t xml:space="preserve">UNION ALL</w:t>
+      </w:r>
+    </w:p>
+    <w:p>
+      <w:pPr>
+        <w:shd w:fill="F4F4F4" w:val="clear"/>
+        <w:spacing w:after="0" w:before="0" w:line="240"/>
+        <w:ind w:left="215"/>
+      </w:pPr>
+      <w:r>
+        <w:rPr>
+          <w:rFonts w:ascii="Consolas" w:cs="Consolas" w:eastAsia="Consolas" w:hAnsi="Consolas"/>
+          <w:sz w:val="16"/>
+          <w:szCs w:val="16"/>
+        </w:rPr>
+        <w:t xml:space="preserve">SELECT 'KHO_C', May COLLATE DATABASE_DEFAULT, Inst COLLATE DATABASE_DEFAULT</w:t>
+      </w:r>
+    </w:p>
+    <w:p>
+      <w:pPr>
+        <w:shd w:fill="F4F4F4" w:val="clear"/>
+        <w:spacing w:after="0" w:before="0" w:line="240"/>
+        <w:ind w:left="215"/>
+      </w:pPr>
+      <w:r>
+        <w:rPr>
+          <w:rFonts w:ascii="Consolas" w:cs="Consolas" w:eastAsia="Consolas" w:hAnsi="Consolas"/>
+          <w:sz w:val="16"/>
+          <w:szCs w:val="16"/>
+        </w:rPr>
+        <w:t xml:space="preserve">  FROM OPENQUERY([Mignon\KHO_C],</w:t>
+      </w:r>
+    </w:p>
+    <w:p>
+      <w:pPr>
+        <w:shd w:fill="F4F4F4" w:val="clear"/>
+        <w:spacing w:after="0" w:before="0" w:line="240"/>
+        <w:ind w:left="215"/>
+      </w:pPr>
+      <w:r>
+        <w:rPr>
+          <w:rFonts w:ascii="Consolas" w:cs="Consolas" w:eastAsia="Consolas" w:hAnsi="Consolas"/>
+          <w:sz w:val="16"/>
+          <w:szCs w:val="16"/>
+        </w:rPr>
+        <w:t xml:space="preserve">       'SELECT CAST(SERVERPROPERTY(''MachineName'') AS NVARCHAR(40)) May,</w:t>
+      </w:r>
+    </w:p>
+    <w:p>
+      <w:pPr>
+        <w:shd w:fill="F4F4F4" w:val="clear"/>
+        <w:spacing w:after="160" w:before="0" w:line="240"/>
+        <w:ind w:left="215"/>
+      </w:pPr>
+      <w:r>
+        <w:rPr>
+          <w:rFonts w:ascii="Consolas" w:cs="Consolas" w:eastAsia="Consolas" w:hAnsi="Consolas"/>
+          <w:sz w:val="16"/>
+          <w:szCs w:val="16"/>
+        </w:rPr>
+        <w:t xml:space="preserve">               CAST(@@SERVERNAME AS NVARCHAR(60)) Inst');</w:t>
+      </w:r>
+    </w:p>
+    <w:p>
+      <w:pPr>
+        <w:spacing w:after="60"/>
+      </w:pPr>
+      <w:r>
+        <w:t xml:space="preserve"/>
+      </w:r>
+    </w:p>
+    <w:p>
+      <w:pPr>
+        <w:spacing w:after="80" w:line="300"/>
+        <w:jc w:val="both"/>
+      </w:pPr>
+      <w:r>
+        <w:rPr>
+          <w:rFonts w:ascii="Times New Roman" w:cs="Times New Roman" w:eastAsia="Times New Roman" w:hAnsi="Times New Roman"/>
+          <w:b/>
+          <w:bCs/>
+          <w:i w:val="false"/>
+          <w:iCs w:val="false"/>
+          <w:sz w:val="24"/>
+          <w:szCs w:val="24"/>
+        </w:rPr>
+        <w:t xml:space="preserve">Nói:</w:t>
+      </w:r>
+    </w:p>
+    <w:p>
+      <w:pPr>
+        <w:spacing w:after="60"/>
+      </w:pPr>
+      <w:r>
+        <w:t xml:space="preserve"/>
+      </w:r>
+    </w:p>
+    <w:p>
+      <w:pPr>
+        <w:pBdr>
+          <w:left w:val="single" w:color="F0A500" w:sz="12" w:space="8"/>
+        </w:pBdr>
+        <w:spacing w:after="100" w:line="300"/>
+        <w:ind w:left="360"/>
+        <w:jc w:val="both"/>
+      </w:pPr>
+      <w:r>
+        <w:rPr>
+          <w:rFonts w:ascii="Times New Roman" w:cs="Times New Roman" w:eastAsia="Times New Roman" w:hAnsi="Times New Roman"/>
+          <w:b w:val="false"/>
+          <w:bCs w:val="false"/>
+          <w:i/>
+          <w:iCs/>
+          <w:sz w:val="24"/>
+          <w:szCs w:val="24"/>
+        </w:rPr>
+        <w:t xml:space="preserve">Thưa thầy, trước khi demo nghiệp vụ em xin chứng minh đây là ba máy vật lý riêng biệt chứ không phải ba thể hiện trên cùng một máy. Cột MayTinhThat cho ba tên máy khác nhau: Mignon là máy em, Admin-PC và GiaBinh là máy hai bạn, ba máy nối nhau qua mạng riêng ảo ZeroTier.</w:t>
+      </w:r>
+    </w:p>
+    <w:p>
+      <w:pPr>
+        <w:spacing w:after="100"/>
+      </w:pPr>
+      <w:r>
+        <w:t xml:space="preserve"/>
+      </w:r>
+    </w:p>
+    <w:p>
+      <w:pPr>
+        <w:spacing w:after="60"/>
+      </w:pPr>
+      <w:r>
+        <w:t xml:space="preserve"/>
+      </w:r>
+    </w:p>
+    <w:p>
+      <w:pPr>
+        <w:spacing w:after="80" w:line="300"/>
+        <w:jc w:val="both"/>
+      </w:pPr>
+      <w:r>
+        <w:rPr>
+          <w:rFonts w:ascii="Times New Roman" w:cs="Times New Roman" w:eastAsia="Times New Roman" w:hAnsi="Times New Roman"/>
+          <w:b w:val="false"/>
+          <w:bCs w:val="false"/>
+          <w:i w:val="false"/>
+          <w:iCs w:val="false"/>
+          <w:sz w:val="24"/>
+          <w:szCs w:val="24"/>
+        </w:rPr>
+        <w:t xml:space="preserve">Nếu thầy hỏi vì sao phải dùng </w:t>
+      </w:r>
+      <w:r>
+        <w:rPr>
+          <w:rFonts w:ascii="Consolas" w:cs="Consolas" w:eastAsia="Consolas" w:hAnsi="Consolas"/>
+          <w:b w:val="false"/>
+          <w:bCs w:val="false"/>
+          <w:i w:val="false"/>
+          <w:iCs w:val="false"/>
+          <w:color w:val="0B5394"/>
+          <w:sz w:val="20"/>
+          <w:szCs w:val="20"/>
+          <w:shd w:fill="F0F0F0" w:val="clear"/>
+        </w:rPr>
+        <w:t xml:space="preserve">OPENQUERY</w:t>
+      </w:r>
+      <w:r>
+        <w:rPr>
+          <w:rFonts w:ascii="Times New Roman" w:cs="Times New Roman" w:eastAsia="Times New Roman" w:hAnsi="Times New Roman"/>
+          <w:b w:val="false"/>
+          <w:bCs w:val="false"/>
+          <w:i w:val="false"/>
+          <w:iCs w:val="false"/>
+          <w:sz w:val="24"/>
+          <w:szCs w:val="24"/>
+        </w:rPr>
+        <w:t xml:space="preserve">:</w:t>
+      </w:r>
+    </w:p>
+    <w:p>
+      <w:pPr>
+        <w:spacing w:after="60"/>
+      </w:pPr>
+      <w:r>
+        <w:t xml:space="preserve"/>
+      </w:r>
+    </w:p>
+    <w:p>
+      <w:pPr>
+        <w:pBdr>
+          <w:left w:val="single" w:color="F0A500" w:sz="12" w:space="8"/>
+        </w:pBdr>
+        <w:spacing w:after="100" w:line="300"/>
+        <w:ind w:left="360"/>
+        <w:jc w:val="both"/>
+      </w:pPr>
+      <w:r>
+        <w:rPr>
+          <w:rFonts w:ascii="Times New Roman" w:cs="Times New Roman" w:eastAsia="Times New Roman" w:hAnsi="Times New Roman"/>
+          <w:b w:val="false"/>
+          <w:bCs w:val="false"/>
+          <w:i/>
+          <w:iCs/>
+          <w:sz w:val="24"/>
+          <w:szCs w:val="24"/>
+        </w:rPr>
+        <w:t xml:space="preserve">Nếu viết </w:t>
+      </w:r>
+      <w:r>
+        <w:rPr>
+          <w:rFonts w:ascii="Consolas" w:cs="Consolas" w:eastAsia="Consolas" w:hAnsi="Consolas"/>
+          <w:b w:val="false"/>
+          <w:bCs w:val="false"/>
+          <w:i/>
+          <w:iCs/>
+          <w:color w:val="0B5394"/>
+          <w:sz w:val="20"/>
+          <w:szCs w:val="20"/>
+          <w:shd w:fill="F0F0F0" w:val="clear"/>
+        </w:rPr>
+        <w:t xml:space="preserve">@@SERVERNAME</w:t>
+      </w:r>
+      <w:r>
+        <w:rPr>
+          <w:rFonts w:ascii="Times New Roman" w:cs="Times New Roman" w:eastAsia="Times New Roman" w:hAnsi="Times New Roman"/>
+          <w:b w:val="false"/>
+          <w:bCs w:val="false"/>
+          <w:i/>
+          <w:iCs/>
+          <w:sz w:val="24"/>
+          <w:szCs w:val="24"/>
+        </w:rPr>
+        <w:t xml:space="preserve"> thẳng trong truy vấn con thì hàm đó được tính tại máy gọi, ba dòng sẽ ra cùng một tên. </w:t>
+      </w:r>
+      <w:r>
+        <w:rPr>
+          <w:rFonts w:ascii="Consolas" w:cs="Consolas" w:eastAsia="Consolas" w:hAnsi="Consolas"/>
+          <w:b w:val="false"/>
+          <w:bCs w:val="false"/>
+          <w:i/>
+          <w:iCs/>
+          <w:color w:val="0B5394"/>
+          <w:sz w:val="20"/>
+          <w:szCs w:val="20"/>
+          <w:shd w:fill="F0F0F0" w:val="clear"/>
+        </w:rPr>
+        <w:t xml:space="preserve">OPENQUERY</w:t>
+      </w:r>
+      <w:r>
+        <w:rPr>
+          <w:rFonts w:ascii="Times New Roman" w:cs="Times New Roman" w:eastAsia="Times New Roman" w:hAnsi="Times New Roman"/>
+          <w:b w:val="false"/>
+          <w:bCs w:val="false"/>
+          <w:i/>
+          <w:iCs/>
+          <w:sz w:val="24"/>
+          <w:szCs w:val="24"/>
+        </w:rPr>
+        <w:t xml:space="preserve"> gửi nguyên chuỗi lệnh sang máy kia và cho hàm chạy ở bên đó, nên mới đọc được tên máy thật.</w:t>
+      </w:r>
+    </w:p>
+    <w:p>
+      <w:pPr>
+        <w:spacing w:after="100"/>
+      </w:pPr>
+      <w:r>
+        <w:t xml:space="preserve"/>
+      </w:r>
+    </w:p>
+    <w:p>
+      <w:pPr>
+        <w:spacing w:after="60"/>
+      </w:pPr>
+      <w:r>
+        <w:t xml:space="preserve"/>
+      </w:r>
+    </w:p>
+    <w:p>
+      <w:pPr>
+        <w:pBdr>
+          <w:bottom w:val="single" w:color="BBBBBB" w:sz="6"/>
+        </w:pBdr>
+        <w:spacing w:after="120" w:before="120"/>
+      </w:pPr>
+      <w:r>
+        <w:t xml:space="preserve"/>
+      </w:r>
+    </w:p>
+    <w:p>
+      <w:pPr>
+        <w:spacing w:after="60"/>
+      </w:pPr>
+      <w:r>
+        <w:t xml:space="preserve"/>
+      </w:r>
+    </w:p>
+    <w:p>
+      <w:pPr>
+        <w:pStyle w:val="Heading1"/>
+        <w:spacing w:after="120" w:before="240"/>
+      </w:pPr>
+      <w:r>
+        <w:rPr>
+          <w:rFonts w:ascii="Times New Roman" w:cs="Times New Roman" w:eastAsia="Times New Roman" w:hAnsi="Times New Roman"/>
+          <w:b/>
+          <w:bCs/>
+          <w:i w:val="false"/>
+          <w:iCs w:val="false"/>
+          <w:color w:val="1F3864"/>
+          <w:sz w:val="32"/>
+          <w:szCs w:val="32"/>
+        </w:rPr>
+        <w:t xml:space="preserve">MÀN 2 — Trong suốt phân mảnh </w:t>
+      </w:r>
+      <w:r>
+        <w:rPr>
+          <w:rFonts w:ascii="Times New Roman" w:cs="Times New Roman" w:eastAsia="Times New Roman" w:hAnsi="Times New Roman"/>
+          <w:b/>
+          <w:bCs/>
+          <w:i/>
+          <w:iCs/>
+          <w:color w:val="1F3864"/>
+          <w:sz w:val="32"/>
+          <w:szCs w:val="32"/>
+        </w:rPr>
+        <w:t xml:space="preserve">(1 phút)</w:t>
+      </w:r>
+    </w:p>
+    <w:p>
+      <w:pPr>
+        <w:spacing w:after="60"/>
+      </w:pPr>
+      <w:r>
+        <w:t xml:space="preserve"/>
+      </w:r>
+    </w:p>
+    <w:p>
+      <w:pPr>
+        <w:shd w:fill="F4F4F4" w:val="clear"/>
+        <w:spacing w:after="0" w:before="80" w:line="240"/>
+        <w:ind w:left="215"/>
+      </w:pPr>
+      <w:r>
+        <w:rPr>
+          <w:rFonts w:ascii="Consolas" w:cs="Consolas" w:eastAsia="Consolas" w:hAnsi="Consolas"/>
+          <w:sz w:val="16"/>
+          <w:szCs w:val="16"/>
+        </w:rPr>
+        <w:t xml:space="preserve">SELECT 'KHO_A' Site, COUNT(*) SoDong, SUM(SoLuong) Tong FROM dbo.TonKho</w:t>
+      </w:r>
+    </w:p>
+    <w:p>
+      <w:pPr>
+        <w:shd w:fill="F4F4F4" w:val="clear"/>
+        <w:spacing w:after="0" w:before="0" w:line="240"/>
+        <w:ind w:left="215"/>
+      </w:pPr>
+      <w:r>
+        <w:rPr>
+          <w:rFonts w:ascii="Consolas" w:cs="Consolas" w:eastAsia="Consolas" w:hAnsi="Consolas"/>
+          <w:sz w:val="16"/>
+          <w:szCs w:val="16"/>
+        </w:rPr>
+        <w:t xml:space="preserve">UNION ALL</w:t>
+      </w:r>
+    </w:p>
+    <w:p>
+      <w:pPr>
+        <w:shd w:fill="F4F4F4" w:val="clear"/>
+        <w:spacing w:after="0" w:before="0" w:line="240"/>
+        <w:ind w:left="215"/>
+      </w:pPr>
+      <w:r>
+        <w:rPr>
+          <w:rFonts w:ascii="Consolas" w:cs="Consolas" w:eastAsia="Consolas" w:hAnsi="Consolas"/>
+          <w:sz w:val="16"/>
+          <w:szCs w:val="16"/>
+        </w:rPr>
+        <w:t xml:space="preserve">SELECT 'KHO_B', COUNT(*), SUM(SoLuong) FROM [Mignon\KHO_B].KhoB.dbo.TonKho</w:t>
+      </w:r>
+    </w:p>
+    <w:p>
+      <w:pPr>
+        <w:shd w:fill="F4F4F4" w:val="clear"/>
+        <w:spacing w:after="0" w:before="0" w:line="240"/>
+        <w:ind w:left="215"/>
+      </w:pPr>
+      <w:r>
+        <w:rPr>
+          <w:rFonts w:ascii="Consolas" w:cs="Consolas" w:eastAsia="Consolas" w:hAnsi="Consolas"/>
+          <w:sz w:val="16"/>
+          <w:szCs w:val="16"/>
+        </w:rPr>
+        <w:t xml:space="preserve">UNION ALL</w:t>
+      </w:r>
+    </w:p>
+    <w:p>
+      <w:pPr>
+        <w:shd w:fill="F4F4F4" w:val="clear"/>
+        <w:spacing w:after="160" w:before="0" w:line="240"/>
+        <w:ind w:left="215"/>
+      </w:pPr>
+      <w:r>
+        <w:rPr>
+          <w:rFonts w:ascii="Consolas" w:cs="Consolas" w:eastAsia="Consolas" w:hAnsi="Consolas"/>
+          <w:sz w:val="16"/>
+          <w:szCs w:val="16"/>
+        </w:rPr>
+        <w:t xml:space="preserve">SELECT 'KHO_C', COUNT(*), SUM(SoLuong) FROM [Mignon\KHO_C].KhoC.dbo.TonKho;</w:t>
+      </w:r>
+    </w:p>
+    <w:p>
+      <w:pPr>
+        <w:spacing w:after="60"/>
+      </w:pPr>
+      <w:r>
+        <w:t xml:space="preserve"/>
+      </w:r>
+    </w:p>
+    <w:p>
+      <w:pPr>
+        <w:spacing w:after="80" w:line="300"/>
+        <w:jc w:val="both"/>
+      </w:pPr>
+      <w:r>
+        <w:rPr>
+          <w:rFonts w:ascii="Times New Roman" w:cs="Times New Roman" w:eastAsia="Times New Roman" w:hAnsi="Times New Roman"/>
+          <w:b/>
+          <w:bCs/>
+          <w:i w:val="false"/>
+          <w:iCs w:val="false"/>
+          <w:sz w:val="24"/>
+          <w:szCs w:val="24"/>
+        </w:rPr>
+        <w:t xml:space="preserve">Nói:</w:t>
+      </w:r>
+    </w:p>
+    <w:p>
+      <w:pPr>
+        <w:spacing w:after="60"/>
+      </w:pPr>
+      <w:r>
+        <w:t xml:space="preserve"/>
+      </w:r>
+    </w:p>
+    <w:p>
+      <w:pPr>
+        <w:pBdr>
+          <w:left w:val="single" w:color="F0A500" w:sz="12" w:space="8"/>
+        </w:pBdr>
+        <w:spacing w:after="100" w:line="300"/>
+        <w:ind w:left="360"/>
+        <w:jc w:val="both"/>
+      </w:pPr>
+      <w:r>
+        <w:rPr>
+          <w:rFonts w:ascii="Times New Roman" w:cs="Times New Roman" w:eastAsia="Times New Roman" w:hAnsi="Times New Roman"/>
+          <w:b w:val="false"/>
+          <w:bCs w:val="false"/>
+          <w:i/>
+          <w:iCs/>
+          <w:sz w:val="24"/>
+          <w:szCs w:val="24"/>
+        </w:rPr>
+        <w:t xml:space="preserve">Bảng TonKho được phân mảnh ngang theo mã kho: mỗi kho chỉ giữ dòng của chính mình. Câu lệnh này gom dữ liệu từ ba máy về một bảng duy nhất mà người viết câu truy vấn không cần biết dữ liệu nằm ở đâu — đó là trong suốt phân mảnh.</w:t>
+      </w:r>
+    </w:p>
+    <w:p>
+      <w:pPr>
+        <w:spacing w:after="100"/>
+      </w:pPr>
+      <w:r>
+        <w:t xml:space="preserve"/>
+      </w:r>
+    </w:p>
+    <w:p>
+      <w:pPr>
+        <w:spacing w:after="60"/>
+      </w:pPr>
+      <w:r>
+        <w:t xml:space="preserve"/>
+      </w:r>
+    </w:p>
+    <w:p>
+      <w:pPr>
+        <w:spacing w:after="80" w:line="300"/>
+        <w:jc w:val="both"/>
+      </w:pPr>
+      <w:r>
+        <w:rPr>
+          <w:rFonts w:ascii="Times New Roman" w:cs="Times New Roman" w:eastAsia="Times New Roman" w:hAnsi="Times New Roman"/>
+          <w:b w:val="false"/>
+          <w:bCs w:val="false"/>
+          <w:i w:val="false"/>
+          <w:iCs w:val="false"/>
+          <w:sz w:val="24"/>
+          <w:szCs w:val="24"/>
+        </w:rPr>
+        <w:t xml:space="preserve">Nếu thầy hỏi vì sao tên Linked Server vẫn là </w:t>
+      </w:r>
+      <w:r>
+        <w:rPr>
+          <w:rFonts w:ascii="Consolas" w:cs="Consolas" w:eastAsia="Consolas" w:hAnsi="Consolas"/>
+          <w:b w:val="false"/>
+          <w:bCs w:val="false"/>
+          <w:i w:val="false"/>
+          <w:iCs w:val="false"/>
+          <w:color w:val="0B5394"/>
+          <w:sz w:val="20"/>
+          <w:szCs w:val="20"/>
+          <w:shd w:fill="F0F0F0" w:val="clear"/>
+        </w:rPr>
+        <w:t xml:space="preserve">Mignon\KHO_B</w:t>
+      </w:r>
+      <w:r>
+        <w:rPr>
+          <w:rFonts w:ascii="Times New Roman" w:cs="Times New Roman" w:eastAsia="Times New Roman" w:hAnsi="Times New Roman"/>
+          <w:b w:val="false"/>
+          <w:bCs w:val="false"/>
+          <w:i w:val="false"/>
+          <w:iCs w:val="false"/>
+          <w:sz w:val="24"/>
+          <w:szCs w:val="24"/>
+        </w:rPr>
+        <w:t xml:space="preserve"> dù máy đó tên </w:t>
+      </w:r>
+      <w:r>
+        <w:rPr>
+          <w:rFonts w:ascii="Consolas" w:cs="Consolas" w:eastAsia="Consolas" w:hAnsi="Consolas"/>
+          <w:b w:val="false"/>
+          <w:bCs w:val="false"/>
+          <w:i w:val="false"/>
+          <w:iCs w:val="false"/>
+          <w:color w:val="0B5394"/>
+          <w:sz w:val="20"/>
+          <w:szCs w:val="20"/>
+          <w:shd w:fill="F0F0F0" w:val="clear"/>
+        </w:rPr>
+        <w:t xml:space="preserve">Admin-PC</w:t>
+      </w:r>
+      <w:r>
+        <w:rPr>
+          <w:rFonts w:ascii="Times New Roman" w:cs="Times New Roman" w:eastAsia="Times New Roman" w:hAnsi="Times New Roman"/>
+          <w:b w:val="false"/>
+          <w:bCs w:val="false"/>
+          <w:i w:val="false"/>
+          <w:iCs w:val="false"/>
+          <w:sz w:val="24"/>
+          <w:szCs w:val="24"/>
+        </w:rPr>
+        <w:t xml:space="preserve">:</w:t>
+      </w:r>
+    </w:p>
+    <w:p>
+      <w:pPr>
+        <w:spacing w:after="60"/>
+      </w:pPr>
+      <w:r>
+        <w:t xml:space="preserve"/>
+      </w:r>
+    </w:p>
+    <w:p>
+      <w:pPr>
+        <w:pBdr>
+          <w:left w:val="single" w:color="F0A500" w:sz="12" w:space="8"/>
+        </w:pBdr>
+        <w:spacing w:after="100" w:line="300"/>
+        <w:ind w:left="360"/>
+        <w:jc w:val="both"/>
+      </w:pPr>
+      <w:r>
+        <w:rPr>
+          <w:rFonts w:ascii="Times New Roman" w:cs="Times New Roman" w:eastAsia="Times New Roman" w:hAnsi="Times New Roman"/>
+          <w:b w:val="false"/>
+          <w:bCs w:val="false"/>
+          <w:i/>
+          <w:iCs/>
+          <w:sz w:val="24"/>
+          <w:szCs w:val="24"/>
+        </w:rPr>
+        <w:t xml:space="preserve">Linked Server tách làm hai phần: tên gọi và địa chỉ thật. Nhóm em giữ nguyên tên gọi cũ và chỉ đổi địa chỉ sang IP ảo, nhờ vậy toàn bộ mười tập lệnh viết từ trước chạy y nguyên, không sửa một dòng nào. Đó là trong suốt vị trí ở mức hạ tầng.</w:t>
+      </w:r>
+    </w:p>
+    <w:p>
+      <w:pPr>
+        <w:spacing w:after="100"/>
+      </w:pPr>
+      <w:r>
+        <w:t xml:space="preserve"/>
+      </w:r>
+    </w:p>
+    <w:p>
+      <w:pPr>
+        <w:spacing w:after="60"/>
+      </w:pPr>
+      <w:r>
+        <w:t xml:space="preserve"/>
+      </w:r>
+    </w:p>
+    <w:p>
+      <w:pPr>
+        <w:pBdr>
+          <w:bottom w:val="single" w:color="BBBBBB" w:sz="6"/>
+        </w:pBdr>
+        <w:spacing w:after="120" w:before="120"/>
+      </w:pPr>
+      <w:r>
+        <w:t xml:space="preserve"/>
+      </w:r>
+    </w:p>
+    <w:p>
+      <w:pPr>
+        <w:spacing w:after="60"/>
+      </w:pPr>
+      <w:r>
+        <w:t xml:space="preserve"/>
+      </w:r>
+    </w:p>
+    <w:p>
+      <w:pPr>
+        <w:pStyle w:val="Heading1"/>
+        <w:spacing w:after="120" w:before="240"/>
+      </w:pPr>
+      <w:r>
+        <w:rPr>
+          <w:rFonts w:ascii="Times New Roman" w:cs="Times New Roman" w:eastAsia="Times New Roman" w:hAnsi="Times New Roman"/>
+          <w:b/>
+          <w:bCs/>
+          <w:i w:val="false"/>
+          <w:iCs w:val="false"/>
+          <w:color w:val="1F3864"/>
+          <w:sz w:val="32"/>
+          <w:szCs w:val="32"/>
+        </w:rPr>
+        <w:t xml:space="preserve">MÀN 3 — Nghiệp vụ đề bài: điều chuyển 50 sản phẩm </w:t>
+      </w:r>
+      <w:r>
+        <w:rPr>
+          <w:rFonts w:ascii="Times New Roman" w:cs="Times New Roman" w:eastAsia="Times New Roman" w:hAnsi="Times New Roman"/>
+          <w:b/>
+          <w:bCs/>
+          <w:i/>
+          <w:iCs/>
+          <w:color w:val="1F3864"/>
+          <w:sz w:val="32"/>
+          <w:szCs w:val="32"/>
+        </w:rPr>
+        <w:t xml:space="preserve">(3 phút)</w:t>
+      </w:r>
+    </w:p>
+    <w:p>
+      <w:pPr>
+        <w:spacing w:after="60"/>
+      </w:pPr>
+      <w:r>
+        <w:t xml:space="preserve"/>
+      </w:r>
+    </w:p>
+    <w:p>
+      <w:pPr>
+        <w:spacing w:after="80" w:line="300"/>
+        <w:jc w:val="both"/>
+      </w:pPr>
+      <w:r>
+        <w:rPr>
+          <w:rFonts w:ascii="Times New Roman" w:cs="Times New Roman" w:eastAsia="Times New Roman" w:hAnsi="Times New Roman"/>
+          <w:b w:val="false"/>
+          <w:bCs w:val="false"/>
+          <w:i w:val="false"/>
+          <w:iCs w:val="false"/>
+          <w:sz w:val="24"/>
+          <w:szCs w:val="24"/>
+        </w:rPr>
+        <w:t xml:space="preserve">Mở </w:t>
+      </w:r>
+      <w:r>
+        <w:rPr>
+          <w:rFonts w:ascii="Consolas" w:cs="Consolas" w:eastAsia="Consolas" w:hAnsi="Consolas"/>
+          <w:b w:val="false"/>
+          <w:bCs w:val="false"/>
+          <w:i w:val="false"/>
+          <w:iCs w:val="false"/>
+          <w:color w:val="0B5394"/>
+          <w:sz w:val="20"/>
+          <w:szCs w:val="20"/>
+          <w:shd w:fill="F0F0F0" w:val="clear"/>
+        </w:rPr>
+        <w:t xml:space="preserve">SQL\07_DieuChuyen_GiaoTacPhanTan.sql</w:t>
+      </w:r>
+      <w:r>
+        <w:rPr>
+          <w:rFonts w:ascii="Times New Roman" w:cs="Times New Roman" w:eastAsia="Times New Roman" w:hAnsi="Times New Roman"/>
+          <w:b w:val="false"/>
+          <w:bCs w:val="false"/>
+          <w:i w:val="false"/>
+          <w:iCs w:val="false"/>
+          <w:sz w:val="24"/>
+          <w:szCs w:val="24"/>
+        </w:rPr>
+        <w:t xml:space="preserve">, </w:t>
+      </w:r>
+      <w:r>
+        <w:rPr>
+          <w:rFonts w:ascii="Times New Roman" w:cs="Times New Roman" w:eastAsia="Times New Roman" w:hAnsi="Times New Roman"/>
+          <w:b/>
+          <w:bCs/>
+          <w:i w:val="false"/>
+          <w:iCs w:val="false"/>
+          <w:sz w:val="24"/>
+          <w:szCs w:val="24"/>
+        </w:rPr>
+        <w:t xml:space="preserve">bôi đen PHẦN 3</w:t>
+      </w:r>
+      <w:r>
+        <w:rPr>
+          <w:rFonts w:ascii="Times New Roman" w:cs="Times New Roman" w:eastAsia="Times New Roman" w:hAnsi="Times New Roman"/>
+          <w:b w:val="false"/>
+          <w:bCs w:val="false"/>
+          <w:i w:val="false"/>
+          <w:iCs w:val="false"/>
+          <w:sz w:val="24"/>
+          <w:szCs w:val="24"/>
+        </w:rPr>
+        <w:t xml:space="preserve"> rồi bấm F5.</w:t>
+      </w:r>
+    </w:p>
+    <w:p>
+      <w:pPr>
+        <w:spacing w:after="60"/>
+      </w:pPr>
+      <w:r>
+        <w:t xml:space="preserve"/>
+      </w:r>
+    </w:p>
+    <w:p>
+      <w:pPr>
+        <w:pStyle w:val="Heading2"/>
+        <w:spacing w:after="120" w:before="220"/>
+      </w:pPr>
+      <w:r>
+        <w:rPr>
+          <w:rFonts w:ascii="Times New Roman" w:cs="Times New Roman" w:eastAsia="Times New Roman" w:hAnsi="Times New Roman"/>
+          <w:b/>
+          <w:bCs/>
+          <w:i w:val="false"/>
+          <w:iCs w:val="false"/>
+          <w:color w:val="1F3864"/>
+          <w:sz w:val="28"/>
+          <w:szCs w:val="28"/>
+        </w:rPr>
+        <w:t xml:space="preserve">Trước khi bấm — nói bối cảnh</w:t>
+      </w:r>
+    </w:p>
+    <w:p>
+      <w:pPr>
+        <w:spacing w:after="60"/>
+      </w:pPr>
+      <w:r>
+        <w:t xml:space="preserve"/>
+      </w:r>
+    </w:p>
+    <w:p>
+      <w:pPr>
+        <w:pBdr>
+          <w:left w:val="single" w:color="F0A500" w:sz="12" w:space="8"/>
+        </w:pBdr>
+        <w:spacing w:after="100" w:line="300"/>
+        <w:ind w:left="360"/>
+        <w:jc w:val="both"/>
+      </w:pPr>
+      <w:r>
+        <w:rPr>
+          <w:rFonts w:ascii="Times New Roman" w:cs="Times New Roman" w:eastAsia="Times New Roman" w:hAnsi="Times New Roman"/>
+          <w:b w:val="false"/>
+          <w:bCs w:val="false"/>
+          <w:i/>
+          <w:iCs/>
+          <w:sz w:val="24"/>
+          <w:szCs w:val="24"/>
+        </w:rPr>
+        <w:t xml:space="preserve">Kho Miền Bắc báo thiếu bóng đèn LED: tồn hiện có 150, mức tồn tối thiểu là 200, thiếu đúng 50. Kho Trung tâm điều chuyển sang 50 đơn vị. Nghiệp vụ này đụng tới hai cơ sở dữ liệu nằm trên hai máy chủ khác nhau.</w:t>
+      </w:r>
+    </w:p>
+    <w:p>
+      <w:pPr>
+        <w:spacing w:after="100"/>
+      </w:pPr>
+      <w:r>
+        <w:t xml:space="preserve"/>
+      </w:r>
+    </w:p>
+    <w:p>
+      <w:pPr>
+        <w:spacing w:after="60"/>
+      </w:pPr>
+      <w:r>
+        <w:t xml:space="preserve"/>
+      </w:r>
+    </w:p>
+    <w:p>
+      <w:pPr>
+        <w:pStyle w:val="Heading2"/>
+        <w:spacing w:after="120" w:before="220"/>
+      </w:pPr>
+      <w:r>
+        <w:rPr>
+          <w:rFonts w:ascii="Times New Roman" w:cs="Times New Roman" w:eastAsia="Times New Roman" w:hAnsi="Times New Roman"/>
+          <w:b/>
+          <w:bCs/>
+          <w:i w:val="false"/>
+          <w:iCs w:val="false"/>
+          <w:color w:val="1F3864"/>
+          <w:sz w:val="28"/>
+          <w:szCs w:val="28"/>
+        </w:rPr>
+        <w:t xml:space="preserve">Sau khi bảng kết quả hiện ra</w:t>
+      </w:r>
+    </w:p>
+    <w:p>
+      <w:pPr>
+        <w:spacing w:after="60"/>
+      </w:pPr>
+      <w:r>
+        <w:t xml:space="preserve"/>
+      </w:r>
+    </w:p>
+    <w:p>
+      <w:pPr>
+        <w:spacing w:after="80" w:line="300"/>
+        <w:jc w:val="both"/>
+      </w:pPr>
+      <w:r>
+        <w:rPr>
+          <w:rFonts w:ascii="Times New Roman" w:cs="Times New Roman" w:eastAsia="Times New Roman" w:hAnsi="Times New Roman"/>
+          <w:b w:val="false"/>
+          <w:bCs w:val="false"/>
+          <w:i w:val="false"/>
+          <w:iCs w:val="false"/>
+          <w:sz w:val="24"/>
+          <w:szCs w:val="24"/>
+        </w:rPr>
+        <w:t xml:space="preserve">Chỉ vào hai bảng TRƯỚC và SAU:</w:t>
+      </w:r>
+    </w:p>
+    <w:p>
+      <w:pPr>
+        <w:spacing w:after="60"/>
+      </w:pPr>
+      <w:r>
+        <w:t xml:space="preserve"/>
+      </w:r>
+    </w:p>
+    <w:p>
+      <w:pPr>
+        <w:pBdr>
+          <w:left w:val="single" w:color="F0A500" w:sz="12" w:space="8"/>
+        </w:pBdr>
+        <w:spacing w:after="100" w:line="300"/>
+        <w:ind w:left="360"/>
+        <w:jc w:val="both"/>
+      </w:pPr>
+      <w:r>
+        <w:rPr>
+          <w:rFonts w:ascii="Times New Roman" w:cs="Times New Roman" w:eastAsia="Times New Roman" w:hAnsi="Times New Roman"/>
+          <w:b w:val="false"/>
+          <w:bCs w:val="false"/>
+          <w:i/>
+          <w:iCs/>
+          <w:sz w:val="24"/>
+          <w:szCs w:val="24"/>
+        </w:rPr>
+        <w:t xml:space="preserve">Kho A đi từ 800 xuống 750, Kho B đi từ 150 lên 200. Tổng số hàng toàn hệ thống không đổi — rời kho nguồn bao nhiêu thì tới kho đích bấy nhiêu.</w:t>
+      </w:r>
+    </w:p>
+    <w:p>
+      <w:pPr>
+        <w:spacing w:after="100"/>
+      </w:pPr>
+      <w:r>
+        <w:t xml:space="preserve"/>
+      </w:r>
+    </w:p>
+    <w:p>
+      <w:pPr>
+        <w:spacing w:after="60"/>
+      </w:pPr>
+      <w:r>
+        <w:t xml:space="preserve"/>
+      </w:r>
+    </w:p>
+    <w:p>
+      <w:pPr>
+        <w:spacing w:after="80" w:line="300"/>
+        <w:jc w:val="both"/>
+      </w:pPr>
+      <w:r>
+        <w:rPr>
+          <w:rFonts w:ascii="Times New Roman" w:cs="Times New Roman" w:eastAsia="Times New Roman" w:hAnsi="Times New Roman"/>
+          <w:b w:val="false"/>
+          <w:bCs w:val="false"/>
+          <w:i w:val="false"/>
+          <w:iCs w:val="false"/>
+          <w:sz w:val="24"/>
+          <w:szCs w:val="24"/>
+        </w:rPr>
+        <w:t xml:space="preserve">Chỉ vào bảng phiếu điều chuyển:</w:t>
+      </w:r>
+    </w:p>
+    <w:p>
+      <w:pPr>
+        <w:spacing w:after="60"/>
+      </w:pPr>
+      <w:r>
+        <w:t xml:space="preserve"/>
+      </w:r>
+    </w:p>
+    <w:p>
+      <w:pPr>
+        <w:pBdr>
+          <w:left w:val="single" w:color="F0A500" w:sz="12" w:space="8"/>
+        </w:pBdr>
+        <w:spacing w:after="100" w:line="300"/>
+        <w:ind w:left="360"/>
+        <w:jc w:val="both"/>
+      </w:pPr>
+      <w:r>
+        <w:rPr>
+          <w:rFonts w:ascii="Times New Roman" w:cs="Times New Roman" w:eastAsia="Times New Roman" w:hAnsi="Times New Roman"/>
+          <w:b w:val="false"/>
+          <w:bCs w:val="false"/>
+          <w:i/>
+          <w:iCs/>
+          <w:sz w:val="24"/>
+          <w:szCs w:val="24"/>
+        </w:rPr>
+        <w:t xml:space="preserve">Phiếu được ghi ở cả hai site trong cùng một giao tác. Không có chuyện một bên có phiếu còn bên kia không.</w:t>
+      </w:r>
+    </w:p>
+    <w:p>
+      <w:pPr>
+        <w:spacing w:after="100"/>
+      </w:pPr>
+      <w:r>
+        <w:t xml:space="preserve"/>
+      </w:r>
+    </w:p>
+    <w:p>
+      <w:pPr>
+        <w:spacing w:after="60"/>
+      </w:pPr>
+      <w:r>
+        <w:t xml:space="preserve"/>
+      </w:r>
+    </w:p>
+    <w:p>
+      <w:pPr>
+        <w:pBdr>
+          <w:bottom w:val="single" w:color="BBBBBB" w:sz="6"/>
+        </w:pBdr>
+        <w:spacing w:after="120" w:before="120"/>
+      </w:pPr>
+      <w:r>
+        <w:t xml:space="preserve"/>
+      </w:r>
+    </w:p>
+    <w:p>
+      <w:pPr>
+        <w:spacing w:after="60"/>
+      </w:pPr>
+      <w:r>
+        <w:t xml:space="preserve"/>
+      </w:r>
+    </w:p>
+    <w:p>
+      <w:pPr>
+        <w:pStyle w:val="Heading1"/>
+        <w:spacing w:after="120" w:before="240"/>
+      </w:pPr>
+      <w:r>
+        <w:rPr>
+          <w:rFonts w:ascii="Times New Roman" w:cs="Times New Roman" w:eastAsia="Times New Roman" w:hAnsi="Times New Roman"/>
+          <w:b/>
+          <w:bCs/>
+          <w:i w:val="false"/>
+          <w:iCs w:val="false"/>
+          <w:color w:val="1F3864"/>
+          <w:sz w:val="32"/>
+          <w:szCs w:val="32"/>
+        </w:rPr>
+        <w:t xml:space="preserve">MÀN 4 — Kho nguồn không đủ hàng </w:t>
+      </w:r>
+      <w:r>
+        <w:rPr>
+          <w:rFonts w:ascii="Times New Roman" w:cs="Times New Roman" w:eastAsia="Times New Roman" w:hAnsi="Times New Roman"/>
+          <w:b/>
+          <w:bCs/>
+          <w:i/>
+          <w:iCs/>
+          <w:color w:val="1F3864"/>
+          <w:sz w:val="32"/>
+          <w:szCs w:val="32"/>
+        </w:rPr>
+        <w:t xml:space="preserve">(1 phút)</w:t>
+      </w:r>
+    </w:p>
+    <w:p>
+      <w:pPr>
+        <w:spacing w:after="60"/>
+      </w:pPr>
+      <w:r>
+        <w:t xml:space="preserve"/>
+      </w:r>
+    </w:p>
+    <w:p>
+      <w:pPr>
+        <w:spacing w:after="80" w:line="300"/>
+        <w:jc w:val="both"/>
+      </w:pPr>
+      <w:r>
+        <w:rPr>
+          <w:rFonts w:ascii="Times New Roman" w:cs="Times New Roman" w:eastAsia="Times New Roman" w:hAnsi="Times New Roman"/>
+          <w:b/>
+          <w:bCs/>
+          <w:i w:val="false"/>
+          <w:iCs w:val="false"/>
+          <w:sz w:val="24"/>
+          <w:szCs w:val="24"/>
+        </w:rPr>
+        <w:t xml:space="preserve">Bôi đen PHẦN 4</w:t>
+      </w:r>
+      <w:r>
+        <w:rPr>
+          <w:rFonts w:ascii="Times New Roman" w:cs="Times New Roman" w:eastAsia="Times New Roman" w:hAnsi="Times New Roman"/>
+          <w:b w:val="false"/>
+          <w:bCs w:val="false"/>
+          <w:i w:val="false"/>
+          <w:iCs w:val="false"/>
+          <w:sz w:val="24"/>
+          <w:szCs w:val="24"/>
+        </w:rPr>
+        <w:t xml:space="preserve"> rồi bấm F5.</w:t>
+      </w:r>
+    </w:p>
+    <w:p>
+      <w:pPr>
+        <w:spacing w:after="60"/>
+      </w:pPr>
+      <w:r>
+        <w:t xml:space="preserve"/>
+      </w:r>
+    </w:p>
+    <w:p>
+      <w:pPr>
+        <w:pBdr>
+          <w:left w:val="single" w:color="F0A500" w:sz="12" w:space="8"/>
+        </w:pBdr>
+        <w:spacing w:after="100" w:line="300"/>
+        <w:ind w:left="360"/>
+        <w:jc w:val="both"/>
+      </w:pPr>
+      <w:r>
+        <w:rPr>
+          <w:rFonts w:ascii="Times New Roman" w:cs="Times New Roman" w:eastAsia="Times New Roman" w:hAnsi="Times New Roman"/>
+          <w:b w:val="false"/>
+          <w:bCs w:val="false"/>
+          <w:i/>
+          <w:iCs/>
+          <w:sz w:val="24"/>
+          <w:szCs w:val="24"/>
+        </w:rPr>
+        <w:t xml:space="preserve">Bây giờ em thử chuyển 999.999 đơn vị, vượt xa số đang có. Thủ tục kiểm tra tồn kho trước khi trừ nên từ chối ngay, không site nào bị đụng tới. Bảng SAU giống hệt bảng TRƯỚC.</w:t>
+      </w:r>
+    </w:p>
+    <w:p>
+      <w:pPr>
+        <w:spacing w:after="100"/>
+      </w:pPr>
+      <w:r>
+        <w:t xml:space="preserve"/>
+      </w:r>
+    </w:p>
+    <w:p>
+      <w:pPr>
+        <w:spacing w:after="60"/>
+      </w:pPr>
+      <w:r>
+        <w:t xml:space="preserve"/>
+      </w:r>
+    </w:p>
+    <w:p>
+      <w:pPr>
+        <w:spacing w:after="80" w:line="300"/>
+        <w:jc w:val="both"/>
+      </w:pPr>
+      <w:r>
+        <w:rPr>
+          <w:rFonts w:ascii="Times New Roman" w:cs="Times New Roman" w:eastAsia="Times New Roman" w:hAnsi="Times New Roman"/>
+          <w:b w:val="false"/>
+          <w:bCs w:val="false"/>
+          <w:i w:val="false"/>
+          <w:iCs w:val="false"/>
+          <w:sz w:val="24"/>
+          <w:szCs w:val="24"/>
+        </w:rPr>
+        <w:t xml:space="preserve">Nhấn mạnh:</w:t>
+      </w:r>
+    </w:p>
+    <w:p>
+      <w:pPr>
+        <w:spacing w:after="60"/>
+      </w:pPr>
+      <w:r>
+        <w:t xml:space="preserve"/>
+      </w:r>
+    </w:p>
+    <w:p>
+      <w:pPr>
+        <w:pBdr>
+          <w:left w:val="single" w:color="F0A500" w:sz="12" w:space="8"/>
+        </w:pBdr>
+        <w:spacing w:after="100" w:line="300"/>
+        <w:ind w:left="360"/>
+        <w:jc w:val="both"/>
+      </w:pPr>
+      <w:r>
+        <w:rPr>
+          <w:rFonts w:ascii="Times New Roman" w:cs="Times New Roman" w:eastAsia="Times New Roman" w:hAnsi="Times New Roman"/>
+          <w:b w:val="false"/>
+          <w:bCs w:val="false"/>
+          <w:i/>
+          <w:iCs/>
+          <w:sz w:val="24"/>
+          <w:szCs w:val="24"/>
+        </w:rPr>
+        <w:t xml:space="preserve">Đây là tầng bảo vệ thứ nhất — chặn từ đầu, chưa cần tới cơ chế quay lui.</w:t>
+      </w:r>
+    </w:p>
+    <w:p>
+      <w:pPr>
+        <w:spacing w:after="100"/>
+      </w:pPr>
+      <w:r>
+        <w:t xml:space="preserve"/>
+      </w:r>
+    </w:p>
+    <w:p>
+      <w:pPr>
+        <w:spacing w:after="60"/>
+      </w:pPr>
+      <w:r>
+        <w:t xml:space="preserve"/>
+      </w:r>
+    </w:p>
+    <w:p>
+      <w:pPr>
+        <w:pBdr>
+          <w:bottom w:val="single" w:color="BBBBBB" w:sz="6"/>
+        </w:pBdr>
+        <w:spacing w:after="120" w:before="120"/>
+      </w:pPr>
+      <w:r>
+        <w:t xml:space="preserve"/>
+      </w:r>
+    </w:p>
+    <w:p>
+      <w:pPr>
+        <w:spacing w:after="60"/>
+      </w:pPr>
+      <w:r>
+        <w:t xml:space="preserve"/>
+      </w:r>
+    </w:p>
+    <w:p>
+      <w:pPr>
+        <w:pStyle w:val="Heading1"/>
+        <w:spacing w:after="120" w:before="240"/>
+      </w:pPr>
+      <w:r>
+        <w:rPr>
+          <w:rFonts w:ascii="Times New Roman" w:cs="Times New Roman" w:eastAsia="Times New Roman" w:hAnsi="Times New Roman"/>
+          <w:b/>
+          <w:bCs/>
+          <w:i w:val="false"/>
+          <w:iCs w:val="false"/>
+          <w:color w:val="1F3864"/>
+          <w:sz w:val="32"/>
+          <w:szCs w:val="32"/>
+        </w:rPr>
+        <w:t xml:space="preserve">MÀN 5 — LỖI GIỮA CHỪNG </w:t>
+      </w:r>
+      <w:r>
+        <w:rPr>
+          <w:rFonts w:ascii="Times New Roman" w:cs="Times New Roman" w:eastAsia="Times New Roman" w:hAnsi="Times New Roman"/>
+          <w:b/>
+          <w:bCs/>
+          <w:i/>
+          <w:iCs/>
+          <w:color w:val="1F3864"/>
+          <w:sz w:val="32"/>
+          <w:szCs w:val="32"/>
+        </w:rPr>
+        <w:t xml:space="preserve">(3 phút)</w:t>
+      </w:r>
+    </w:p>
+    <w:p>
+      <w:pPr>
+        <w:spacing w:after="60"/>
+      </w:pPr>
+      <w:r>
+        <w:t xml:space="preserve"/>
+      </w:r>
+    </w:p>
+    <w:p>
+      <w:pPr>
+        <w:pBdr>
+          <w:left w:val="single" w:color="F0A500" w:sz="12" w:space="8"/>
+        </w:pBdr>
+        <w:spacing w:after="100" w:line="300"/>
+        <w:ind w:left="360"/>
+        <w:jc w:val="both"/>
+      </w:pPr>
+      <w:r>
+        <w:rPr>
+          <w:rFonts w:ascii="Times New Roman" w:cs="Times New Roman" w:eastAsia="Times New Roman" w:hAnsi="Times New Roman"/>
+          <w:b w:val="false"/>
+          <w:bCs w:val="false"/>
+          <w:i/>
+          <w:iCs/>
+          <w:sz w:val="24"/>
+          <w:szCs w:val="24"/>
+        </w:rPr>
+        <w:t xml:space="preserve">Đây là thứ đề bài bắt buộc. Nếu chỉ còn thời gian cho một màn, chọn màn này.</w:t>
+      </w:r>
+    </w:p>
+    <w:p>
+      <w:pPr>
+        <w:spacing w:after="100"/>
+      </w:pPr>
+      <w:r>
+        <w:t xml:space="preserve"/>
+      </w:r>
+    </w:p>
+    <w:p>
+      <w:pPr>
+        <w:spacing w:after="60"/>
+      </w:pPr>
+      <w:r>
+        <w:t xml:space="preserve"/>
+      </w:r>
+    </w:p>
+    <w:p>
+      <w:pPr>
+        <w:spacing w:after="80" w:line="300"/>
+        <w:jc w:val="both"/>
+      </w:pPr>
+      <w:r>
+        <w:rPr>
+          <w:rFonts w:ascii="Times New Roman" w:cs="Times New Roman" w:eastAsia="Times New Roman" w:hAnsi="Times New Roman"/>
+          <w:b/>
+          <w:bCs/>
+          <w:i w:val="false"/>
+          <w:iCs w:val="false"/>
+          <w:sz w:val="24"/>
+          <w:szCs w:val="24"/>
+        </w:rPr>
+        <w:t xml:space="preserve">Bôi đen PHẦN 5</w:t>
+      </w:r>
+      <w:r>
+        <w:rPr>
+          <w:rFonts w:ascii="Times New Roman" w:cs="Times New Roman" w:eastAsia="Times New Roman" w:hAnsi="Times New Roman"/>
+          <w:b w:val="false"/>
+          <w:bCs w:val="false"/>
+          <w:i w:val="false"/>
+          <w:iCs w:val="false"/>
+          <w:sz w:val="24"/>
+          <w:szCs w:val="24"/>
+        </w:rPr>
+        <w:t xml:space="preserve"> rồi bấm F5.</w:t>
+      </w:r>
+    </w:p>
+    <w:p>
+      <w:pPr>
+        <w:spacing w:after="60"/>
+      </w:pPr>
+      <w:r>
+        <w:t xml:space="preserve"/>
+      </w:r>
+    </w:p>
+    <w:p>
+      <w:pPr>
+        <w:pStyle w:val="Heading2"/>
+        <w:spacing w:after="120" w:before="220"/>
+      </w:pPr>
+      <w:r>
+        <w:rPr>
+          <w:rFonts w:ascii="Times New Roman" w:cs="Times New Roman" w:eastAsia="Times New Roman" w:hAnsi="Times New Roman"/>
+          <w:b/>
+          <w:bCs/>
+          <w:i w:val="false"/>
+          <w:iCs w:val="false"/>
+          <w:color w:val="1F3864"/>
+          <w:sz w:val="28"/>
+          <w:szCs w:val="28"/>
+        </w:rPr>
+        <w:t xml:space="preserve">Trước khi bấm — dựng tình huống</w:t>
+      </w:r>
+    </w:p>
+    <w:p>
+      <w:pPr>
+        <w:spacing w:after="60"/>
+      </w:pPr>
+      <w:r>
+        <w:t xml:space="preserve"/>
+      </w:r>
+    </w:p>
+    <w:p>
+      <w:pPr>
+        <w:pBdr>
+          <w:left w:val="single" w:color="F0A500" w:sz="12" w:space="8"/>
+        </w:pBdr>
+        <w:spacing w:after="100" w:line="300"/>
+        <w:ind w:left="360"/>
+        <w:jc w:val="both"/>
+      </w:pPr>
+      <w:r>
+        <w:rPr>
+          <w:rFonts w:ascii="Times New Roman" w:cs="Times New Roman" w:eastAsia="Times New Roman" w:hAnsi="Times New Roman"/>
+          <w:b w:val="false"/>
+          <w:bCs w:val="false"/>
+          <w:i/>
+          <w:iCs/>
+          <w:sz w:val="24"/>
+          <w:szCs w:val="24"/>
+        </w:rPr>
+        <w:t xml:space="preserve">Màn này mô phỏng sự cố nguy hiểm nhất. Tham số GayLoiThuNghiem khiến thủ tục bung lỗi đúng vào thời điểm đã trừ kho nguồn và đã ghi phiếu, nhưng chưa cộng cho kho đích. Nếu không có cơ chế hai pha thì 50 đơn vị hàng sẽ bốc hơi: Kho A mất mà Kho B không nhận được.</w:t>
+      </w:r>
+    </w:p>
+    <w:p>
+      <w:pPr>
+        <w:spacing w:after="100"/>
+      </w:pPr>
+      <w:r>
+        <w:t xml:space="preserve"/>
+      </w:r>
+    </w:p>
+    <w:p>
+      <w:pPr>
+        <w:spacing w:after="60"/>
+      </w:pPr>
+      <w:r>
+        <w:t xml:space="preserve"/>
+      </w:r>
+    </w:p>
+    <w:p>
+      <w:pPr>
+        <w:pStyle w:val="Heading2"/>
+        <w:spacing w:after="120" w:before="220"/>
+      </w:pPr>
+      <w:r>
+        <w:rPr>
+          <w:rFonts w:ascii="Times New Roman" w:cs="Times New Roman" w:eastAsia="Times New Roman" w:hAnsi="Times New Roman"/>
+          <w:b/>
+          <w:bCs/>
+          <w:i w:val="false"/>
+          <w:iCs w:val="false"/>
+          <w:color w:val="1F3864"/>
+          <w:sz w:val="28"/>
+          <w:szCs w:val="28"/>
+        </w:rPr>
+        <w:t xml:space="preserve">Sau khi kết quả hiện ra</w:t>
+      </w:r>
+    </w:p>
+    <w:p>
+      <w:pPr>
+        <w:spacing w:after="60"/>
+      </w:pPr>
+      <w:r>
+        <w:t xml:space="preserve"/>
+      </w:r>
+    </w:p>
+    <w:p>
+      <w:pPr>
+        <w:pBdr>
+          <w:left w:val="single" w:color="F0A500" w:sz="12" w:space="8"/>
+        </w:pBdr>
+        <w:spacing w:after="100" w:line="300"/>
+        <w:ind w:left="360"/>
+        <w:jc w:val="both"/>
+      </w:pPr>
+      <w:r>
+        <w:rPr>
+          <w:rFonts w:ascii="Times New Roman" w:cs="Times New Roman" w:eastAsia="Times New Roman" w:hAnsi="Times New Roman"/>
+          <w:b w:val="false"/>
+          <w:bCs w:val="false"/>
+          <w:i/>
+          <w:iCs/>
+          <w:sz w:val="24"/>
+          <w:szCs w:val="24"/>
+        </w:rPr>
+        <w:t xml:space="preserve">Giao tác đã bị huỷ. Tồn kho y nguyên, số phiếu không đổi. Hai nửa của giao tác nằm trên hai máy tính khác nhau nên không máy nào tự quay lui được — MS DTC đóng vai trọng tài hai pha: chỉ khi cả hai máy cùng báo sẵn sàng thì dữ liệu mới được ghi thật; một bên hỏng là cả hai bên cùng trở về trạng thái cũ.</w:t>
+      </w:r>
+    </w:p>
+    <w:p>
+      <w:pPr>
+        <w:spacing w:after="100"/>
+      </w:pPr>
+      <w:r>
+        <w:t xml:space="preserve"/>
+      </w:r>
+    </w:p>
+    <w:p>
+      <w:pPr>
+        <w:spacing w:after="60"/>
+      </w:pPr>
+      <w:r>
+        <w:t xml:space="preserve"/>
+      </w:r>
+    </w:p>
+    <w:p>
+      <w:pPr>
+        <w:spacing w:after="80" w:line="300"/>
+        <w:jc w:val="both"/>
+      </w:pPr>
+      <w:r>
+        <w:rPr>
+          <w:rFonts w:ascii="Times New Roman" w:cs="Times New Roman" w:eastAsia="Times New Roman" w:hAnsi="Times New Roman"/>
+          <w:b w:val="false"/>
+          <w:bCs w:val="false"/>
+          <w:i w:val="false"/>
+          <w:iCs w:val="false"/>
+          <w:sz w:val="24"/>
+          <w:szCs w:val="24"/>
+        </w:rPr>
+        <w:t xml:space="preserve">Câu chốt:</w:t>
+      </w:r>
+    </w:p>
+    <w:p>
+      <w:pPr>
+        <w:spacing w:after="60"/>
+      </w:pPr>
+      <w:r>
+        <w:t xml:space="preserve"/>
+      </w:r>
+    </w:p>
+    <w:p>
+      <w:pPr>
+        <w:pBdr>
+          <w:left w:val="single" w:color="F0A500" w:sz="12" w:space="8"/>
+        </w:pBdr>
+        <w:spacing w:after="100" w:line="300"/>
+        <w:ind w:left="360"/>
+        <w:jc w:val="both"/>
+      </w:pPr>
+      <w:r>
+        <w:rPr>
+          <w:rFonts w:ascii="Times New Roman" w:cs="Times New Roman" w:eastAsia="Times New Roman" w:hAnsi="Times New Roman"/>
+          <w:b w:val="false"/>
+          <w:bCs w:val="false"/>
+          <w:i/>
+          <w:iCs/>
+          <w:sz w:val="24"/>
+          <w:szCs w:val="24"/>
+        </w:rPr>
+        <w:t xml:space="preserve">Đây chính là yêu cầu của đề bài: giao dịch thất bại giữa chừng thì dữ liệu vẫn nhất quán.</w:t>
+      </w:r>
+    </w:p>
+    <w:p>
+      <w:pPr>
+        <w:spacing w:after="100"/>
+      </w:pPr>
+      <w:r>
+        <w:t xml:space="preserve"/>
+      </w:r>
+    </w:p>
+    <w:p>
+      <w:pPr>
+        <w:spacing w:after="60"/>
+      </w:pPr>
+      <w:r>
+        <w:t xml:space="preserve"/>
+      </w:r>
+    </w:p>
+    <w:p>
+      <w:pPr>
+        <w:pBdr>
+          <w:bottom w:val="single" w:color="BBBBBB" w:sz="6"/>
+        </w:pBdr>
+        <w:spacing w:after="120" w:before="120"/>
+      </w:pPr>
+      <w:r>
+        <w:t xml:space="preserve"/>
+      </w:r>
+    </w:p>
+    <w:p>
+      <w:pPr>
+        <w:spacing w:after="60"/>
+      </w:pPr>
+      <w:r>
+        <w:t xml:space="preserve"/>
+      </w:r>
+    </w:p>
+    <w:p>
+      <w:pPr>
+        <w:pStyle w:val="Heading1"/>
+        <w:spacing w:after="120" w:before="240"/>
+      </w:pPr>
+      <w:r>
+        <w:rPr>
+          <w:rFonts w:ascii="Times New Roman" w:cs="Times New Roman" w:eastAsia="Times New Roman" w:hAnsi="Times New Roman"/>
+          <w:b/>
+          <w:bCs/>
+          <w:i w:val="false"/>
+          <w:iCs w:val="false"/>
+          <w:color w:val="1F3864"/>
+          <w:sz w:val="32"/>
+          <w:szCs w:val="32"/>
+        </w:rPr>
+        <w:t xml:space="preserve">MÀN 6 — Tổng kết số học </w:t>
+      </w:r>
+      <w:r>
+        <w:rPr>
+          <w:rFonts w:ascii="Times New Roman" w:cs="Times New Roman" w:eastAsia="Times New Roman" w:hAnsi="Times New Roman"/>
+          <w:b/>
+          <w:bCs/>
+          <w:i/>
+          <w:iCs/>
+          <w:color w:val="1F3864"/>
+          <w:sz w:val="32"/>
+          <w:szCs w:val="32"/>
+        </w:rPr>
+        <w:t xml:space="preserve">(30 giây)</w:t>
+      </w:r>
+    </w:p>
+    <w:p>
+      <w:pPr>
+        <w:spacing w:after="60"/>
+      </w:pPr>
+      <w:r>
+        <w:t xml:space="preserve"/>
+      </w:r>
+    </w:p>
+    <w:p>
+      <w:pPr>
+        <w:spacing w:after="80" w:line="300"/>
+        <w:jc w:val="both"/>
+      </w:pPr>
+      <w:r>
+        <w:rPr>
+          <w:rFonts w:ascii="Times New Roman" w:cs="Times New Roman" w:eastAsia="Times New Roman" w:hAnsi="Times New Roman"/>
+          <w:b/>
+          <w:bCs/>
+          <w:i w:val="false"/>
+          <w:iCs w:val="false"/>
+          <w:sz w:val="24"/>
+          <w:szCs w:val="24"/>
+        </w:rPr>
+        <w:t xml:space="preserve">Bôi đen PHẦN 6</w:t>
+      </w:r>
+      <w:r>
+        <w:rPr>
+          <w:rFonts w:ascii="Times New Roman" w:cs="Times New Roman" w:eastAsia="Times New Roman" w:hAnsi="Times New Roman"/>
+          <w:b w:val="false"/>
+          <w:bCs w:val="false"/>
+          <w:i w:val="false"/>
+          <w:iCs w:val="false"/>
+          <w:sz w:val="24"/>
+          <w:szCs w:val="24"/>
+        </w:rPr>
+        <w:t xml:space="preserve"> rồi bấm F5.</w:t>
+      </w:r>
+    </w:p>
+    <w:p>
+      <w:pPr>
+        <w:spacing w:after="60"/>
+      </w:pPr>
+      <w:r>
+        <w:t xml:space="preserve"/>
+      </w:r>
+    </w:p>
+    <w:p>
+      <w:pPr>
+        <w:pBdr>
+          <w:left w:val="single" w:color="F0A500" w:sz="12" w:space="8"/>
+        </w:pBdr>
+        <w:spacing w:after="100" w:line="300"/>
+        <w:ind w:left="360"/>
+        <w:jc w:val="both"/>
+      </w:pPr>
+      <w:r>
+        <w:rPr>
+          <w:rFonts w:ascii="Times New Roman" w:cs="Times New Roman" w:eastAsia="Times New Roman" w:hAnsi="Times New Roman"/>
+          <w:b w:val="false"/>
+          <w:bCs w:val="false"/>
+          <w:i/>
+          <w:iCs/>
+          <w:sz w:val="24"/>
+          <w:szCs w:val="24"/>
+        </w:rPr>
+        <w:t xml:space="preserve">Tổng tồn kho toàn hệ thống trước và sau toàn bộ buổi demo bằng nhau. Mọi thao tác đều bảo toàn tổng lượng hàng.</w:t>
+      </w:r>
+    </w:p>
+    <w:p>
+      <w:pPr>
+        <w:spacing w:after="100"/>
+      </w:pPr>
+      <w:r>
+        <w:t xml:space="preserve"/>
+      </w:r>
+    </w:p>
+    <w:p>
+      <w:pPr>
+        <w:spacing w:after="60"/>
+      </w:pPr>
+      <w:r>
+        <w:t xml:space="preserve"/>
+      </w:r>
+    </w:p>
+    <w:p>
+      <w:pPr>
+        <w:pBdr>
+          <w:bottom w:val="single" w:color="BBBBBB" w:sz="6"/>
+        </w:pBdr>
+        <w:spacing w:after="120" w:before="120"/>
+      </w:pPr>
+      <w:r>
+        <w:t xml:space="preserve"/>
+      </w:r>
+    </w:p>
+    <w:p>
+      <w:pPr>
+        <w:spacing w:after="60"/>
+      </w:pPr>
+      <w:r>
+        <w:t xml:space="preserve"/>
+      </w:r>
+    </w:p>
+    <w:p>
+      <w:pPr>
+        <w:pStyle w:val="Heading1"/>
+        <w:spacing w:after="120" w:before="240"/>
+      </w:pPr>
+      <w:r>
+        <w:rPr>
+          <w:rFonts w:ascii="Times New Roman" w:cs="Times New Roman" w:eastAsia="Times New Roman" w:hAnsi="Times New Roman"/>
+          <w:b/>
+          <w:bCs/>
+          <w:i w:val="false"/>
+          <w:iCs w:val="false"/>
+          <w:color w:val="1F3864"/>
+          <w:sz w:val="32"/>
+          <w:szCs w:val="32"/>
+        </w:rPr>
+        <w:t xml:space="preserve">MÀN 7 — Phần mềm ứng dụng </w:t>
+      </w:r>
+      <w:r>
+        <w:rPr>
+          <w:rFonts w:ascii="Times New Roman" w:cs="Times New Roman" w:eastAsia="Times New Roman" w:hAnsi="Times New Roman"/>
+          <w:b/>
+          <w:bCs/>
+          <w:i/>
+          <w:iCs/>
+          <w:color w:val="1F3864"/>
+          <w:sz w:val="32"/>
+          <w:szCs w:val="32"/>
+        </w:rPr>
+        <w:t xml:space="preserve">(2 phút, nếu còn giờ)</w:t>
+      </w:r>
+    </w:p>
+    <w:p>
+      <w:pPr>
+        <w:spacing w:after="60"/>
+      </w:pPr>
+      <w:r>
+        <w:t xml:space="preserve"/>
+      </w:r>
+    </w:p>
+    <w:p>
+      <w:pPr>
+        <w:spacing w:after="80" w:line="300"/>
+        <w:jc w:val="both"/>
+      </w:pPr>
+      <w:r>
+        <w:rPr>
+          <w:rFonts w:ascii="Times New Roman" w:cs="Times New Roman" w:eastAsia="Times New Roman" w:hAnsi="Times New Roman"/>
+          <w:b w:val="false"/>
+          <w:bCs w:val="false"/>
+          <w:i w:val="false"/>
+          <w:iCs w:val="false"/>
+          <w:sz w:val="24"/>
+          <w:szCs w:val="24"/>
+        </w:rPr>
+        <w:t xml:space="preserve">Mở terminal trong thư mục </w:t>
+      </w:r>
+      <w:r>
+        <w:rPr>
+          <w:rFonts w:ascii="Consolas" w:cs="Consolas" w:eastAsia="Consolas" w:hAnsi="Consolas"/>
+          <w:b w:val="false"/>
+          <w:bCs w:val="false"/>
+          <w:i w:val="false"/>
+          <w:iCs w:val="false"/>
+          <w:color w:val="0B5394"/>
+          <w:sz w:val="20"/>
+          <w:szCs w:val="20"/>
+          <w:shd w:fill="F0F0F0" w:val="clear"/>
+        </w:rPr>
+        <w:t xml:space="preserve">UngDungWeb</w:t>
+      </w:r>
+      <w:r>
+        <w:rPr>
+          <w:rFonts w:ascii="Times New Roman" w:cs="Times New Roman" w:eastAsia="Times New Roman" w:hAnsi="Times New Roman"/>
+          <w:b w:val="false"/>
+          <w:bCs w:val="false"/>
+          <w:i w:val="false"/>
+          <w:iCs w:val="false"/>
+          <w:sz w:val="24"/>
+          <w:szCs w:val="24"/>
+        </w:rPr>
+        <w:t xml:space="preserve">:</w:t>
+      </w:r>
+    </w:p>
+    <w:p>
+      <w:pPr>
+        <w:spacing w:after="60"/>
+      </w:pPr>
+      <w:r>
+        <w:t xml:space="preserve"/>
+      </w:r>
+    </w:p>
+    <w:p>
+      <w:pPr>
+        <w:shd w:fill="F4F4F4" w:val="clear"/>
+        <w:spacing w:after="160" w:before="80" w:line="240"/>
+        <w:ind w:left="215"/>
+      </w:pPr>
+      <w:r>
+        <w:rPr>
+          <w:rFonts w:ascii="Consolas" w:cs="Consolas" w:eastAsia="Consolas" w:hAnsi="Consolas"/>
+          <w:sz w:val="16"/>
+          <w:szCs w:val="16"/>
+        </w:rPr>
+        <w:t xml:space="preserve">npm run dev</w:t>
+      </w:r>
+    </w:p>
+    <w:p>
+      <w:pPr>
+        <w:spacing w:after="60"/>
+      </w:pPr>
+      <w:r>
+        <w:t xml:space="preserve"/>
+      </w:r>
+    </w:p>
+    <w:p>
+      <w:pPr>
+        <w:spacing w:after="80" w:line="300"/>
+        <w:jc w:val="both"/>
+      </w:pPr>
+      <w:r>
+        <w:rPr>
+          <w:rFonts w:ascii="Times New Roman" w:cs="Times New Roman" w:eastAsia="Times New Roman" w:hAnsi="Times New Roman"/>
+          <w:b w:val="false"/>
+          <w:bCs w:val="false"/>
+          <w:i w:val="false"/>
+          <w:iCs w:val="false"/>
+          <w:sz w:val="24"/>
+          <w:szCs w:val="24"/>
+        </w:rPr>
+        <w:t xml:space="preserve">Vào </w:t>
+      </w:r>
+      <w:r>
+        <w:rPr>
+          <w:rFonts w:ascii="Consolas" w:cs="Consolas" w:eastAsia="Consolas" w:hAnsi="Consolas"/>
+          <w:b w:val="false"/>
+          <w:bCs w:val="false"/>
+          <w:i w:val="false"/>
+          <w:iCs w:val="false"/>
+          <w:color w:val="0B5394"/>
+          <w:sz w:val="20"/>
+          <w:szCs w:val="20"/>
+          <w:shd w:fill="F0F0F0" w:val="clear"/>
+        </w:rPr>
+        <w:t xml:space="preserve">http://localhost:3001</w:t>
+      </w:r>
+      <w:r>
+        <w:rPr>
+          <w:rFonts w:ascii="Times New Roman" w:cs="Times New Roman" w:eastAsia="Times New Roman" w:hAnsi="Times New Roman"/>
+          <w:b w:val="false"/>
+          <w:bCs w:val="false"/>
+          <w:i w:val="false"/>
+          <w:iCs w:val="false"/>
+          <w:sz w:val="24"/>
+          <w:szCs w:val="24"/>
+        </w:rPr>
+        <w:t xml:space="preserve">, bấm tab </w:t>
+      </w:r>
+      <w:r>
+        <w:rPr>
+          <w:rFonts w:ascii="Times New Roman" w:cs="Times New Roman" w:eastAsia="Times New Roman" w:hAnsi="Times New Roman"/>
+          <w:b/>
+          <w:bCs/>
+          <w:i w:val="false"/>
+          <w:iCs w:val="false"/>
+          <w:sz w:val="24"/>
+          <w:szCs w:val="24"/>
+        </w:rPr>
+        <w:t xml:space="preserve">Điều chuyển</w:t>
+      </w:r>
+      <w:r>
+        <w:rPr>
+          <w:rFonts w:ascii="Times New Roman" w:cs="Times New Roman" w:eastAsia="Times New Roman" w:hAnsi="Times New Roman"/>
+          <w:b w:val="false"/>
+          <w:bCs w:val="false"/>
+          <w:i w:val="false"/>
+          <w:iCs w:val="false"/>
+          <w:sz w:val="24"/>
+          <w:szCs w:val="24"/>
+        </w:rPr>
+        <w:t xml:space="preserve">.</w:t>
+      </w:r>
+    </w:p>
+    <w:p>
+      <w:pPr>
+        <w:spacing w:after="60"/>
+      </w:pPr>
+      <w:r>
+        <w:t xml:space="preserve"/>
+      </w:r>
+    </w:p>
+    <w:p>
+      <w:pPr>
+        <w:pBdr>
+          <w:left w:val="single" w:color="F0A500" w:sz="12" w:space="8"/>
+        </w:pBdr>
+        <w:spacing w:after="100" w:line="300"/>
+        <w:ind w:left="360"/>
+        <w:jc w:val="both"/>
+      </w:pPr>
+      <w:r>
+        <w:rPr>
+          <w:rFonts w:ascii="Times New Roman" w:cs="Times New Roman" w:eastAsia="Times New Roman" w:hAnsi="Times New Roman"/>
+          <w:b w:val="false"/>
+          <w:bCs w:val="false"/>
+          <w:i/>
+          <w:iCs/>
+          <w:sz w:val="24"/>
+          <w:szCs w:val="24"/>
+        </w:rPr>
+        <w:t xml:space="preserve">Đây là phần Bonus của đề cương — phần mềm cho các trạm. Mỗi kho chạy một bản trên máy của mình, nối vào cơ sở dữ liệu của chính kho đó.</w:t>
+      </w:r>
+    </w:p>
+    <w:p>
+      <w:pPr>
+        <w:spacing w:after="100"/>
+      </w:pPr>
+      <w:r>
+        <w:t xml:space="preserve"/>
+      </w:r>
+    </w:p>
+    <w:p>
+      <w:pPr>
+        <w:spacing w:after="60"/>
+      </w:pPr>
+      <w:r>
+        <w:t xml:space="preserve"/>
+      </w:r>
+    </w:p>
+    <w:p>
+      <w:pPr>
+        <w:spacing w:after="80" w:line="300"/>
+        <w:jc w:val="both"/>
+      </w:pPr>
+      <w:r>
+        <w:rPr>
+          <w:rFonts w:ascii="Times New Roman" w:cs="Times New Roman" w:eastAsia="Times New Roman" w:hAnsi="Times New Roman"/>
+          <w:b w:val="false"/>
+          <w:bCs w:val="false"/>
+          <w:i w:val="false"/>
+          <w:iCs w:val="false"/>
+          <w:sz w:val="24"/>
+          <w:szCs w:val="24"/>
+        </w:rPr>
+        <w:t xml:space="preserve">Bấm nút đỏ </w:t>
+      </w:r>
+      <w:r>
+        <w:rPr>
+          <w:rFonts w:ascii="Times New Roman" w:cs="Times New Roman" w:eastAsia="Times New Roman" w:hAnsi="Times New Roman"/>
+          <w:b/>
+          <w:bCs/>
+          <w:i w:val="false"/>
+          <w:iCs w:val="false"/>
+          <w:sz w:val="24"/>
+          <w:szCs w:val="24"/>
+        </w:rPr>
+        <w:t xml:space="preserve">Mô phỏng lỗi giữa chừng</w:t>
+      </w:r>
+      <w:r>
+        <w:rPr>
+          <w:rFonts w:ascii="Times New Roman" w:cs="Times New Roman" w:eastAsia="Times New Roman" w:hAnsi="Times New Roman"/>
+          <w:b w:val="false"/>
+          <w:bCs w:val="false"/>
+          <w:i w:val="false"/>
+          <w:iCs w:val="false"/>
+          <w:sz w:val="24"/>
+          <w:szCs w:val="24"/>
+        </w:rPr>
+        <w:t xml:space="preserve">:</w:t>
+      </w:r>
+    </w:p>
+    <w:p>
+      <w:pPr>
+        <w:spacing w:after="60"/>
+      </w:pPr>
+      <w:r>
+        <w:t xml:space="preserve"/>
+      </w:r>
+    </w:p>
+    <w:p>
+      <w:pPr>
+        <w:pBdr>
+          <w:left w:val="single" w:color="F0A500" w:sz="12" w:space="8"/>
+        </w:pBdr>
+        <w:spacing w:after="100" w:line="300"/>
+        <w:ind w:left="360"/>
+        <w:jc w:val="both"/>
+      </w:pPr>
+      <w:r>
+        <w:rPr>
+          <w:rFonts w:ascii="Times New Roman" w:cs="Times New Roman" w:eastAsia="Times New Roman" w:hAnsi="Times New Roman"/>
+          <w:b w:val="false"/>
+          <w:bCs w:val="false"/>
+          <w:i/>
+          <w:iCs/>
+          <w:sz w:val="24"/>
+          <w:szCs w:val="24"/>
+        </w:rPr>
+        <w:t xml:space="preserve">Phần mềm tự chụp tồn kho ba site trước và sau rồi bày hai bảng cạnh nhau. Thầy thấy hai bảng giống hệt nhau — cùng một kết luận như màn 5, nhưng người dùng cuối không cần đọc dòng SQL nào.</w:t>
+      </w:r>
+    </w:p>
+    <w:p>
+      <w:pPr>
+        <w:spacing w:after="100"/>
+      </w:pPr>
+      <w:r>
+        <w:t xml:space="preserve"/>
+      </w:r>
+    </w:p>
+    <w:p>
+      <w:pPr>
+        <w:spacing w:after="60"/>
+      </w:pPr>
+      <w:r>
+        <w:t xml:space="preserve"/>
+      </w:r>
+    </w:p>
+    <w:p>
+      <w:pPr>
+        <w:spacing w:after="80" w:line="300"/>
+        <w:jc w:val="both"/>
+      </w:pPr>
+      <w:r>
+        <w:rPr>
+          <w:rFonts w:ascii="Times New Roman" w:cs="Times New Roman" w:eastAsia="Times New Roman" w:hAnsi="Times New Roman"/>
+          <w:b w:val="false"/>
+          <w:bCs w:val="false"/>
+          <w:i w:val="false"/>
+          <w:iCs w:val="false"/>
+          <w:sz w:val="24"/>
+          <w:szCs w:val="24"/>
+        </w:rPr>
+        <w:t xml:space="preserve">Nếu thầy hỏi vì sao không viết </w:t>
+      </w:r>
+      <w:r>
+        <w:rPr>
+          <w:rFonts w:ascii="Consolas" w:cs="Consolas" w:eastAsia="Consolas" w:hAnsi="Consolas"/>
+          <w:b w:val="false"/>
+          <w:bCs w:val="false"/>
+          <w:i w:val="false"/>
+          <w:iCs w:val="false"/>
+          <w:color w:val="0B5394"/>
+          <w:sz w:val="20"/>
+          <w:szCs w:val="20"/>
+          <w:shd w:fill="F0F0F0" w:val="clear"/>
+        </w:rPr>
+        <w:t xml:space="preserve">INSERT</w:t>
+      </w:r>
+      <w:r>
+        <w:rPr>
+          <w:rFonts w:ascii="Times New Roman" w:cs="Times New Roman" w:eastAsia="Times New Roman" w:hAnsi="Times New Roman"/>
+          <w:b w:val="false"/>
+          <w:bCs w:val="false"/>
+          <w:i w:val="false"/>
+          <w:iCs w:val="false"/>
+          <w:sz w:val="24"/>
+          <w:szCs w:val="24"/>
+        </w:rPr>
+        <w:t xml:space="preserve"> thẳng:</w:t>
+      </w:r>
+    </w:p>
+    <w:p>
+      <w:pPr>
+        <w:spacing w:after="60"/>
+      </w:pPr>
+      <w:r>
+        <w:t xml:space="preserve"/>
+      </w:r>
+    </w:p>
+    <w:p>
+      <w:pPr>
+        <w:pBdr>
+          <w:left w:val="single" w:color="F0A500" w:sz="12" w:space="8"/>
+        </w:pBdr>
+        <w:spacing w:after="100" w:line="300"/>
+        <w:ind w:left="360"/>
+        <w:jc w:val="both"/>
+      </w:pPr>
+      <w:r>
+        <w:rPr>
+          <w:rFonts w:ascii="Times New Roman" w:cs="Times New Roman" w:eastAsia="Times New Roman" w:hAnsi="Times New Roman"/>
+          <w:b w:val="false"/>
+          <w:bCs w:val="false"/>
+          <w:i/>
+          <w:iCs/>
+          <w:sz w:val="24"/>
+          <w:szCs w:val="24"/>
+        </w:rPr>
+        <w:t xml:space="preserve">Phần mềm không viết câu INSERT hay UPDATE nào, mọi thao tác ghi đều gọi thủ tục có sẵn. Vì thủ tục mới là nơi đặt giao tác, khoá và kiểm tra tồn kho. Ghi thẳng vào bảng là đi vòng qua cả ba lớp bảo vệ đó, mà vai trò NhanVienKho cũng không có quyền ghi thẳng.</w:t>
+      </w:r>
+    </w:p>
+    <w:p>
+      <w:pPr>
+        <w:spacing w:after="100"/>
+      </w:pPr>
+      <w:r>
+        <w:t xml:space="preserve"/>
+      </w:r>
+    </w:p>
+    <w:p>
+      <w:pPr>
+        <w:spacing w:after="60"/>
+      </w:pPr>
+      <w:r>
+        <w:t xml:space="preserve"/>
+      </w:r>
+    </w:p>
+    <w:p>
+      <w:pPr>
+        <w:pBdr>
+          <w:bottom w:val="single" w:color="BBBBBB" w:sz="6"/>
+        </w:pBdr>
+        <w:spacing w:after="120" w:before="120"/>
+      </w:pPr>
+      <w:r>
+        <w:t xml:space="preserve"/>
+      </w:r>
+    </w:p>
+    <w:p>
+      <w:pPr>
+        <w:spacing w:after="60"/>
+      </w:pPr>
+      <w:r>
+        <w:t xml:space="preserve"/>
+      </w:r>
+    </w:p>
+    <w:p>
+      <w:pPr>
+        <w:pStyle w:val="Heading1"/>
+        <w:spacing w:after="120" w:before="240"/>
+      </w:pPr>
+      <w:r>
+        <w:rPr>
+          <w:rFonts w:ascii="Times New Roman" w:cs="Times New Roman" w:eastAsia="Times New Roman" w:hAnsi="Times New Roman"/>
+          <w:b/>
+          <w:bCs/>
+          <w:i w:val="false"/>
+          <w:iCs w:val="false"/>
+          <w:color w:val="1F3864"/>
+          <w:sz w:val="32"/>
+          <w:szCs w:val="32"/>
+        </w:rPr>
+        <w:t xml:space="preserve">CÂU HỎI THẦY HAY HỎI</w:t>
+      </w:r>
+    </w:p>
+    <w:p>
+      <w:pPr>
+        <w:spacing w:after="60"/>
+      </w:pPr>
+      <w:r>
+        <w:t xml:space="preserve"/>
+      </w:r>
+    </w:p>
+    <w:tbl>
+      <w:tblPr>
+        <w:tblW w:type="dxa" w:w="9638"/>
+        <w:tblBorders>
+          <w:top w:val="single" w:color="auto" w:sz="4"/>
+          <w:left w:val="single" w:color="auto" w:sz="4"/>
+          <w:bottom w:val="single" w:color="auto" w:sz="4"/>
+          <w:right w:val="single" w:color="auto" w:sz="4"/>
+          <w:insideH w:val="single" w:color="auto" w:sz="4"/>
+          <w:insideV w:val="single" w:color="auto" w:sz="4"/>
+        </w:tblBorders>
+      </w:tblPr>
+      <w:tblGrid>
+        <w:gridCol w:w="4819"/>
+        <w:gridCol w:w="4819"/>
+      </w:tblGrid>
+      <w:tr>
+        <w:trPr>
+          <w:tblHeader/>
+        </w:trPr>
+        <w:tc>
+          <w:tcPr>
+            <w:tcW w:type="dxa" w:w="4819"/>
+            <w:shd w:fill="D9E2F3" w:val="clear"/>
+            <w:tcMar>
+              <w:top w:type="dxa" w:w="60"/>
+              <w:left w:type="dxa" w:w="80"/>
+              <w:bottom w:type="dxa" w:w="60"/>
+              <w:right w:type="dxa" w:w="80"/>
+            </w:tcMar>
+          </w:tcPr>
+          <w:p>
+            <w:pPr>
+              <w:spacing w:after="0" w:line="260"/>
+              <w:jc w:val="center"/>
+            </w:pPr>
+            <w:r>
+              <w:rPr>
+                <w:rFonts w:ascii="Times New Roman" w:cs="Times New Roman" w:eastAsia="Times New Roman" w:hAnsi="Times New Roman"/>
+                <w:b/>
+                <w:bCs/>
+                <w:i w:val="false"/>
+                <w:iCs w:val="false"/>
+                <w:sz w:val="22"/>
+                <w:szCs w:val="22"/>
+              </w:rPr>
+              <w:t xml:space="preserve">Thầy hỏi</w:t>
+            </w:r>
+          </w:p>
+        </w:tc>
+        <w:tc>
+          <w:tcPr>
+            <w:tcW w:type="dxa" w:w="4819"/>
+            <w:shd w:fill="D9E2F3" w:val="clear"/>
+            <w:tcMar>
+              <w:top w:type="dxa" w:w="60"/>
+              <w:left w:type="dxa" w:w="80"/>
+              <w:bottom w:type="dxa" w:w="60"/>
+              <w:right w:type="dxa" w:w="80"/>
+            </w:tcMar>
+          </w:tcPr>
+          <w:p>
+            <w:pPr>
+              <w:spacing w:after="0" w:line="260"/>
+              <w:jc w:val="center"/>
+            </w:pPr>
+            <w:r>
+              <w:rPr>
+                <w:rFonts w:ascii="Times New Roman" w:cs="Times New Roman" w:eastAsia="Times New Roman" w:hAnsi="Times New Roman"/>
+                <w:b/>
+                <w:bCs/>
+                <w:i w:val="false"/>
+                <w:iCs w:val="false"/>
+                <w:sz w:val="22"/>
+                <w:szCs w:val="22"/>
+              </w:rPr>
+              <w:t xml:space="preserve">Trả lời</w:t>
+            </w:r>
+          </w:p>
+        </w:tc>
+      </w:tr>
+      <w:tr>
+        <w:tc>
+          <w:tcPr>
+            <w:tcW w:type="dxa" w:w="4819"/>
+            <w:tcMar>
+              <w:top w:type="dxa" w:w="60"/>
+              <w:left w:type="dxa" w:w="80"/>
+              <w:bottom w:type="dxa" w:w="60"/>
+              <w:right w:type="dxa" w:w="80"/>
+            </w:tcMar>
+          </w:tcPr>
+          <w:p>
+            <w:pPr>
+              <w:spacing w:after="0" w:line="260"/>
+              <w:jc w:val="left"/>
+            </w:pPr>
+            <w:r>
+              <w:rPr>
+                <w:rFonts w:ascii="Times New Roman" w:cs="Times New Roman" w:eastAsia="Times New Roman" w:hAnsi="Times New Roman"/>
+                <w:b w:val="false"/>
+                <w:bCs w:val="false"/>
+                <w:i w:val="false"/>
+                <w:iCs w:val="false"/>
+                <w:sz w:val="22"/>
+                <w:szCs w:val="22"/>
+              </w:rPr>
+              <w:t xml:space="preserve">Vì sao chọn nhân bản danh mục mà không phân mảnh?</w:t>
+            </w:r>
+          </w:p>
+        </w:tc>
+        <w:tc>
+          <w:tcPr>
+            <w:tcW w:type="dxa" w:w="4819"/>
+            <w:tcMar>
+              <w:top w:type="dxa" w:w="60"/>
+              <w:left w:type="dxa" w:w="80"/>
+              <w:bottom w:type="dxa" w:w="60"/>
+              <w:right w:type="dxa" w:w="80"/>
+            </w:tcMar>
+          </w:tcPr>
+          <w:p>
+            <w:pPr>
+              <w:spacing w:after="0" w:line="260"/>
+              <w:jc w:val="left"/>
+            </w:pPr>
+            <w:r>
+              <w:rPr>
+                <w:rFonts w:ascii="Times New Roman" w:cs="Times New Roman" w:eastAsia="Times New Roman" w:hAnsi="Times New Roman"/>
+                <w:b w:val="false"/>
+                <w:bCs w:val="false"/>
+                <w:i/>
+                <w:iCs/>
+                <w:sz w:val="22"/>
+                <w:szCs w:val="22"/>
+              </w:rPr>
+              <w:t xml:space="preserve">Danh mục ghi 6 lần một ngày nhưng đọc ở mọi nơi mọi lúc. Tỷ lệ đọc trên ghi rất cao, đúng điều kiện lý tưởng để nhân bản.</w:t>
+            </w:r>
+          </w:p>
+        </w:tc>
+      </w:tr>
+      <w:tr>
+        <w:tc>
+          <w:tcPr>
+            <w:tcW w:type="dxa" w:w="4819"/>
+            <w:tcMar>
+              <w:top w:type="dxa" w:w="60"/>
+              <w:left w:type="dxa" w:w="80"/>
+              <w:bottom w:type="dxa" w:w="60"/>
+              <w:right w:type="dxa" w:w="80"/>
+            </w:tcMar>
+          </w:tcPr>
+          <w:p>
+            <w:pPr>
+              <w:spacing w:after="0" w:line="260"/>
+              <w:jc w:val="left"/>
+            </w:pPr>
+            <w:r>
+              <w:rPr>
+                <w:rFonts w:ascii="Times New Roman" w:cs="Times New Roman" w:eastAsia="Times New Roman" w:hAnsi="Times New Roman"/>
+                <w:b w:val="false"/>
+                <w:bCs w:val="false"/>
+                <w:i w:val="false"/>
+                <w:iCs w:val="false"/>
+                <w:sz w:val="22"/>
+                <w:szCs w:val="22"/>
+              </w:rPr>
+              <w:t xml:space="preserve">Vì sao chứng từ phải phân mảnh dẫn xuất?</w:t>
+            </w:r>
+          </w:p>
+        </w:tc>
+        <w:tc>
+          <w:tcPr>
+            <w:tcW w:type="dxa" w:w="4819"/>
+            <w:tcMar>
+              <w:top w:type="dxa" w:w="60"/>
+              <w:left w:type="dxa" w:w="80"/>
+              <w:bottom w:type="dxa" w:w="60"/>
+              <w:right w:type="dxa" w:w="80"/>
+            </w:tcMar>
+          </w:tcPr>
+          <w:p>
+            <w:pPr>
+              <w:spacing w:after="0" w:line="260"/>
+              <w:jc w:val="left"/>
+            </w:pPr>
+            <w:r>
+              <w:rPr>
+                <w:rFonts w:ascii="Times New Roman" w:cs="Times New Roman" w:eastAsia="Times New Roman" w:hAnsi="Times New Roman"/>
+                <w:b w:val="false"/>
+                <w:bCs w:val="false"/>
+                <w:i/>
+                <w:iCs/>
+                <w:sz w:val="22"/>
+                <w:szCs w:val="22"/>
+              </w:rPr>
+              <w:t xml:space="preserve">Bảng ChiTietNhap không có cột MaKho nên không tự chia ngang được, phải bám theo phiếu cha bằng phép nửa nối.</w:t>
+            </w:r>
+          </w:p>
+        </w:tc>
+      </w:tr>
+      <w:tr>
+        <w:tc>
+          <w:tcPr>
+            <w:tcW w:type="dxa" w:w="4819"/>
+            <w:tcMar>
+              <w:top w:type="dxa" w:w="60"/>
+              <w:left w:type="dxa" w:w="80"/>
+              <w:bottom w:type="dxa" w:w="60"/>
+              <w:right w:type="dxa" w:w="80"/>
+            </w:tcMar>
+          </w:tcPr>
+          <w:p>
+            <w:pPr>
+              <w:spacing w:after="0" w:line="260"/>
+              <w:jc w:val="left"/>
+            </w:pPr>
+            <w:r>
+              <w:rPr>
+                <w:rFonts w:ascii="Times New Roman" w:cs="Times New Roman" w:eastAsia="Times New Roman" w:hAnsi="Times New Roman"/>
+                <w:b w:val="false"/>
+                <w:bCs w:val="false"/>
+                <w:i w:val="false"/>
+                <w:iCs w:val="false"/>
+                <w:sz w:val="22"/>
+                <w:szCs w:val="22"/>
+              </w:rPr>
+              <w:t xml:space="preserve">Có phân mảnh dọc không?</w:t>
+            </w:r>
+          </w:p>
+        </w:tc>
+        <w:tc>
+          <w:tcPr>
+            <w:tcW w:type="dxa" w:w="4819"/>
+            <w:tcMar>
+              <w:top w:type="dxa" w:w="60"/>
+              <w:left w:type="dxa" w:w="80"/>
+              <w:bottom w:type="dxa" w:w="60"/>
+              <w:right w:type="dxa" w:w="80"/>
+            </w:tcMar>
+          </w:tcPr>
+          <w:p>
+            <w:pPr>
+              <w:spacing w:after="0" w:line="260"/>
+              <w:jc w:val="left"/>
+            </w:pPr>
+            <w:r>
+              <w:rPr>
+                <w:rFonts w:ascii="Times New Roman" w:cs="Times New Roman" w:eastAsia="Times New Roman" w:hAnsi="Times New Roman"/>
+                <w:b w:val="false"/>
+                <w:bCs w:val="false"/>
+                <w:i/>
+                <w:iCs/>
+                <w:sz w:val="22"/>
+                <w:szCs w:val="22"/>
+              </w:rPr>
+              <w:t xml:space="preserve">Nhóm em có cân nhắc nhưng không áp dụng. Bảng lớn nhất chỉ bốn cột, không có nhóm thuộc tính nào tách được theo tần suất truy cập. Dữ liệu ở đây phân tán theo dòng chứ không theo cột.</w:t>
+            </w:r>
+          </w:p>
+        </w:tc>
+      </w:tr>
+      <w:tr>
+        <w:tc>
+          <w:tcPr>
+            <w:tcW w:type="dxa" w:w="4819"/>
+            <w:tcMar>
+              <w:top w:type="dxa" w:w="60"/>
+              <w:left w:type="dxa" w:w="80"/>
+              <w:bottom w:type="dxa" w:w="60"/>
+              <w:right w:type="dxa" w:w="80"/>
+            </w:tcMar>
+          </w:tcPr>
+          <w:p>
+            <w:pPr>
+              <w:spacing w:after="0" w:line="260"/>
+              <w:jc w:val="left"/>
+            </w:pPr>
+            <w:r>
+              <w:rPr>
+                <w:rFonts w:ascii="Times New Roman" w:cs="Times New Roman" w:eastAsia="Times New Roman" w:hAnsi="Times New Roman"/>
+                <w:b w:val="false"/>
+                <w:bCs w:val="false"/>
+                <w:i w:val="false"/>
+                <w:iCs w:val="false"/>
+                <w:sz w:val="22"/>
+                <w:szCs w:val="22"/>
+              </w:rPr>
+              <w:t xml:space="preserve">Vì sao MS DTC để No Authentication?</w:t>
+            </w:r>
+          </w:p>
+        </w:tc>
+        <w:tc>
+          <w:tcPr>
+            <w:tcW w:type="dxa" w:w="4819"/>
+            <w:tcMar>
+              <w:top w:type="dxa" w:w="60"/>
+              <w:left w:type="dxa" w:w="80"/>
+              <w:bottom w:type="dxa" w:w="60"/>
+              <w:right w:type="dxa" w:w="80"/>
+            </w:tcMar>
+          </w:tcPr>
+          <w:p>
+            <w:pPr>
+              <w:spacing w:after="0" w:line="260"/>
+              <w:jc w:val="left"/>
+            </w:pPr>
+            <w:r>
+              <w:rPr>
+                <w:rFonts w:ascii="Times New Roman" w:cs="Times New Roman" w:eastAsia="Times New Roman" w:hAnsi="Times New Roman"/>
+                <w:b w:val="false"/>
+                <w:bCs w:val="false"/>
+                <w:i/>
+                <w:iCs/>
+                <w:sz w:val="22"/>
+                <w:szCs w:val="22"/>
+              </w:rPr>
+              <w:t xml:space="preserve">Vì ba máy không cùng domain nên không có cơ sở hạ tầng xác thực chung, không dùng được Mutual. Đây là lựa chọn của phòng thực hành; môi trường thật phải đưa máy vào domain và giữ Mutual.</w:t>
+            </w:r>
+          </w:p>
+        </w:tc>
+      </w:tr>
+      <w:tr>
+        <w:tc>
+          <w:tcPr>
+            <w:tcW w:type="dxa" w:w="4819"/>
+            <w:tcMar>
+              <w:top w:type="dxa" w:w="60"/>
+              <w:left w:type="dxa" w:w="80"/>
+              <w:bottom w:type="dxa" w:w="60"/>
+              <w:right w:type="dxa" w:w="80"/>
+            </w:tcMar>
+          </w:tcPr>
+          <w:p>
+            <w:pPr>
+              <w:spacing w:after="0" w:line="260"/>
+              <w:jc w:val="left"/>
+            </w:pPr>
+            <w:r>
+              <w:rPr>
+                <w:rFonts w:ascii="Times New Roman" w:cs="Times New Roman" w:eastAsia="Times New Roman" w:hAnsi="Times New Roman"/>
+                <w:b w:val="false"/>
+                <w:bCs w:val="false"/>
+                <w:i w:val="false"/>
+                <w:iCs w:val="false"/>
+                <w:sz w:val="22"/>
+                <w:szCs w:val="22"/>
+              </w:rPr>
+              <w:t xml:space="preserve">Mật khẩu </w:t>
+            </w:r>
+            <w:r>
+              <w:rPr>
+                <w:rFonts w:ascii="Consolas" w:cs="Consolas" w:eastAsia="Consolas" w:hAnsi="Consolas"/>
+                <w:b w:val="false"/>
+                <w:bCs w:val="false"/>
+                <w:i w:val="false"/>
+                <w:iCs w:val="false"/>
+                <w:color w:val="0B5394"/>
+                <w:sz w:val="20"/>
+                <w:szCs w:val="20"/>
+                <w:shd w:fill="F0F0F0" w:val="clear"/>
+              </w:rPr>
+              <w:t xml:space="preserve">sa</w:t>
+            </w:r>
+            <w:r>
+              <w:rPr>
+                <w:rFonts w:ascii="Times New Roman" w:cs="Times New Roman" w:eastAsia="Times New Roman" w:hAnsi="Times New Roman"/>
+                <w:b w:val="false"/>
+                <w:bCs w:val="false"/>
+                <w:i w:val="false"/>
+                <w:iCs w:val="false"/>
+                <w:sz w:val="22"/>
+                <w:szCs w:val="22"/>
+              </w:rPr>
+              <w:t xml:space="preserve"> là </w:t>
+            </w:r>
+            <w:r>
+              <w:rPr>
+                <w:rFonts w:ascii="Consolas" w:cs="Consolas" w:eastAsia="Consolas" w:hAnsi="Consolas"/>
+                <w:b w:val="false"/>
+                <w:bCs w:val="false"/>
+                <w:i w:val="false"/>
+                <w:iCs w:val="false"/>
+                <w:color w:val="0B5394"/>
+                <w:sz w:val="20"/>
+                <w:szCs w:val="20"/>
+                <w:shd w:fill="F0F0F0" w:val="clear"/>
+              </w:rPr>
+              <w:t xml:space="preserve">123</w:t>
+            </w:r>
+            <w:r>
+              <w:rPr>
+                <w:rFonts w:ascii="Times New Roman" w:cs="Times New Roman" w:eastAsia="Times New Roman" w:hAnsi="Times New Roman"/>
+                <w:b w:val="false"/>
+                <w:bCs w:val="false"/>
+                <w:i w:val="false"/>
+                <w:iCs w:val="false"/>
+                <w:sz w:val="22"/>
+                <w:szCs w:val="22"/>
+              </w:rPr>
+              <w:t xml:space="preserve"> có an toàn không?</w:t>
+            </w:r>
+          </w:p>
+        </w:tc>
+        <w:tc>
+          <w:tcPr>
+            <w:tcW w:type="dxa" w:w="4819"/>
+            <w:tcMar>
+              <w:top w:type="dxa" w:w="60"/>
+              <w:left w:type="dxa" w:w="80"/>
+              <w:bottom w:type="dxa" w:w="60"/>
+              <w:right w:type="dxa" w:w="80"/>
+            </w:tcMar>
+          </w:tcPr>
+          <w:p>
+            <w:pPr>
+              <w:spacing w:after="0" w:line="260"/>
+              <w:jc w:val="left"/>
+            </w:pPr>
+            <w:r>
+              <w:rPr>
+                <w:rFonts w:ascii="Times New Roman" w:cs="Times New Roman" w:eastAsia="Times New Roman" w:hAnsi="Times New Roman"/>
+                <w:b w:val="false"/>
+                <w:bCs w:val="false"/>
+                <w:i/>
+                <w:iCs/>
+                <w:sz w:val="22"/>
+                <w:szCs w:val="22"/>
+              </w:rPr>
+              <w:t xml:space="preserve">Không ạ. Đây là mật khẩu phòng thực hành để nhóm triển khai nhanh trên ba máy. Môi trường thật phải dùng tài khoản riêng chỉ có quyền EXECUTE trên các thủ tục, đúng bốn vai trò nhóm em đã thiết kế ở Chương II.</w:t>
+            </w:r>
+          </w:p>
+        </w:tc>
+      </w:tr>
+      <w:tr>
+        <w:tc>
+          <w:tcPr>
+            <w:tcW w:type="dxa" w:w="4819"/>
+            <w:tcMar>
+              <w:top w:type="dxa" w:w="60"/>
+              <w:left w:type="dxa" w:w="80"/>
+              <w:bottom w:type="dxa" w:w="60"/>
+              <w:right w:type="dxa" w:w="80"/>
+            </w:tcMar>
+          </w:tcPr>
+          <w:p>
+            <w:pPr>
+              <w:spacing w:after="0" w:line="260"/>
+              <w:jc w:val="left"/>
+            </w:pPr>
+            <w:r>
+              <w:rPr>
+                <w:rFonts w:ascii="Times New Roman" w:cs="Times New Roman" w:eastAsia="Times New Roman" w:hAnsi="Times New Roman"/>
+                <w:b w:val="false"/>
+                <w:bCs w:val="false"/>
+                <w:i w:val="false"/>
+                <w:iCs w:val="false"/>
+                <w:sz w:val="22"/>
+                <w:szCs w:val="22"/>
+              </w:rPr>
+              <w:t xml:space="preserve">Gặp khó khăn gì khi chuyển sang ba máy?</w:t>
+            </w:r>
+          </w:p>
+        </w:tc>
+        <w:tc>
+          <w:tcPr>
+            <w:tcW w:type="dxa" w:w="4819"/>
+            <w:tcMar>
+              <w:top w:type="dxa" w:w="60"/>
+              <w:left w:type="dxa" w:w="80"/>
+              <w:bottom w:type="dxa" w:w="60"/>
+              <w:right w:type="dxa" w:w="80"/>
+            </w:tcMar>
+          </w:tcPr>
+          <w:p>
+            <w:pPr>
+              <w:spacing w:after="0" w:line="260"/>
+              <w:jc w:val="left"/>
+            </w:pPr>
+            <w:r>
+              <w:rPr>
+                <w:rFonts w:ascii="Times New Roman" w:cs="Times New Roman" w:eastAsia="Times New Roman" w:hAnsi="Times New Roman"/>
+                <w:b w:val="false"/>
+                <w:bCs w:val="false"/>
+                <w:i/>
+                <w:iCs/>
+                <w:sz w:val="22"/>
+                <w:szCs w:val="22"/>
+              </w:rPr>
+              <w:t xml:space="preserve">Bốn lỗi mà mô hình ba thể hiện trên một máy không bao giờ gặp: MS DTC mặc định cấm giao tác qua mạng; mỗi máy có bộ đối chiếu mặc định khác nhau nên UNION ALL báo lỗi 451; tập lệnh tính site hiện tại sai sau khi USE master; và replication trỏ nhầm vào thể hiện nội bộ vì đặt tên Subscriber theo tên máy cục bộ.</w:t>
+            </w:r>
+          </w:p>
+        </w:tc>
+      </w:tr>
+    </w:tbl>
+    <w:p>
+      <w:pPr>
+        <w:spacing w:after="120"/>
+      </w:pPr>
+      <w:r>
+        <w:t xml:space="preserve"/>
+      </w:r>
+    </w:p>
+    <w:p>
+      <w:pPr>
+        <w:spacing w:after="60"/>
+      </w:pPr>
+      <w:r>
+        <w:t xml:space="preserve"/>
+      </w:r>
+    </w:p>
+    <w:p>
+      <w:pPr>
+        <w:spacing w:after="80" w:line="300"/>
+        <w:jc w:val="both"/>
+      </w:pPr>
+      <w:r>
+        <w:rPr>
+          <w:rFonts w:ascii="Times New Roman" w:cs="Times New Roman" w:eastAsia="Times New Roman" w:hAnsi="Times New Roman"/>
+          <w:b w:val="false"/>
+          <w:bCs w:val="false"/>
+          <w:i w:val="false"/>
+          <w:iCs w:val="false"/>
+          <w:sz w:val="24"/>
+          <w:szCs w:val="24"/>
+        </w:rPr>
+        <w:t xml:space="preserve">Câu cuối là câu đáng giá nhất — nó cho thấy nhóm có chạy thật chứ không giả lập.</w:t>
+      </w:r>
+    </w:p>
+    <w:p>
+      <w:pPr>
+        <w:spacing w:after="60"/>
+      </w:pPr>
+      <w:r>
+        <w:t xml:space="preserve"/>
+      </w:r>
+    </w:p>
+    <w:p>
+      <w:pPr>
+        <w:pBdr>
+          <w:bottom w:val="single" w:color="BBBBBB" w:sz="6"/>
+        </w:pBdr>
+        <w:spacing w:after="120" w:before="120"/>
+      </w:pPr>
+      <w:r>
+        <w:t xml:space="preserve"/>
+      </w:r>
+    </w:p>
+    <w:p>
+      <w:pPr>
+        <w:spacing w:after="60"/>
+      </w:pPr>
+      <w:r>
+        <w:t xml:space="preserve"/>
+      </w:r>
+    </w:p>
+    <w:p>
+      <w:pPr>
+        <w:pStyle w:val="Heading1"/>
+        <w:spacing w:after="120" w:before="240"/>
+      </w:pPr>
+      <w:r>
+        <w:rPr>
+          <w:rFonts w:ascii="Times New Roman" w:cs="Times New Roman" w:eastAsia="Times New Roman" w:hAnsi="Times New Roman"/>
+          <w:b/>
+          <w:bCs/>
+          <w:i w:val="false"/>
+          <w:iCs w:val="false"/>
+          <w:color w:val="1F3864"/>
+          <w:sz w:val="32"/>
+          <w:szCs w:val="32"/>
+        </w:rPr>
+        <w:t xml:space="preserve">KHI CÓ SỰ CỐ</w:t>
+      </w:r>
+    </w:p>
+    <w:p>
+      <w:pPr>
+        <w:spacing w:after="60"/>
+      </w:pPr>
+      <w:r>
+        <w:t xml:space="preserve"/>
+      </w:r>
+    </w:p>
+    <w:tbl>
+      <w:tblPr>
+        <w:tblW w:type="dxa" w:w="9638"/>
+        <w:tblBorders>
+          <w:top w:val="single" w:color="auto" w:sz="4"/>
+          <w:left w:val="single" w:color="auto" w:sz="4"/>
+          <w:bottom w:val="single" w:color="auto" w:sz="4"/>
+          <w:right w:val="single" w:color="auto" w:sz="4"/>
+          <w:insideH w:val="single" w:color="auto" w:sz="4"/>
+          <w:insideV w:val="single" w:color="auto" w:sz="4"/>
+        </w:tblBorders>
+      </w:tblPr>
+      <w:tblGrid>
+        <w:gridCol w:w="4819"/>
+        <w:gridCol w:w="4819"/>
+      </w:tblGrid>
+      <w:tr>
+        <w:trPr>
+          <w:tblHeader/>
+        </w:trPr>
+        <w:tc>
+          <w:tcPr>
+            <w:tcW w:type="dxa" w:w="4819"/>
+            <w:shd w:fill="D9E2F3" w:val="clear"/>
+            <w:tcMar>
+              <w:top w:type="dxa" w:w="60"/>
+              <w:left w:type="dxa" w:w="80"/>
+              <w:bottom w:type="dxa" w:w="60"/>
+              <w:right w:type="dxa" w:w="80"/>
+            </w:tcMar>
+          </w:tcPr>
+          <w:p>
+            <w:pPr>
+              <w:spacing w:after="0" w:line="260"/>
+              <w:jc w:val="center"/>
+            </w:pPr>
+            <w:r>
+              <w:rPr>
+                <w:rFonts w:ascii="Times New Roman" w:cs="Times New Roman" w:eastAsia="Times New Roman" w:hAnsi="Times New Roman"/>
+                <w:b/>
+                <w:bCs/>
+                <w:i w:val="false"/>
+                <w:iCs w:val="false"/>
+                <w:sz w:val="22"/>
+                <w:szCs w:val="22"/>
+              </w:rPr>
+              <w:t xml:space="preserve">Hiện tượng</w:t>
+            </w:r>
+          </w:p>
+        </w:tc>
+        <w:tc>
+          <w:tcPr>
+            <w:tcW w:type="dxa" w:w="4819"/>
+            <w:shd w:fill="D9E2F3" w:val="clear"/>
+            <w:tcMar>
+              <w:top w:type="dxa" w:w="60"/>
+              <w:left w:type="dxa" w:w="80"/>
+              <w:bottom w:type="dxa" w:w="60"/>
+              <w:right w:type="dxa" w:w="80"/>
+            </w:tcMar>
+          </w:tcPr>
+          <w:p>
+            <w:pPr>
+              <w:spacing w:after="0" w:line="260"/>
+              <w:jc w:val="center"/>
+            </w:pPr>
+            <w:r>
+              <w:rPr>
+                <w:rFonts w:ascii="Times New Roman" w:cs="Times New Roman" w:eastAsia="Times New Roman" w:hAnsi="Times New Roman"/>
+                <w:b/>
+                <w:bCs/>
+                <w:i w:val="false"/>
+                <w:iCs w:val="false"/>
+                <w:sz w:val="22"/>
+                <w:szCs w:val="22"/>
+              </w:rPr>
+              <w:t xml:space="preserve">Xử lý</w:t>
+            </w:r>
+          </w:p>
+        </w:tc>
+      </w:tr>
+      <w:tr>
+        <w:tc>
+          <w:tcPr>
+            <w:tcW w:type="dxa" w:w="4819"/>
+            <w:tcMar>
+              <w:top w:type="dxa" w:w="60"/>
+              <w:left w:type="dxa" w:w="80"/>
+              <w:bottom w:type="dxa" w:w="60"/>
+              <w:right w:type="dxa" w:w="80"/>
+            </w:tcMar>
+          </w:tcPr>
+          <w:p>
+            <w:pPr>
+              <w:spacing w:after="0" w:line="260"/>
+              <w:jc w:val="left"/>
+            </w:pPr>
+            <w:r>
+              <w:rPr>
+                <w:rFonts w:ascii="Consolas" w:cs="Consolas" w:eastAsia="Consolas" w:hAnsi="Consolas"/>
+                <w:b w:val="false"/>
+                <w:bCs w:val="false"/>
+                <w:i w:val="false"/>
+                <w:iCs w:val="false"/>
+                <w:color w:val="0B5394"/>
+                <w:sz w:val="20"/>
+                <w:szCs w:val="20"/>
+                <w:shd w:fill="F0F0F0" w:val="clear"/>
+              </w:rPr>
+              <w:t xml:space="preserve">Login timeout</w:t>
+            </w:r>
+            <w:r>
+              <w:rPr>
+                <w:rFonts w:ascii="Times New Roman" w:cs="Times New Roman" w:eastAsia="Times New Roman" w:hAnsi="Times New Roman"/>
+                <w:b w:val="false"/>
+                <w:bCs w:val="false"/>
+                <w:i w:val="false"/>
+                <w:iCs w:val="false"/>
+                <w:sz w:val="22"/>
+                <w:szCs w:val="22"/>
+              </w:rPr>
+              <w:t xml:space="preserve"> khi gọi sang máy bạn</w:t>
+            </w:r>
+          </w:p>
+        </w:tc>
+        <w:tc>
+          <w:tcPr>
+            <w:tcW w:type="dxa" w:w="4819"/>
+            <w:tcMar>
+              <w:top w:type="dxa" w:w="60"/>
+              <w:left w:type="dxa" w:w="80"/>
+              <w:bottom w:type="dxa" w:w="60"/>
+              <w:right w:type="dxa" w:w="80"/>
+            </w:tcMar>
+          </w:tcPr>
+          <w:p>
+            <w:pPr>
+              <w:spacing w:after="0" w:line="260"/>
+              <w:jc w:val="left"/>
+            </w:pPr>
+            <w:r>
+              <w:rPr>
+                <w:rFonts w:ascii="Times New Roman" w:cs="Times New Roman" w:eastAsia="Times New Roman" w:hAnsi="Times New Roman"/>
+                <w:b w:val="false"/>
+                <w:bCs w:val="false"/>
+                <w:i w:val="false"/>
+                <w:iCs w:val="false"/>
+                <w:sz w:val="22"/>
+                <w:szCs w:val="22"/>
+              </w:rPr>
+              <w:t xml:space="preserve">Máy đó ngủ hoặc ZeroTier tắt. Bảo bạn ấy mở lại, chờ 10 giây</w:t>
+            </w:r>
+          </w:p>
+        </w:tc>
+      </w:tr>
+      <w:tr>
+        <w:tc>
+          <w:tcPr>
+            <w:tcW w:type="dxa" w:w="4819"/>
+            <w:tcMar>
+              <w:top w:type="dxa" w:w="60"/>
+              <w:left w:type="dxa" w:w="80"/>
+              <w:bottom w:type="dxa" w:w="60"/>
+              <w:right w:type="dxa" w:w="80"/>
+            </w:tcMar>
+          </w:tcPr>
+          <w:p>
+            <w:pPr>
+              <w:spacing w:after="0" w:line="260"/>
+              <w:jc w:val="left"/>
+            </w:pPr>
+            <w:r>
+              <w:rPr>
+                <w:rFonts w:ascii="Consolas" w:cs="Consolas" w:eastAsia="Consolas" w:hAnsi="Consolas"/>
+                <w:b w:val="false"/>
+                <w:bCs w:val="false"/>
+                <w:i w:val="false"/>
+                <w:iCs w:val="false"/>
+                <w:color w:val="0B5394"/>
+                <w:sz w:val="20"/>
+                <w:szCs w:val="20"/>
+                <w:shd w:fill="F0F0F0" w:val="clear"/>
+              </w:rPr>
+              <w:t xml:space="preserve">No transaction is active</w:t>
+            </w:r>
+          </w:p>
+        </w:tc>
+        <w:tc>
+          <w:tcPr>
+            <w:tcW w:type="dxa" w:w="4819"/>
+            <w:tcMar>
+              <w:top w:type="dxa" w:w="60"/>
+              <w:left w:type="dxa" w:w="80"/>
+              <w:bottom w:type="dxa" w:w="60"/>
+              <w:right w:type="dxa" w:w="80"/>
+            </w:tcMar>
+          </w:tcPr>
+          <w:p>
+            <w:pPr>
+              <w:spacing w:after="0" w:line="260"/>
+              <w:jc w:val="left"/>
+            </w:pPr>
+            <w:r>
+              <w:rPr>
+                <w:rFonts w:ascii="Times New Roman" w:cs="Times New Roman" w:eastAsia="Times New Roman" w:hAnsi="Times New Roman"/>
+                <w:b w:val="false"/>
+                <w:bCs w:val="false"/>
+                <w:i w:val="false"/>
+                <w:iCs w:val="false"/>
+                <w:sz w:val="22"/>
+                <w:szCs w:val="22"/>
+              </w:rPr>
+              <w:t xml:space="preserve">MS DTC máy nào đó còn </w:t>
+            </w:r>
+            <w:r>
+              <w:rPr>
+                <w:rFonts w:ascii="Consolas" w:cs="Consolas" w:eastAsia="Consolas" w:hAnsi="Consolas"/>
+                <w:b w:val="false"/>
+                <w:bCs w:val="false"/>
+                <w:i w:val="false"/>
+                <w:iCs w:val="false"/>
+                <w:color w:val="0B5394"/>
+                <w:sz w:val="20"/>
+                <w:szCs w:val="20"/>
+                <w:shd w:fill="F0F0F0" w:val="clear"/>
+              </w:rPr>
+              <w:t xml:space="preserve">Mutual</w:t>
+            </w:r>
+            <w:r>
+              <w:rPr>
+                <w:rFonts w:ascii="Times New Roman" w:cs="Times New Roman" w:eastAsia="Times New Roman" w:hAnsi="Times New Roman"/>
+                <w:b w:val="false"/>
+                <w:bCs w:val="false"/>
+                <w:i w:val="false"/>
+                <w:iCs w:val="false"/>
+                <w:sz w:val="22"/>
+                <w:szCs w:val="22"/>
+              </w:rPr>
+              <w:t xml:space="preserve">. Chạy lại </w:t>
+            </w:r>
+            <w:r>
+              <w:rPr>
+                <w:rFonts w:ascii="Consolas" w:cs="Consolas" w:eastAsia="Consolas" w:hAnsi="Consolas"/>
+                <w:b w:val="false"/>
+                <w:bCs w:val="false"/>
+                <w:i w:val="false"/>
+                <w:iCs w:val="false"/>
+                <w:color w:val="0B5394"/>
+                <w:sz w:val="20"/>
+                <w:szCs w:val="20"/>
+                <w:shd w:fill="F0F0F0" w:val="clear"/>
+              </w:rPr>
+              <w:t xml:space="preserve">CHAY_BAT_MSDTC.bat</w:t>
+            </w:r>
+          </w:p>
+        </w:tc>
+      </w:tr>
+      <w:tr>
+        <w:tc>
+          <w:tcPr>
+            <w:tcW w:type="dxa" w:w="4819"/>
+            <w:tcMar>
+              <w:top w:type="dxa" w:w="60"/>
+              <w:left w:type="dxa" w:w="80"/>
+              <w:bottom w:type="dxa" w:w="60"/>
+              <w:right w:type="dxa" w:w="80"/>
+            </w:tcMar>
+          </w:tcPr>
+          <w:p>
+            <w:pPr>
+              <w:spacing w:after="0" w:line="260"/>
+              <w:jc w:val="left"/>
+            </w:pPr>
+            <w:r>
+              <w:rPr>
+                <w:rFonts w:ascii="Times New Roman" w:cs="Times New Roman" w:eastAsia="Times New Roman" w:hAnsi="Times New Roman"/>
+                <w:b w:val="false"/>
+                <w:bCs w:val="false"/>
+                <w:i w:val="false"/>
+                <w:iCs w:val="false"/>
+                <w:sz w:val="22"/>
+                <w:szCs w:val="22"/>
+              </w:rPr>
+              <w:t xml:space="preserve">Lỗi 451 collation</w:t>
+            </w:r>
+          </w:p>
+        </w:tc>
+        <w:tc>
+          <w:tcPr>
+            <w:tcW w:type="dxa" w:w="4819"/>
+            <w:tcMar>
+              <w:top w:type="dxa" w:w="60"/>
+              <w:left w:type="dxa" w:w="80"/>
+              <w:bottom w:type="dxa" w:w="60"/>
+              <w:right w:type="dxa" w:w="80"/>
+            </w:tcMar>
+          </w:tcPr>
+          <w:p>
+            <w:pPr>
+              <w:spacing w:after="0" w:line="260"/>
+              <w:jc w:val="left"/>
+            </w:pPr>
+            <w:r>
+              <w:rPr>
+                <w:rFonts w:ascii="Times New Roman" w:cs="Times New Roman" w:eastAsia="Times New Roman" w:hAnsi="Times New Roman"/>
+                <w:b w:val="false"/>
+                <w:bCs w:val="false"/>
+                <w:i w:val="false"/>
+                <w:iCs w:val="false"/>
+                <w:sz w:val="22"/>
+                <w:szCs w:val="22"/>
+              </w:rPr>
+              <w:t xml:space="preserve">Thiếu </w:t>
+            </w:r>
+            <w:r>
+              <w:rPr>
+                <w:rFonts w:ascii="Consolas" w:cs="Consolas" w:eastAsia="Consolas" w:hAnsi="Consolas"/>
+                <w:b w:val="false"/>
+                <w:bCs w:val="false"/>
+                <w:i w:val="false"/>
+                <w:iCs w:val="false"/>
+                <w:color w:val="0B5394"/>
+                <w:sz w:val="20"/>
+                <w:szCs w:val="20"/>
+                <w:shd w:fill="F0F0F0" w:val="clear"/>
+              </w:rPr>
+              <w:t xml:space="preserve">COLLATE DATABASE_DEFAULT</w:t>
+            </w:r>
+            <w:r>
+              <w:rPr>
+                <w:rFonts w:ascii="Times New Roman" w:cs="Times New Roman" w:eastAsia="Times New Roman" w:hAnsi="Times New Roman"/>
+                <w:b w:val="false"/>
+                <w:bCs w:val="false"/>
+                <w:i w:val="false"/>
+                <w:iCs w:val="false"/>
+                <w:sz w:val="22"/>
+                <w:szCs w:val="22"/>
+              </w:rPr>
+              <w:t xml:space="preserve"> trong câu </w:t>
+            </w:r>
+            <w:r>
+              <w:rPr>
+                <w:rFonts w:ascii="Consolas" w:cs="Consolas" w:eastAsia="Consolas" w:hAnsi="Consolas"/>
+                <w:b w:val="false"/>
+                <w:bCs w:val="false"/>
+                <w:i w:val="false"/>
+                <w:iCs w:val="false"/>
+                <w:color w:val="0B5394"/>
+                <w:sz w:val="20"/>
+                <w:szCs w:val="20"/>
+                <w:shd w:fill="F0F0F0" w:val="clear"/>
+              </w:rPr>
+              <w:t xml:space="preserve">UNION ALL</w:t>
+            </w:r>
+          </w:p>
+        </w:tc>
+      </w:tr>
+      <w:tr>
+        <w:tc>
+          <w:tcPr>
+            <w:tcW w:type="dxa" w:w="4819"/>
+            <w:tcMar>
+              <w:top w:type="dxa" w:w="60"/>
+              <w:left w:type="dxa" w:w="80"/>
+              <w:bottom w:type="dxa" w:w="60"/>
+              <w:right w:type="dxa" w:w="80"/>
+            </w:tcMar>
+          </w:tcPr>
+          <w:p>
+            <w:pPr>
+              <w:spacing w:after="0" w:line="260"/>
+              <w:jc w:val="left"/>
+            </w:pPr>
+            <w:r>
+              <w:rPr>
+                <w:rFonts w:ascii="Times New Roman" w:cs="Times New Roman" w:eastAsia="Times New Roman" w:hAnsi="Times New Roman"/>
+                <w:b w:val="false"/>
+                <w:bCs w:val="false"/>
+                <w:i w:val="false"/>
+                <w:iCs w:val="false"/>
+                <w:sz w:val="22"/>
+                <w:szCs w:val="22"/>
+              </w:rPr>
+              <w:t xml:space="preserve">Số liệu lệch so với kịch bản</w:t>
+            </w:r>
+          </w:p>
+        </w:tc>
+        <w:tc>
+          <w:tcPr>
+            <w:tcW w:type="dxa" w:w="4819"/>
+            <w:tcMar>
+              <w:top w:type="dxa" w:w="60"/>
+              <w:left w:type="dxa" w:w="80"/>
+              <w:bottom w:type="dxa" w:w="60"/>
+              <w:right w:type="dxa" w:w="80"/>
+            </w:tcMar>
+          </w:tcPr>
+          <w:p>
+            <w:pPr>
+              <w:spacing w:after="0" w:line="260"/>
+              <w:jc w:val="left"/>
+            </w:pPr>
+            <w:r>
+              <w:rPr>
+                <w:rFonts w:ascii="Times New Roman" w:cs="Times New Roman" w:eastAsia="Times New Roman" w:hAnsi="Times New Roman"/>
+                <w:b w:val="false"/>
+                <w:bCs w:val="false"/>
+                <w:i w:val="false"/>
+                <w:iCs w:val="false"/>
+                <w:sz w:val="22"/>
+                <w:szCs w:val="22"/>
+              </w:rPr>
+              <w:t xml:space="preserve">Chạy lại </w:t>
+            </w:r>
+            <w:r>
+              <w:rPr>
+                <w:rFonts w:ascii="Consolas" w:cs="Consolas" w:eastAsia="Consolas" w:hAnsi="Consolas"/>
+                <w:b w:val="false"/>
+                <w:bCs w:val="false"/>
+                <w:i w:val="false"/>
+                <w:iCs w:val="false"/>
+                <w:color w:val="0B5394"/>
+                <w:sz w:val="20"/>
+                <w:szCs w:val="20"/>
+                <w:shd w:fill="F0F0F0" w:val="clear"/>
+              </w:rPr>
+              <w:t xml:space="preserve">07b_ResetDeChupLaiAnh.sql</w:t>
+            </w:r>
+          </w:p>
+        </w:tc>
+      </w:tr>
+      <w:tr>
+        <w:tc>
+          <w:tcPr>
+            <w:tcW w:type="dxa" w:w="4819"/>
+            <w:tcMar>
+              <w:top w:type="dxa" w:w="60"/>
+              <w:left w:type="dxa" w:w="80"/>
+              <w:bottom w:type="dxa" w:w="60"/>
+              <w:right w:type="dxa" w:w="80"/>
+            </w:tcMar>
+          </w:tcPr>
+          <w:p>
+            <w:pPr>
+              <w:spacing w:after="0" w:line="260"/>
+              <w:jc w:val="left"/>
+            </w:pPr>
+            <w:r>
+              <w:rPr>
+                <w:rFonts w:ascii="Times New Roman" w:cs="Times New Roman" w:eastAsia="Times New Roman" w:hAnsi="Times New Roman"/>
+                <w:b w:val="false"/>
+                <w:bCs w:val="false"/>
+                <w:i w:val="false"/>
+                <w:iCs w:val="false"/>
+                <w:sz w:val="22"/>
+                <w:szCs w:val="22"/>
+              </w:rPr>
+              <w:t xml:space="preserve">Mạng chết hẳn</w:t>
+            </w:r>
+          </w:p>
+        </w:tc>
+        <w:tc>
+          <w:tcPr>
+            <w:tcW w:type="dxa" w:w="4819"/>
+            <w:tcMar>
+              <w:top w:type="dxa" w:w="60"/>
+              <w:left w:type="dxa" w:w="80"/>
+              <w:bottom w:type="dxa" w:w="60"/>
+              <w:right w:type="dxa" w:w="80"/>
+            </w:tcMar>
+          </w:tcPr>
+          <w:p>
+            <w:pPr>
+              <w:spacing w:after="0" w:line="260"/>
+              <w:jc w:val="left"/>
+            </w:pPr>
+            <w:r>
+              <w:rPr>
+                <w:rFonts w:ascii="Times New Roman" w:cs="Times New Roman" w:eastAsia="Times New Roman" w:hAnsi="Times New Roman"/>
+                <w:b w:val="false"/>
+                <w:bCs w:val="false"/>
+                <w:i w:val="false"/>
+                <w:iCs w:val="false"/>
+                <w:sz w:val="22"/>
+                <w:szCs w:val="22"/>
+              </w:rPr>
+              <w:t xml:space="preserve">Chuyển sang ba thể hiện trên máy mình. Nói thẳng với thầy là mạng lớp có vấn đề, vẫn demo đủ nghiệp vụ, chỉ mất phần ba máy vật lý</w:t>
+            </w:r>
+          </w:p>
+        </w:tc>
+      </w:tr>
+    </w:tbl>
+    <w:p>
+      <w:pPr>
+        <w:spacing w:after="120"/>
+      </w:pPr>
+      <w:r>
+        <w:t xml:space="preserve"/>
+      </w:r>
+    </w:p>
+    <w:p>
+      <w:pPr>
+        <w:spacing w:after="60"/>
+      </w:pPr>
+      <w:r>
+        <w:t xml:space="preserve"/>
+      </w:r>
+    </w:p>
+    <w:p>
+      <w:pPr>
+        <w:spacing w:after="80" w:line="300"/>
+        <w:jc w:val="both"/>
+      </w:pPr>
+      <w:r>
+        <w:rPr>
+          <w:rFonts w:ascii="Times New Roman" w:cs="Times New Roman" w:eastAsia="Times New Roman" w:hAnsi="Times New Roman"/>
+          <w:b w:val="false"/>
+          <w:bCs w:val="false"/>
+          <w:i w:val="false"/>
+          <w:iCs w:val="false"/>
+          <w:sz w:val="24"/>
+          <w:szCs w:val="24"/>
+        </w:rPr>
+        <w:t xml:space="preserve">Bình tĩnh. Có sự cố thì nói ra, đừng im lặng gõ lung tung.</w:t>
+      </w:r>
+    </w:p>
+    <w:p>
+      <w:pPr>
+        <w:spacing w:after="60"/>
+      </w:pPr>
+      <w:r>
+        <w:t xml:space="preserve"/>
+      </w:r>
+    </w:p>
+    <w:sectPr>
+      <w:headerReference w:type="default" r:id="rId6"/>
+      <w:footerReference w:type="default" r:id="rId7"/>
+      <w:pgSz w:w="11906" w:h="16838" w:orient="portrait"/>
+      <w:pgMar w:top="1134" w:right="1134" w:bottom="1134" w:left="1134" w:header="708" w:footer="708" w:gutter="0"/>
+      <w:pgNumType/>
+      <w:docGrid w:linePitch="360"/>
+    </w:sectPr>
+  </w:body>
+</w:document>
 </file>
 
 <file path=word/endnotes.xml><?xml version="1.0" encoding="utf-8"?>

--- a/Do an cuoi ki/KICH_BAN_THUYET_TRINH.docx
+++ b/Do an cuoi ki/KICH_BAN_THUYET_TRINH.docx
@@ -63,18 +63,6 @@
       <w:r>
         <w:rPr>
           <w:rFonts w:ascii="Times New Roman" w:cs="Times New Roman" w:eastAsia="Times New Roman" w:hAnsi="Times New Roman"/>
-          <w:b w:val="false"/>
-          <w:bCs w:val="false"/>
-          <w:i/>
-          <w:iCs/>
-          <w:sz w:val="24"/>
-          <w:szCs w:val="24"/>
-        </w:rPr>
-        <w:t xml:space="preserve">Cầm tờ này khi demo. Mỗi mục có </w:t>
-      </w:r>
-      <w:r>
-        <w:rPr>
-          <w:rFonts w:ascii="Times New Roman" w:cs="Times New Roman" w:eastAsia="Times New Roman" w:hAnsi="Times New Roman"/>
           <w:b/>
           <w:bCs/>
           <w:i/>
@@ -82,7 +70,7 @@
           <w:sz w:val="24"/>
           <w:szCs w:val="24"/>
         </w:rPr>
-        <w:t xml:space="preserve">lệnh chạy</w:t>
+        <w:t xml:space="preserve">Bản cho ngày demo thật — ba máy vật lý.</w:t>
       </w:r>
       <w:r>
         <w:rPr>
@@ -94,7 +82,7 @@
           <w:sz w:val="24"/>
           <w:szCs w:val="24"/>
         </w:rPr>
-        <w:t xml:space="preserve"> và </w:t>
+        <w:t xml:space="preserve"> Cầm tờ này khi demo. Mỗi mục có </w:t>
       </w:r>
       <w:r>
         <w:rPr>
@@ -106,6 +94,30 @@
           <w:sz w:val="24"/>
           <w:szCs w:val="24"/>
         </w:rPr>
+        <w:t xml:space="preserve">lệnh chạy</w:t>
+      </w:r>
+      <w:r>
+        <w:rPr>
+          <w:rFonts w:ascii="Times New Roman" w:cs="Times New Roman" w:eastAsia="Times New Roman" w:hAnsi="Times New Roman"/>
+          <w:b w:val="false"/>
+          <w:bCs w:val="false"/>
+          <w:i/>
+          <w:iCs/>
+          <w:sz w:val="24"/>
+          <w:szCs w:val="24"/>
+        </w:rPr>
+        <w:t xml:space="preserve"> và </w:t>
+      </w:r>
+      <w:r>
+        <w:rPr>
+          <w:rFonts w:ascii="Times New Roman" w:cs="Times New Roman" w:eastAsia="Times New Roman" w:hAnsi="Times New Roman"/>
+          <w:b/>
+          <w:bCs/>
+          <w:i/>
+          <w:iCs/>
+          <w:sz w:val="24"/>
+          <w:szCs w:val="24"/>
+        </w:rPr>
         <w:t xml:space="preserve">lời nói</w:t>
       </w:r>
       <w:r>
@@ -643,709 +655,70 @@
     </w:p>
     <w:p>
       <w:pPr>
-        <w:pStyle w:val="Heading1"/>
-        <w:spacing w:after="120" w:before="240"/>
+        <w:pBdr>
+          <w:left w:val="single" w:color="F0A500" w:sz="12" w:space="8"/>
+        </w:pBdr>
+        <w:spacing w:after="100" w:line="300"/>
+        <w:ind w:left="360"/>
+        <w:jc w:val="both"/>
       </w:pPr>
       <w:r>
         <w:rPr>
           <w:rFonts w:ascii="Times New Roman" w:cs="Times New Roman" w:eastAsia="Times New Roman" w:hAnsi="Times New Roman"/>
           <w:b/>
           <w:bCs/>
-          <w:i w:val="false"/>
-          <w:iCs w:val="false"/>
-          <w:color w:val="1F3864"/>
-          <w:sz w:val="32"/>
-          <w:szCs w:val="32"/>
-        </w:rPr>
-        <w:t xml:space="preserve">TẬP DƯỢT MỘT MÌNH — khi bạn bè không có mặt</w:t>
-      </w:r>
-    </w:p>
-    <w:p>
-      <w:pPr>
-        <w:spacing w:after="60"/>
-      </w:pPr>
-      <w:r>
-        <w:t xml:space="preserve"/>
-      </w:r>
-    </w:p>
-    <w:p>
-      <w:pPr>
-        <w:spacing w:after="80" w:line="300"/>
-        <w:jc w:val="both"/>
-      </w:pPr>
-      <w:r>
-        <w:rPr>
-          <w:rFonts w:ascii="Times New Roman" w:cs="Times New Roman" w:eastAsia="Times New Roman" w:hAnsi="Times New Roman"/>
-          <w:b w:val="false"/>
-          <w:bCs w:val="false"/>
-          <w:i w:val="false"/>
-          <w:iCs w:val="false"/>
-          <w:sz w:val="24"/>
-          <w:szCs w:val="24"/>
-        </w:rPr>
-        <w:t xml:space="preserve">Ba thể hiện </w:t>
+          <w:i/>
+          <w:iCs/>
+          <w:sz w:val="24"/>
+          <w:szCs w:val="24"/>
+        </w:rPr>
+        <w:t xml:space="preserve">Chưa tập lần nào?</w:t>
+      </w:r>
+      <w:r>
+        <w:rPr>
+          <w:rFonts w:ascii="Times New Roman" w:cs="Times New Roman" w:eastAsia="Times New Roman" w:hAnsi="Times New Roman"/>
+          <w:b w:val="false"/>
+          <w:bCs w:val="false"/>
+          <w:i/>
+          <w:iCs/>
+          <w:sz w:val="24"/>
+          <w:szCs w:val="24"/>
+        </w:rPr>
+        <w:t xml:space="preserve"> Đừng lấy file này ra tập. Mở </w:t>
       </w:r>
       <w:r>
         <w:rPr>
           <w:rFonts w:ascii="Consolas" w:cs="Consolas" w:eastAsia="Consolas" w:hAnsi="Consolas"/>
           <w:b w:val="false"/>
           <w:bCs w:val="false"/>
-          <w:i w:val="false"/>
-          <w:iCs w:val="false"/>
+          <w:i/>
+          <w:iCs/>
           <w:color w:val="0B5394"/>
           <w:sz w:val="20"/>
           <w:szCs w:val="20"/>
           <w:shd w:fill="F0F0F0" w:val="clear"/>
         </w:rPr>
-        <w:t xml:space="preserve">KHO_A</w:t>
-      </w:r>
-      <w:r>
-        <w:rPr>
-          <w:rFonts w:ascii="Times New Roman" w:cs="Times New Roman" w:eastAsia="Times New Roman" w:hAnsi="Times New Roman"/>
-          <w:b w:val="false"/>
-          <w:bCs w:val="false"/>
-          <w:i w:val="false"/>
-          <w:iCs w:val="false"/>
-          <w:sz w:val="24"/>
-          <w:szCs w:val="24"/>
-        </w:rPr>
-        <w:t xml:space="preserve">, </w:t>
-      </w:r>
-      <w:r>
-        <w:rPr>
-          <w:rFonts w:ascii="Consolas" w:cs="Consolas" w:eastAsia="Consolas" w:hAnsi="Consolas"/>
-          <w:b w:val="false"/>
-          <w:bCs w:val="false"/>
-          <w:i w:val="false"/>
-          <w:iCs w:val="false"/>
-          <w:color w:val="0B5394"/>
-          <w:sz w:val="20"/>
-          <w:szCs w:val="20"/>
-          <w:shd w:fill="F0F0F0" w:val="clear"/>
-        </w:rPr>
-        <w:t xml:space="preserve">KHO_B</w:t>
-      </w:r>
-      <w:r>
-        <w:rPr>
-          <w:rFonts w:ascii="Times New Roman" w:cs="Times New Roman" w:eastAsia="Times New Roman" w:hAnsi="Times New Roman"/>
-          <w:b w:val="false"/>
-          <w:bCs w:val="false"/>
-          <w:i w:val="false"/>
-          <w:iCs w:val="false"/>
-          <w:sz w:val="24"/>
-          <w:szCs w:val="24"/>
-        </w:rPr>
-        <w:t xml:space="preserve">, </w:t>
-      </w:r>
-      <w:r>
-        <w:rPr>
-          <w:rFonts w:ascii="Consolas" w:cs="Consolas" w:eastAsia="Consolas" w:hAnsi="Consolas"/>
-          <w:b w:val="false"/>
-          <w:bCs w:val="false"/>
-          <w:i w:val="false"/>
-          <w:iCs w:val="false"/>
-          <w:color w:val="0B5394"/>
-          <w:sz w:val="20"/>
-          <w:szCs w:val="20"/>
-          <w:shd w:fill="F0F0F0" w:val="clear"/>
-        </w:rPr>
-        <w:t xml:space="preserve">KHO_C</w:t>
-      </w:r>
-      <w:r>
-        <w:rPr>
-          <w:rFonts w:ascii="Times New Roman" w:cs="Times New Roman" w:eastAsia="Times New Roman" w:hAnsi="Times New Roman"/>
-          <w:b w:val="false"/>
-          <w:bCs w:val="false"/>
-          <w:i w:val="false"/>
-          <w:iCs w:val="false"/>
-          <w:sz w:val="24"/>
-          <w:szCs w:val="24"/>
-        </w:rPr>
-        <w:t xml:space="preserve"> vẫn còn nguyên trên máy bạn, nên tập được đủ mọi màn mà không cần ai bật máy.</w:t>
-      </w:r>
-    </w:p>
-    <w:p>
-      <w:pPr>
-        <w:spacing w:after="60"/>
-      </w:pPr>
-      <w:r>
-        <w:t xml:space="preserve"/>
-      </w:r>
-    </w:p>
-    <w:p>
-      <w:pPr>
-        <w:spacing w:after="80" w:line="300"/>
-        <w:jc w:val="both"/>
-      </w:pPr>
-      <w:r>
-        <w:rPr>
-          <w:rFonts w:ascii="Times New Roman" w:cs="Times New Roman" w:eastAsia="Times New Roman" w:hAnsi="Times New Roman"/>
-          <w:b/>
-          <w:bCs/>
-          <w:i w:val="false"/>
-          <w:iCs w:val="false"/>
-          <w:sz w:val="24"/>
-          <w:szCs w:val="24"/>
-        </w:rPr>
-        <w:t xml:space="preserve">Chuyển sang chế độ một máy:</w:t>
-      </w:r>
-      <w:r>
-        <w:rPr>
-          <w:rFonts w:ascii="Times New Roman" w:cs="Times New Roman" w:eastAsia="Times New Roman" w:hAnsi="Times New Roman"/>
-          <w:b w:val="false"/>
-          <w:bCs w:val="false"/>
-          <w:i w:val="false"/>
-          <w:iCs w:val="false"/>
-          <w:sz w:val="24"/>
-          <w:szCs w:val="24"/>
-        </w:rPr>
-        <w:t xml:space="preserve"> mở </w:t>
-      </w:r>
-      <w:r>
-        <w:rPr>
-          <w:rFonts w:ascii="Consolas" w:cs="Consolas" w:eastAsia="Consolas" w:hAnsi="Consolas"/>
-          <w:b w:val="false"/>
-          <w:bCs w:val="false"/>
-          <w:i w:val="false"/>
-          <w:iCs w:val="false"/>
-          <w:color w:val="0B5394"/>
-          <w:sz w:val="20"/>
-          <w:szCs w:val="20"/>
-          <w:shd w:fill="F0F0F0" w:val="clear"/>
-        </w:rPr>
-        <w:t xml:space="preserve">SQL\13_DoiCheDo_MotMay_BaMay.sql</w:t>
-      </w:r>
-      <w:r>
-        <w:rPr>
-          <w:rFonts w:ascii="Times New Roman" w:cs="Times New Roman" w:eastAsia="Times New Roman" w:hAnsi="Times New Roman"/>
-          <w:b w:val="false"/>
-          <w:bCs w:val="false"/>
-          <w:i w:val="false"/>
-          <w:iCs w:val="false"/>
-          <w:sz w:val="24"/>
-          <w:szCs w:val="24"/>
-        </w:rPr>
-        <w:t xml:space="preserve">, dòng </w:t>
-      </w:r>
-      <w:r>
-        <w:rPr>
-          <w:rFonts w:ascii="Consolas" w:cs="Consolas" w:eastAsia="Consolas" w:hAnsi="Consolas"/>
-          <w:b w:val="false"/>
-          <w:bCs w:val="false"/>
-          <w:i w:val="false"/>
-          <w:iCs w:val="false"/>
-          <w:color w:val="0B5394"/>
-          <w:sz w:val="20"/>
-          <w:szCs w:val="20"/>
-          <w:shd w:fill="F0F0F0" w:val="clear"/>
-        </w:rPr>
-        <w:t xml:space="preserve">@CheDo</w:t>
-      </w:r>
-      <w:r>
-        <w:rPr>
-          <w:rFonts w:ascii="Times New Roman" w:cs="Times New Roman" w:eastAsia="Times New Roman" w:hAnsi="Times New Roman"/>
-          <w:b w:val="false"/>
-          <w:bCs w:val="false"/>
-          <w:i w:val="false"/>
-          <w:iCs w:val="false"/>
-          <w:sz w:val="24"/>
-          <w:szCs w:val="24"/>
-        </w:rPr>
-        <w:t xml:space="preserve"> để </w:t>
-      </w:r>
-      <w:r>
-        <w:rPr>
-          <w:rFonts w:ascii="Consolas" w:cs="Consolas" w:eastAsia="Consolas" w:hAnsi="Consolas"/>
-          <w:b w:val="false"/>
-          <w:bCs w:val="false"/>
-          <w:i w:val="false"/>
-          <w:iCs w:val="false"/>
-          <w:color w:val="0B5394"/>
-          <w:sz w:val="20"/>
-          <w:szCs w:val="20"/>
-          <w:shd w:fill="F0F0F0" w:val="clear"/>
-        </w:rPr>
-        <w:t xml:space="preserve">'MOTMAY'</w:t>
-      </w:r>
-      <w:r>
-        <w:rPr>
-          <w:rFonts w:ascii="Times New Roman" w:cs="Times New Roman" w:eastAsia="Times New Roman" w:hAnsi="Times New Roman"/>
-          <w:b w:val="false"/>
-          <w:bCs w:val="false"/>
-          <w:i w:val="false"/>
-          <w:iCs w:val="false"/>
-          <w:sz w:val="24"/>
-          <w:szCs w:val="24"/>
-        </w:rPr>
-        <w:t xml:space="preserve">, bấm F5. Rồi chạy </w:t>
-      </w:r>
-      <w:r>
-        <w:rPr>
-          <w:rFonts w:ascii="Consolas" w:cs="Consolas" w:eastAsia="Consolas" w:hAnsi="Consolas"/>
-          <w:b w:val="false"/>
-          <w:bCs w:val="false"/>
-          <w:i w:val="false"/>
-          <w:iCs w:val="false"/>
-          <w:color w:val="0B5394"/>
-          <w:sz w:val="20"/>
-          <w:szCs w:val="20"/>
-          <w:shd w:fill="F0F0F0" w:val="clear"/>
-        </w:rPr>
-        <w:t xml:space="preserve">07b_ResetDeChupLaiAnh.sql</w:t>
-      </w:r>
-      <w:r>
-        <w:rPr>
-          <w:rFonts w:ascii="Times New Roman" w:cs="Times New Roman" w:eastAsia="Times New Roman" w:hAnsi="Times New Roman"/>
-          <w:b w:val="false"/>
-          <w:bCs w:val="false"/>
-          <w:i w:val="false"/>
-          <w:iCs w:val="false"/>
-          <w:sz w:val="24"/>
-          <w:szCs w:val="24"/>
-        </w:rPr>
-        <w:t xml:space="preserve">.</w:t>
-      </w:r>
-    </w:p>
-    <w:p>
-      <w:pPr>
-        <w:spacing w:after="60"/>
-      </w:pPr>
-      <w:r>
-        <w:t xml:space="preserve"/>
-      </w:r>
-    </w:p>
-    <w:p>
-      <w:pPr>
-        <w:spacing w:after="80" w:line="300"/>
-        <w:jc w:val="both"/>
-      </w:pPr>
-      <w:r>
-        <w:rPr>
-          <w:rFonts w:ascii="Times New Roman" w:cs="Times New Roman" w:eastAsia="Times New Roman" w:hAnsi="Times New Roman"/>
-          <w:b w:val="false"/>
-          <w:bCs w:val="false"/>
-          <w:i w:val="false"/>
-          <w:iCs w:val="false"/>
-          <w:sz w:val="24"/>
-          <w:szCs w:val="24"/>
-        </w:rPr>
-        <w:t xml:space="preserve">Xong là tập được </w:t>
-      </w:r>
-      <w:r>
-        <w:rPr>
-          <w:rFonts w:ascii="Times New Roman" w:cs="Times New Roman" w:eastAsia="Times New Roman" w:hAnsi="Times New Roman"/>
-          <w:b/>
-          <w:bCs/>
-          <w:i w:val="false"/>
-          <w:iCs w:val="false"/>
-          <w:sz w:val="24"/>
-          <w:szCs w:val="24"/>
-        </w:rPr>
-        <w:t xml:space="preserve">màn 2 đến màn 7</w:t>
-      </w:r>
-      <w:r>
-        <w:rPr>
-          <w:rFonts w:ascii="Times New Roman" w:cs="Times New Roman" w:eastAsia="Times New Roman" w:hAnsi="Times New Roman"/>
-          <w:b w:val="false"/>
-          <w:bCs w:val="false"/>
-          <w:i w:val="false"/>
-          <w:iCs w:val="false"/>
-          <w:sz w:val="24"/>
-          <w:szCs w:val="24"/>
-        </w:rPr>
-        <w:t xml:space="preserve"> y như thật: điều chuyển, thiếu hàng, lỗi giữa chừng, tổng kết, phần mềm web. Số liệu giống hệt.</w:t>
-      </w:r>
-    </w:p>
-    <w:p>
-      <w:pPr>
-        <w:spacing w:after="60"/>
-      </w:pPr>
-      <w:r>
-        <w:t xml:space="preserve"/>
-      </w:r>
-    </w:p>
-    <w:p>
-      <w:pPr>
-        <w:spacing w:after="80" w:line="300"/>
-        <w:jc w:val="both"/>
-      </w:pPr>
-      <w:r>
-        <w:rPr>
-          <w:rFonts w:ascii="Times New Roman" w:cs="Times New Roman" w:eastAsia="Times New Roman" w:hAnsi="Times New Roman"/>
-          <w:b/>
-          <w:bCs/>
-          <w:i w:val="false"/>
-          <w:iCs w:val="false"/>
-          <w:sz w:val="24"/>
-          <w:szCs w:val="24"/>
-        </w:rPr>
-        <w:t xml:space="preserve">Hôm demo thật:</w:t>
-      </w:r>
-      <w:r>
-        <w:rPr>
-          <w:rFonts w:ascii="Times New Roman" w:cs="Times New Roman" w:eastAsia="Times New Roman" w:hAnsi="Times New Roman"/>
-          <w:b w:val="false"/>
-          <w:bCs w:val="false"/>
-          <w:i w:val="false"/>
-          <w:iCs w:val="false"/>
-          <w:sz w:val="24"/>
-          <w:szCs w:val="24"/>
-        </w:rPr>
-        <w:t xml:space="preserve"> mở lại file 13, đổi </w:t>
-      </w:r>
-      <w:r>
-        <w:rPr>
-          <w:rFonts w:ascii="Consolas" w:cs="Consolas" w:eastAsia="Consolas" w:hAnsi="Consolas"/>
-          <w:b w:val="false"/>
-          <w:bCs w:val="false"/>
-          <w:i w:val="false"/>
-          <w:iCs w:val="false"/>
-          <w:color w:val="0B5394"/>
-          <w:sz w:val="20"/>
-          <w:szCs w:val="20"/>
-          <w:shd w:fill="F0F0F0" w:val="clear"/>
-        </w:rPr>
-        <w:t xml:space="preserve">@CheDo</w:t>
-      </w:r>
-      <w:r>
-        <w:rPr>
-          <w:rFonts w:ascii="Times New Roman" w:cs="Times New Roman" w:eastAsia="Times New Roman" w:hAnsi="Times New Roman"/>
-          <w:b w:val="false"/>
-          <w:bCs w:val="false"/>
-          <w:i w:val="false"/>
-          <w:iCs w:val="false"/>
-          <w:sz w:val="24"/>
-          <w:szCs w:val="24"/>
-        </w:rPr>
-        <w:t xml:space="preserve"> thành </w:t>
-      </w:r>
-      <w:r>
-        <w:rPr>
-          <w:rFonts w:ascii="Consolas" w:cs="Consolas" w:eastAsia="Consolas" w:hAnsi="Consolas"/>
-          <w:b w:val="false"/>
-          <w:bCs w:val="false"/>
-          <w:i w:val="false"/>
-          <w:iCs w:val="false"/>
-          <w:color w:val="0B5394"/>
-          <w:sz w:val="20"/>
-          <w:szCs w:val="20"/>
-          <w:shd w:fill="F0F0F0" w:val="clear"/>
-        </w:rPr>
-        <w:t xml:space="preserve">'BAMAY'</w:t>
-      </w:r>
-      <w:r>
-        <w:rPr>
-          <w:rFonts w:ascii="Times New Roman" w:cs="Times New Roman" w:eastAsia="Times New Roman" w:hAnsi="Times New Roman"/>
-          <w:b w:val="false"/>
-          <w:bCs w:val="false"/>
-          <w:i w:val="false"/>
-          <w:iCs w:val="false"/>
-          <w:sz w:val="24"/>
-          <w:szCs w:val="24"/>
-        </w:rPr>
-        <w:t xml:space="preserve">, bấm F5. Hoặc chạy file 11 như hướng dẫn. Hai cách tương đương.</w:t>
-      </w:r>
-    </w:p>
-    <w:p>
-      <w:pPr>
-        <w:spacing w:after="60"/>
-      </w:pPr>
-      <w:r>
-        <w:t xml:space="preserve"/>
-      </w:r>
-    </w:p>
-    <w:p>
-      <w:pPr>
-        <w:spacing w:after="80" w:line="300"/>
-        <w:jc w:val="both"/>
-      </w:pPr>
-      <w:r>
-        <w:rPr>
-          <w:rFonts w:ascii="Times New Roman" w:cs="Times New Roman" w:eastAsia="Times New Roman" w:hAnsi="Times New Roman"/>
-          <w:b w:val="false"/>
-          <w:bCs w:val="false"/>
-          <w:i w:val="false"/>
-          <w:iCs w:val="false"/>
-          <w:sz w:val="24"/>
-          <w:szCs w:val="24"/>
-        </w:rPr>
-        <w:t xml:space="preserve">Ba điều cần biết khi tập một mình:</w:t>
-      </w:r>
-    </w:p>
-    <w:p>
-      <w:pPr>
-        <w:spacing w:after="60"/>
-      </w:pPr>
-      <w:r>
-        <w:t xml:space="preserve"/>
-      </w:r>
-    </w:p>
-    <w:p>
-      <w:pPr>
-        <w:spacing w:after="50" w:line="300"/>
-        <w:ind w:left="431" w:hanging="288"/>
-      </w:pPr>
-      <w:r>
-        <w:rPr>
-          <w:rFonts w:ascii="Times New Roman" w:cs="Times New Roman" w:eastAsia="Times New Roman" w:hAnsi="Times New Roman"/>
-          <w:sz w:val="24"/>
-          <w:szCs w:val="24"/>
-        </w:rPr>
-        <w:t xml:space="preserve">•  </w:t>
-      </w:r>
-      <w:r>
-        <w:rPr>
-          <w:rFonts w:ascii="Times New Roman" w:cs="Times New Roman" w:eastAsia="Times New Roman" w:hAnsi="Times New Roman"/>
-          <w:b/>
-          <w:bCs/>
-          <w:i w:val="false"/>
-          <w:iCs w:val="false"/>
-          <w:sz w:val="24"/>
-          <w:szCs w:val="24"/>
-        </w:rPr>
-        <w:t xml:space="preserve">Màn 1 không tập được.</w:t>
-      </w:r>
-      <w:r>
-        <w:rPr>
-          <w:rFonts w:ascii="Times New Roman" w:cs="Times New Roman" w:eastAsia="Times New Roman" w:hAnsi="Times New Roman"/>
-          <w:b w:val="false"/>
-          <w:bCs w:val="false"/>
-          <w:i w:val="false"/>
-          <w:iCs w:val="false"/>
-          <w:sz w:val="24"/>
-          <w:szCs w:val="24"/>
-        </w:rPr>
-        <w:t xml:space="preserve"> Nó phải ra ba tên máy khác nhau, mà chế độ một máy</w:t>
-      </w:r>
-    </w:p>
-    <w:p>
-      <w:pPr>
-        <w:spacing w:after="80" w:line="300"/>
-        <w:jc w:val="both"/>
-      </w:pPr>
-      <w:r>
-        <w:rPr>
-          <w:rFonts w:ascii="Times New Roman" w:cs="Times New Roman" w:eastAsia="Times New Roman" w:hAnsi="Times New Roman"/>
-          <w:b w:val="false"/>
-          <w:bCs w:val="false"/>
-          <w:i w:val="false"/>
-          <w:iCs w:val="false"/>
-          <w:sz w:val="24"/>
-          <w:szCs w:val="24"/>
-        </w:rPr>
-        <w:t xml:space="preserve">thì cả ba đều là </w:t>
-      </w:r>
-      <w:r>
-        <w:rPr>
-          <w:rFonts w:ascii="Consolas" w:cs="Consolas" w:eastAsia="Consolas" w:hAnsi="Consolas"/>
-          <w:b w:val="false"/>
-          <w:bCs w:val="false"/>
-          <w:i w:val="false"/>
-          <w:iCs w:val="false"/>
-          <w:color w:val="0B5394"/>
-          <w:sz w:val="20"/>
-          <w:szCs w:val="20"/>
-          <w:shd w:fill="F0F0F0" w:val="clear"/>
-        </w:rPr>
-        <w:t xml:space="preserve">Mignon</w:t>
-      </w:r>
-      <w:r>
-        <w:rPr>
-          <w:rFonts w:ascii="Times New Roman" w:cs="Times New Roman" w:eastAsia="Times New Roman" w:hAnsi="Times New Roman"/>
-          <w:b w:val="false"/>
-          <w:bCs w:val="false"/>
-          <w:i w:val="false"/>
-          <w:iCs w:val="false"/>
-          <w:sz w:val="24"/>
-          <w:szCs w:val="24"/>
-        </w:rPr>
-        <w:t xml:space="preserve">. Bỏ qua màn này lúc tập.</w:t>
-      </w:r>
-    </w:p>
-    <w:p>
-      <w:pPr>
-        <w:spacing w:after="50" w:line="300"/>
-        <w:ind w:left="431" w:hanging="288"/>
-      </w:pPr>
-      <w:r>
-        <w:rPr>
-          <w:rFonts w:ascii="Times New Roman" w:cs="Times New Roman" w:eastAsia="Times New Roman" w:hAnsi="Times New Roman"/>
-          <w:sz w:val="24"/>
-          <w:szCs w:val="24"/>
-        </w:rPr>
-        <w:t xml:space="preserve">•  </w:t>
-      </w:r>
-      <w:r>
-        <w:rPr>
-          <w:rFonts w:ascii="Times New Roman" w:cs="Times New Roman" w:eastAsia="Times New Roman" w:hAnsi="Times New Roman"/>
-          <w:b/>
-          <w:bCs/>
-          <w:i w:val="false"/>
-          <w:iCs w:val="false"/>
-          <w:sz w:val="24"/>
-          <w:szCs w:val="24"/>
-        </w:rPr>
-        <w:t xml:space="preserve">MS DTC không cần bật.</w:t>
-      </w:r>
-      <w:r>
-        <w:rPr>
-          <w:rFonts w:ascii="Times New Roman" w:cs="Times New Roman" w:eastAsia="Times New Roman" w:hAnsi="Times New Roman"/>
-          <w:b w:val="false"/>
-          <w:bCs w:val="false"/>
-          <w:i w:val="false"/>
-          <w:iCs w:val="false"/>
-          <w:sz w:val="24"/>
-          <w:szCs w:val="24"/>
-        </w:rPr>
-        <w:t xml:space="preserve"> Ba thể hiện dùng chung một DTC nội bộ. Nên dù tập</w:t>
-      </w:r>
-    </w:p>
-    <w:p>
-      <w:pPr>
-        <w:spacing w:after="80" w:line="300"/>
-        <w:jc w:val="both"/>
-      </w:pPr>
-      <w:r>
-        <w:rPr>
-          <w:rFonts w:ascii="Times New Roman" w:cs="Times New Roman" w:eastAsia="Times New Roman" w:hAnsi="Times New Roman"/>
-          <w:b w:val="false"/>
-          <w:bCs w:val="false"/>
-          <w:i w:val="false"/>
-          <w:iCs w:val="false"/>
-          <w:sz w:val="24"/>
-          <w:szCs w:val="24"/>
-        </w:rPr>
-        <w:t xml:space="preserve">trơn tru, hôm demo vẫn </w:t>
-      </w:r>
-      <w:r>
-        <w:rPr>
-          <w:rFonts w:ascii="Times New Roman" w:cs="Times New Roman" w:eastAsia="Times New Roman" w:hAnsi="Times New Roman"/>
-          <w:b/>
-          <w:bCs/>
-          <w:i w:val="false"/>
-          <w:iCs w:val="false"/>
-          <w:sz w:val="24"/>
-          <w:szCs w:val="24"/>
-        </w:rPr>
-        <w:t xml:space="preserve">phải chạy `CHAY_BAT_MSDTC.bat` ở cả ba máy</w:t>
-      </w:r>
-      <w:r>
-        <w:rPr>
-          <w:rFonts w:ascii="Times New Roman" w:cs="Times New Roman" w:eastAsia="Times New Roman" w:hAnsi="Times New Roman"/>
-          <w:b w:val="false"/>
-          <w:bCs w:val="false"/>
-          <w:i w:val="false"/>
-          <w:iCs w:val="false"/>
-          <w:sz w:val="24"/>
-          <w:szCs w:val="24"/>
-        </w:rPr>
-        <w:t xml:space="preserve">.</w:t>
-      </w:r>
-    </w:p>
-    <w:p>
-      <w:pPr>
-        <w:spacing w:after="50" w:line="300"/>
-        <w:ind w:left="431" w:hanging="288"/>
-      </w:pPr>
-      <w:r>
-        <w:rPr>
-          <w:rFonts w:ascii="Times New Roman" w:cs="Times New Roman" w:eastAsia="Times New Roman" w:hAnsi="Times New Roman"/>
-          <w:sz w:val="24"/>
-          <w:szCs w:val="24"/>
-        </w:rPr>
-        <w:t xml:space="preserve">•  </w:t>
-      </w:r>
-      <w:r>
-        <w:rPr>
-          <w:rFonts w:ascii="Times New Roman" w:cs="Times New Roman" w:eastAsia="Times New Roman" w:hAnsi="Times New Roman"/>
-          <w:b/>
-          <w:bCs/>
-          <w:i w:val="false"/>
-          <w:iCs w:val="false"/>
-          <w:sz w:val="24"/>
-          <w:szCs w:val="24"/>
-        </w:rPr>
-        <w:t xml:space="preserve">Đồng bộ danh mục sẽ không chạy.</w:t>
-      </w:r>
-      <w:r>
-        <w:rPr>
-          <w:rFonts w:ascii="Times New Roman" w:cs="Times New Roman" w:eastAsia="Times New Roman" w:hAnsi="Times New Roman"/>
-          <w:b w:val="false"/>
-          <w:bCs w:val="false"/>
-          <w:i w:val="false"/>
-          <w:iCs w:val="false"/>
-          <w:sz w:val="24"/>
-          <w:szCs w:val="24"/>
-        </w:rPr>
-        <w:t xml:space="preserve"> Replication vẫn đang trỏ sang hai máy bạn</w:t>
-      </w:r>
-    </w:p>
-    <w:p>
-      <w:pPr>
-        <w:spacing w:after="80" w:line="300"/>
-        <w:jc w:val="both"/>
-      </w:pPr>
-      <w:r>
-        <w:rPr>
-          <w:rFonts w:ascii="Times New Roman" w:cs="Times New Roman" w:eastAsia="Times New Roman" w:hAnsi="Times New Roman"/>
-          <w:b w:val="false"/>
-          <w:bCs w:val="false"/>
-          <w:i w:val="false"/>
-          <w:iCs w:val="false"/>
-          <w:sz w:val="24"/>
-          <w:szCs w:val="24"/>
-        </w:rPr>
-        <w:t xml:space="preserve">bè. Không ảnh hưởng các màn khác; đừng hoảng khi thấy agent báo lỗi.</w:t>
-      </w:r>
-    </w:p>
-    <w:p>
-      <w:pPr>
-        <w:spacing w:after="60"/>
-      </w:pPr>
-      <w:r>
-        <w:t xml:space="preserve"/>
-      </w:r>
-    </w:p>
-    <w:p>
-      <w:pPr>
-        <w:spacing w:after="80" w:line="300"/>
-        <w:jc w:val="both"/>
-      </w:pPr>
-      <w:r>
-        <w:rPr>
-          <w:rFonts w:ascii="Times New Roman" w:cs="Times New Roman" w:eastAsia="Times New Roman" w:hAnsi="Times New Roman"/>
-          <w:b w:val="false"/>
-          <w:bCs w:val="false"/>
-          <w:i w:val="false"/>
-          <w:iCs w:val="false"/>
-          <w:sz w:val="24"/>
-          <w:szCs w:val="24"/>
-        </w:rPr>
-        <w:t xml:space="preserve">Tập ít nhất </w:t>
-      </w:r>
-      <w:r>
-        <w:rPr>
-          <w:rFonts w:ascii="Times New Roman" w:cs="Times New Roman" w:eastAsia="Times New Roman" w:hAnsi="Times New Roman"/>
-          <w:b/>
-          <w:bCs/>
-          <w:i w:val="false"/>
-          <w:iCs w:val="false"/>
-          <w:sz w:val="24"/>
-          <w:szCs w:val="24"/>
-        </w:rPr>
-        <w:t xml:space="preserve">hai lượt trọn vẹn</w:t>
-      </w:r>
-      <w:r>
-        <w:rPr>
-          <w:rFonts w:ascii="Times New Roman" w:cs="Times New Roman" w:eastAsia="Times New Roman" w:hAnsi="Times New Roman"/>
-          <w:b w:val="false"/>
-          <w:bCs w:val="false"/>
-          <w:i w:val="false"/>
-          <w:iCs w:val="false"/>
-          <w:sz w:val="24"/>
-          <w:szCs w:val="24"/>
-        </w:rPr>
-        <w:t xml:space="preserve"> trước hôm lên lớp. Lượt đầu để nhớ thứ tự, lượt sau để nói cho trôi.</w:t>
+        <w:t xml:space="preserve">KICH_BAN_TAP_1MAY.pdf</w:t>
+      </w:r>
+      <w:r>
+        <w:rPr>
+          <w:rFonts w:ascii="Times New Roman" w:cs="Times New Roman" w:eastAsia="Times New Roman" w:hAnsi="Times New Roman"/>
+          <w:b w:val="false"/>
+          <w:bCs w:val="false"/>
+          <w:i/>
+          <w:iCs/>
+          <w:sz w:val="24"/>
+          <w:szCs w:val="24"/>
+        </w:rPr>
+        <w:t xml:space="preserve"> — bản dành riêng cho việc tự diễn thử trên một máy, chỉ chi tiết từng bước và ghi rõ con số phải thấy. Tập xong hai lượt rồi hãy quay lại file này.</w:t>
+      </w:r>
+    </w:p>
+    <w:p>
+      <w:pPr>
+        <w:spacing w:after="100"/>
+      </w:pPr>
+      <w:r>
+        <w:t xml:space="preserve"/>
       </w:r>
     </w:p>
     <w:p>
